--- a/SILAIS - Auditoria/AVANCES_PROYECTO_FINAL/IX. TRABAJO DE AUDITORIA/ORGANIGRAMA.docx
+++ b/SILAIS - Auditoria/AVANCES_PROYECTO_FINAL/IX. TRABAJO DE AUDITORIA/ORGANIGRAMA.docx
@@ -111,6 +111,7 @@
     </w:p>
     <w:p>
       <w:pPr>
+        <w:pStyle w:val="Prrafodelista"/>
         <w:rPr>
           <w:rFonts w:ascii="Arial" w:hAnsi="Arial" w:cs="Arial"/>
           <w:b/>
@@ -123,11 +124,12 @@
           <w:b/>
           <w:bCs/>
         </w:rPr>
-        <w:t>Descripción de roles</w:t>
+        <w:t>DESCRIPCIÓN DE ROLES</w:t>
       </w:r>
     </w:p>
     <w:p>
       <w:pPr>
+        <w:pStyle w:val="Prrafodelista"/>
         <w:rPr>
           <w:rFonts w:ascii="Arial" w:hAnsi="Arial" w:cs="Arial"/>
           <w:b/>
@@ -140,7 +142,7 @@
         <w:pStyle w:val="Prrafodelista"/>
         <w:numPr>
           <w:ilvl w:val="0"/>
-          <w:numId w:val="1"/>
+          <w:numId w:val="9"/>
         </w:numPr>
         <w:rPr>
           <w:rFonts w:ascii="Arial" w:hAnsi="Arial" w:cs="Arial"/>
@@ -152,24 +154,14 @@
           <w:b/>
           <w:bCs/>
         </w:rPr>
-        <w:t>Coordinador General de Auditoría:</w:t>
+        <w:t>Coordinador General de Auditoría: </w:t>
       </w:r>
       <w:r>
         <w:rPr>
           <w:rFonts w:ascii="Arial" w:hAnsi="Arial" w:cs="Arial"/>
         </w:rPr>
-        <w:t> Es el responsable máximo de la auditoría, encargado de planificar, coordinar y supervisar todas las actividades del equipo auditor. Asegura que se cumplan los objetivos establecidos, que se sigan las normas aplicables (como ISO 19011:2018, ISO/IEC 27001:2022, ANSI/TIA/EIA-568-C y COBIT 2019), y que los hallazgos se documenten adecuadamente. Además, actúa como puente entre la Dirección del Instituto Ulises Tapia Roa y el equipo de auditoría, garantizando la comunicación y el cumplimiento de plazos. Es responsable de la revisión y aprobación del informe final de auditoría, así como de la presentación de resultados ante la Dirección del Instituto.</w:t>
+        <w:t>Es el responsable máximo de la auditoría, encargado de planificar, coordinar y supervisar todas las actividades del equipo auditor. Asegura que se cumplan los objetivos establecidos, que se sigan las normas aplicables (como ISO 19011:2018, ISO/IEC 27001:2022, ANSI/TIA/EIA-568-C y COBIT 2019), y que los hallazgos se documenten adecuadamente. Además, actúa como puente entre la Dirección del SILAIS - Sede Masaya y el equipo de auditoría, garantizando la comunicación y el cumplimiento de plazos. Es responsable de la revisión y aprobación del informe final de auditoría, así como de la presentación de resultados ante el Director General del SILAIS (Dr. Silvio Navarro) y su equipo directivo.</w:t>
       </w:r>
-    </w:p>
-    <w:p>
-      <w:pPr>
-        <w:pStyle w:val="Prrafodelista"/>
-        <w:rPr>
-          <w:rFonts w:ascii="Arial" w:hAnsi="Arial" w:cs="Arial"/>
-          <w:b/>
-          <w:bCs/>
-        </w:rPr>
-      </w:pPr>
     </w:p>
     <w:p>
       <w:pPr>
@@ -184,7 +176,7 @@
         <w:pStyle w:val="Prrafodelista"/>
         <w:numPr>
           <w:ilvl w:val="0"/>
-          <w:numId w:val="1"/>
+          <w:numId w:val="9"/>
         </w:numPr>
         <w:rPr>
           <w:rFonts w:ascii="Arial" w:hAnsi="Arial" w:cs="Arial"/>
@@ -196,14 +188,34 @@
           <w:b/>
           <w:bCs/>
         </w:rPr>
-        <w:lastRenderedPageBreak/>
-        <w:t>Asistente de Auditoría:</w:t>
+        <w:t>Asistente de Auditoría: </w:t>
       </w:r>
       <w:r>
         <w:rPr>
           <w:rFonts w:ascii="Arial" w:hAnsi="Arial" w:cs="Arial"/>
         </w:rPr>
-        <w:t> Es el responsable de apoyar al Coordinador General de Auditoría en las tareas administrativas, organizativas y de coordinación del proyecto. Sus funciones incluyen la gestión de la agenda de reuniones, la preparación de documentos y actas, el seguimiento del cronograma de actividades, la comunicación con las partes interesadas, y el archivo de la documentación generada durante la auditoría. Además, colabora en la logística del trabajo de campo, asegurando que los recursos necesarios estén disponibles para el equipo auditor. Reporta directamente al Coordinador General de Auditoría y apoya a los auditores de hardware, redes y auxiliar en sus labores.</w:t>
+        <w:t xml:space="preserve">Es el responsable de apoyar al Coordinador General de Auditoría en las tareas administrativas, organizativas y de coordinación del </w:t>
+      </w:r>
+      <w:r>
+        <w:rPr>
+          <w:rFonts w:ascii="Arial" w:hAnsi="Arial" w:cs="Arial"/>
+        </w:rPr>
+        <w:lastRenderedPageBreak/>
+        <w:t xml:space="preserve">proyecto. Sus funciones incluyen la gestión de la agenda de reuniones, la preparación de documentos y actas, el seguimiento del cronograma de actividades, la comunicación con las partes interesadas (incluyendo al Responsable de Planificación Lic. </w:t>
+      </w:r>
+      <w:proofErr w:type="spellStart"/>
+      <w:r>
+        <w:rPr>
+          <w:rFonts w:ascii="Arial" w:hAnsi="Arial" w:cs="Arial"/>
+        </w:rPr>
+        <w:t>Gardenio</w:t>
+      </w:r>
+      <w:proofErr w:type="spellEnd"/>
+      <w:r>
+        <w:rPr>
+          <w:rFonts w:ascii="Arial" w:hAnsi="Arial" w:cs="Arial"/>
+        </w:rPr>
+        <w:t xml:space="preserve"> Miranda y los responsables de las 14 áreas funcionales), y el archivo de la documentación generada durante la auditoría. Además, colabora en la logística del trabajo de campo, asegurando que los recursos necesarios estén disponibles para el equipo auditor. Reporta directamente al Coordinador General de Auditoría y apoya a los auditores de redes, hardware y auxiliar en sus labores.</w:t>
       </w:r>
     </w:p>
     <w:p>
@@ -217,9 +229,17 @@
     <w:p>
       <w:pPr>
         <w:pStyle w:val="Prrafodelista"/>
+        <w:rPr>
+          <w:rFonts w:ascii="Arial" w:hAnsi="Arial" w:cs="Arial"/>
+        </w:rPr>
+      </w:pPr>
+    </w:p>
+    <w:p>
+      <w:pPr>
+        <w:pStyle w:val="Prrafodelista"/>
         <w:numPr>
           <w:ilvl w:val="0"/>
-          <w:numId w:val="1"/>
+          <w:numId w:val="9"/>
         </w:numPr>
         <w:rPr>
           <w:rFonts w:ascii="Arial" w:hAnsi="Arial" w:cs="Arial"/>
@@ -231,27 +251,97 @@
           <w:b/>
           <w:bCs/>
         </w:rPr>
-        <w:t>Auditor de Hardware/Equipo:</w:t>
+        <w:t>Auditor de Redes: </w:t>
       </w:r>
       <w:r>
         <w:rPr>
           <w:rFonts w:ascii="Arial" w:hAnsi="Arial" w:cs="Arial"/>
         </w:rPr>
-        <w:t> Es el responsable de evaluar la infraestructura física de la red y el estado del hardware de cómputo del Instituto. Sus funciones incluyen la inspección del área de comunicaciones (</w:t>
+        <w:t xml:space="preserve">Es el responsable de evaluar la infraestructura física y la arquitectura lógica de la red del SILAIS - Sede Masaya. Sus funciones incluyen la inspección de las áreas de comunicaciones (Switch Principal </w:t>
       </w:r>
       <w:proofErr w:type="spellStart"/>
       <w:r>
         <w:rPr>
           <w:rFonts w:ascii="Arial" w:hAnsi="Arial" w:cs="Arial"/>
         </w:rPr>
-        <w:t>router</w:t>
+        <w:t>Fast</w:t>
       </w:r>
       <w:proofErr w:type="spellEnd"/>
       <w:r>
         <w:rPr>
           <w:rFonts w:ascii="Arial" w:hAnsi="Arial" w:cs="Arial"/>
         </w:rPr>
-        <w:t xml:space="preserve">, switch, UPS, escritorio de madera), la verificación del cableado estructurado (23 tendidos UTP Categoría 6, conectores RJ45, norma de ponchado T568B, canalización con grapas plásticas, etiquetado tipo banderín), y la realización de pruebas de continuidad con cable </w:t>
+        <w:t xml:space="preserve"> Ethernet de 24 puertos en Dirección, Switch Secundario </w:t>
+      </w:r>
+      <w:proofErr w:type="spellStart"/>
+      <w:r>
+        <w:rPr>
+          <w:rFonts w:ascii="Arial" w:hAnsi="Arial" w:cs="Arial"/>
+        </w:rPr>
+        <w:t>Fast</w:t>
+      </w:r>
+      <w:proofErr w:type="spellEnd"/>
+      <w:r>
+        <w:rPr>
+          <w:rFonts w:ascii="Arial" w:hAnsi="Arial" w:cs="Arial"/>
+        </w:rPr>
+        <w:t xml:space="preserve"> Ethernet de 24 puertos en Varios 1, UPS en cada switch, condiciones ambientales con exposición a polvo volcánico), la verificación del cableado estructurado hacia las 14 áreas funcionales (categoría de cableado, presencia de canaletas plásticas solo en Banco Biológico, Sindicato, Dirección y FET Salud, ausencia de rosetas de pared, ausencia de </w:t>
+      </w:r>
+      <w:proofErr w:type="spellStart"/>
+      <w:r>
+        <w:rPr>
+          <w:rFonts w:ascii="Arial" w:hAnsi="Arial" w:cs="Arial"/>
+        </w:rPr>
+        <w:t>patch</w:t>
+      </w:r>
+      <w:proofErr w:type="spellEnd"/>
+      <w:r>
+        <w:rPr>
+          <w:rFonts w:ascii="Arial" w:hAnsi="Arial" w:cs="Arial"/>
+        </w:rPr>
+        <w:t xml:space="preserve"> </w:t>
+      </w:r>
+      <w:proofErr w:type="spellStart"/>
+      <w:r>
+        <w:rPr>
+          <w:rFonts w:ascii="Arial" w:hAnsi="Arial" w:cs="Arial"/>
+        </w:rPr>
+        <w:t>panels</w:t>
+      </w:r>
+      <w:proofErr w:type="spellEnd"/>
+      <w:r>
+        <w:rPr>
+          <w:rFonts w:ascii="Arial" w:hAnsi="Arial" w:cs="Arial"/>
+        </w:rPr>
+        <w:t xml:space="preserve">, ausencia de </w:t>
+      </w:r>
+      <w:proofErr w:type="spellStart"/>
+      <w:r>
+        <w:rPr>
+          <w:rFonts w:ascii="Arial" w:hAnsi="Arial" w:cs="Arial"/>
+        </w:rPr>
+        <w:t>patch</w:t>
+      </w:r>
+      <w:proofErr w:type="spellEnd"/>
+      <w:r>
+        <w:rPr>
+          <w:rFonts w:ascii="Arial" w:hAnsi="Arial" w:cs="Arial"/>
+        </w:rPr>
+        <w:t xml:space="preserve"> </w:t>
+      </w:r>
+      <w:proofErr w:type="spellStart"/>
+      <w:r>
+        <w:rPr>
+          <w:rFonts w:ascii="Arial" w:hAnsi="Arial" w:cs="Arial"/>
+        </w:rPr>
+        <w:t>cords</w:t>
+      </w:r>
+      <w:proofErr w:type="spellEnd"/>
+      <w:r>
+        <w:rPr>
+          <w:rFonts w:ascii="Arial" w:hAnsi="Arial" w:cs="Arial"/>
+        </w:rPr>
+        <w:t xml:space="preserve">, norma de ponchado T568A), y la realización de pruebas de continuidad con cable </w:t>
       </w:r>
       <w:proofErr w:type="spellStart"/>
       <w:r>
@@ -265,83 +355,119 @@
         <w:rPr>
           <w:rFonts w:ascii="Arial" w:hAnsi="Arial" w:cs="Arial"/>
         </w:rPr>
-        <w:t>. Además, evalúa el estado de las 23 computadoras (21 del laboratorio y 2 de dirección), incluyendo discos duros (monitoreo S.M.A.R.T.), memoria RAM, fuentes de poder, ventilación, limpieza interna y periféricos. Documenta los hallazgos físicos y los reporta al Coordinador General de Auditoría.</w:t>
-      </w:r>
-    </w:p>
-    <w:p>
-      <w:pPr>
-        <w:pStyle w:val="Prrafodelista"/>
-        <w:rPr>
-          <w:rFonts w:ascii="Arial" w:hAnsi="Arial" w:cs="Arial"/>
-        </w:rPr>
-      </w:pPr>
-    </w:p>
-    <w:p>
-      <w:pPr>
-        <w:pStyle w:val="Prrafodelista"/>
-        <w:numPr>
-          <w:ilvl w:val="0"/>
-          <w:numId w:val="1"/>
-        </w:numPr>
-        <w:rPr>
-          <w:rFonts w:ascii="Arial" w:hAnsi="Arial" w:cs="Arial"/>
-        </w:rPr>
-      </w:pPr>
-      <w:r>
-        <w:rPr>
-          <w:rFonts w:ascii="Arial" w:hAnsi="Arial" w:cs="Arial"/>
-          <w:b/>
-          <w:bCs/>
-        </w:rPr>
-        <w:t>Auditor de Redes:</w:t>
-      </w:r>
-      <w:r>
-        <w:rPr>
-          <w:rFonts w:ascii="Arial" w:hAnsi="Arial" w:cs="Arial"/>
-        </w:rPr>
-        <w:t> Es el responsable de evaluar la arquitectura lógica de la red del Instituto. Sus funciones incluyen la verificación del esquema de direccionamiento IP (red 192.168.50.0/24), la configuración del servidor DHCP (rangos administrativo y estudiantil), la configuración de servidores DNS (</w:t>
+        <w:t xml:space="preserve"> en puntos de red de áreas críticas (Epidemiología, Estadística, Banco Biológico, Contabilidad). En el ámbito lógico, verifica el esquema de direccionamiento IP, la configuración del servidor DHCP, la topología de red plana sin segmentación VLAN, la conectividad inalámbrica en áreas críticas (Estadística: 2 equipos </w:t>
       </w:r>
       <w:proofErr w:type="spellStart"/>
       <w:r>
         <w:rPr>
           <w:rFonts w:ascii="Arial" w:hAnsi="Arial" w:cs="Arial"/>
         </w:rPr>
-        <w:t>Cloudflare</w:t>
+        <w:t>WiFi</w:t>
       </w:r>
       <w:proofErr w:type="spellEnd"/>
       <w:r>
         <w:rPr>
           <w:rFonts w:ascii="Arial" w:hAnsi="Arial" w:cs="Arial"/>
         </w:rPr>
-        <w:t xml:space="preserve"> </w:t>
+        <w:t xml:space="preserve">; Contabilidad: 3 equipos </w:t>
       </w:r>
       <w:proofErr w:type="spellStart"/>
       <w:r>
         <w:rPr>
           <w:rFonts w:ascii="Arial" w:hAnsi="Arial" w:cs="Arial"/>
         </w:rPr>
-        <w:t>Families</w:t>
+        <w:t>WiFi</w:t>
       </w:r>
       <w:proofErr w:type="spellEnd"/>
       <w:r>
         <w:rPr>
           <w:rFonts w:ascii="Arial" w:hAnsi="Arial" w:cs="Arial"/>
         </w:rPr>
-        <w:t>: 1.1.1.3 y 1.0.0.3), las reglas de firewall en computadoras administrativas, el perfil de red pública, el software de congelamiento en el laboratorio, y las políticas de optimización de ancho de banda (</w:t>
+        <w:t xml:space="preserve">; Insumos Médicos: 3 equipos </w:t>
       </w:r>
       <w:proofErr w:type="spellStart"/>
       <w:r>
         <w:rPr>
           <w:rFonts w:ascii="Arial" w:hAnsi="Arial" w:cs="Arial"/>
         </w:rPr>
-        <w:t>QoS</w:t>
+        <w:t>WiFi</w:t>
       </w:r>
       <w:proofErr w:type="spellEnd"/>
       <w:r>
         <w:rPr>
           <w:rFonts w:ascii="Arial" w:hAnsi="Arial" w:cs="Arial"/>
         </w:rPr>
-        <w:t xml:space="preserve">). Ejecuta pruebas técnicas con comandos de red (ping, </w:t>
+        <w:t xml:space="preserve">; Enfermería: 2 equipos </w:t>
+      </w:r>
+      <w:proofErr w:type="spellStart"/>
+      <w:r>
+        <w:rPr>
+          <w:rFonts w:ascii="Arial" w:hAnsi="Arial" w:cs="Arial"/>
+        </w:rPr>
+        <w:t>WiFi</w:t>
+      </w:r>
+      <w:proofErr w:type="spellEnd"/>
+      <w:r>
+        <w:rPr>
+          <w:rFonts w:ascii="Arial" w:hAnsi="Arial" w:cs="Arial"/>
+        </w:rPr>
+        <w:t xml:space="preserve">; RRHH: 2 equipos </w:t>
+      </w:r>
+      <w:proofErr w:type="spellStart"/>
+      <w:r>
+        <w:rPr>
+          <w:rFonts w:ascii="Arial" w:hAnsi="Arial" w:cs="Arial"/>
+        </w:rPr>
+        <w:t>WiFi</w:t>
+      </w:r>
+      <w:proofErr w:type="spellEnd"/>
+      <w:r>
+        <w:rPr>
+          <w:rFonts w:ascii="Arial" w:hAnsi="Arial" w:cs="Arial"/>
+        </w:rPr>
+        <w:t xml:space="preserve">; Dirección: 2 laptops </w:t>
+      </w:r>
+      <w:proofErr w:type="spellStart"/>
+      <w:r>
+        <w:rPr>
+          <w:rFonts w:ascii="Arial" w:hAnsi="Arial" w:cs="Arial"/>
+        </w:rPr>
+        <w:t>WiFi</w:t>
+      </w:r>
+      <w:proofErr w:type="spellEnd"/>
+      <w:r>
+        <w:rPr>
+          <w:rFonts w:ascii="Arial" w:hAnsi="Arial" w:cs="Arial"/>
+        </w:rPr>
+        <w:t xml:space="preserve">), la verificación de protocolos de seguridad </w:t>
+      </w:r>
+      <w:proofErr w:type="spellStart"/>
+      <w:r>
+        <w:rPr>
+          <w:rFonts w:ascii="Arial" w:hAnsi="Arial" w:cs="Arial"/>
+        </w:rPr>
+        <w:t>WiFi</w:t>
+      </w:r>
+      <w:proofErr w:type="spellEnd"/>
+      <w:r>
+        <w:rPr>
+          <w:rFonts w:ascii="Arial" w:hAnsi="Arial" w:cs="Arial"/>
+        </w:rPr>
+        <w:t xml:space="preserve">, la velocidad de negociación de enlace limitada a 100 Mbps por switches </w:t>
+      </w:r>
+      <w:proofErr w:type="spellStart"/>
+      <w:r>
+        <w:rPr>
+          <w:rFonts w:ascii="Arial" w:hAnsi="Arial" w:cs="Arial"/>
+        </w:rPr>
+        <w:t>Fast</w:t>
+      </w:r>
+      <w:proofErr w:type="spellEnd"/>
+      <w:r>
+        <w:rPr>
+          <w:rFonts w:ascii="Arial" w:hAnsi="Arial" w:cs="Arial"/>
+        </w:rPr>
+        <w:t xml:space="preserve"> Ethernet, la conectividad entre áreas funcionales (dominio de broadcast único), y las conexiones privadas en Sindicato, SNC y Transporte. Ejecuta pruebas técnicas con comandos de red (ping, </w:t>
       </w:r>
       <w:proofErr w:type="spellStart"/>
       <w:r>
@@ -369,7 +495,21 @@
         <w:rPr>
           <w:rFonts w:ascii="Arial" w:hAnsi="Arial" w:cs="Arial"/>
         </w:rPr>
-        <w:t>) y simulación de navegación para verificar el filtrado de contenido. Documenta los hallazgos lógicos y los reporta al Coordinador General de Auditoría.</w:t>
+        <w:t xml:space="preserve">) y herramientas de análisis </w:t>
+      </w:r>
+      <w:proofErr w:type="spellStart"/>
+      <w:r>
+        <w:rPr>
+          <w:rFonts w:ascii="Arial" w:hAnsi="Arial" w:cs="Arial"/>
+        </w:rPr>
+        <w:t>WiFi</w:t>
+      </w:r>
+      <w:proofErr w:type="spellEnd"/>
+      <w:r>
+        <w:rPr>
+          <w:rFonts w:ascii="Arial" w:hAnsi="Arial" w:cs="Arial"/>
+        </w:rPr>
+        <w:t>. Documenta los hallazgos de infraestructura física y lógica de red y los reporta al Coordinador General de Auditoría.</w:t>
       </w:r>
     </w:p>
     <w:p>
@@ -385,7 +525,7 @@
         <w:pStyle w:val="Prrafodelista"/>
         <w:numPr>
           <w:ilvl w:val="0"/>
-          <w:numId w:val="1"/>
+          <w:numId w:val="9"/>
         </w:numPr>
         <w:rPr>
           <w:rFonts w:ascii="Arial" w:hAnsi="Arial" w:cs="Arial"/>
@@ -397,13 +537,64 @@
           <w:b/>
           <w:bCs/>
         </w:rPr>
-        <w:t>Auditor Auxiliar:</w:t>
+        <w:t>Auditor de Hardware/Equipo: </w:t>
       </w:r>
       <w:r>
         <w:rPr>
           <w:rFonts w:ascii="Arial" w:hAnsi="Arial" w:cs="Arial"/>
         </w:rPr>
-        <w:t xml:space="preserve"> Es el responsable de apoyar las tareas operativas y documentales de la auditoría. Sus funciones incluyen el registro fotográfico indexado de los hallazgos, el llenado de </w:t>
+        <w:t xml:space="preserve">Es el responsable de evaluar única y exclusivamente el estado de las computadoras del SILAIS - Sede Masaya. Sus funciones incluyen la evaluación de las 46 computadoras de escritorio y 5 laptops distribuidas en las 14 áreas funcionales, abarcando todos los componentes internos y externos de dichos equipos de cómputo: tarjeta madre </w:t>
+      </w:r>
+      <w:r>
+        <w:rPr>
+          <w:rFonts w:ascii="Arial" w:hAnsi="Arial" w:cs="Arial"/>
+        </w:rPr>
+        <w:lastRenderedPageBreak/>
+        <w:t>(fabricante, tipo, versión del BIOS, arquitectura, conjunto de chips, ranuras de expansión, capacidad máxima de RAM, puertos, bahías), procesador (fabricante, marca, tipo, velocidad, memoria cache), unidades de almacenamiento (discos duros, unidades de CD-ROM, DVD), dispositivos multimedia, soporte para gráficos, monitor, teclado, ratón, tarjetas adicionales, periféricos externos asociados, aprovechamiento y utilidad de los componentes, obsolescencia y durabilidad, garantía y soporte, y mantenimiento básico de los sistemas. No audita la infraestructura física de la red ni el hardware de red. Documenta los hallazgos de hardware de cómputo y los reporta al Coordinador General de Auditoría.</w:t>
+      </w:r>
+    </w:p>
+    <w:p>
+      <w:pPr>
+        <w:pStyle w:val="Prrafodelista"/>
+        <w:rPr>
+          <w:rFonts w:ascii="Arial" w:hAnsi="Arial" w:cs="Arial"/>
+        </w:rPr>
+      </w:pPr>
+    </w:p>
+    <w:p>
+      <w:pPr>
+        <w:pStyle w:val="Prrafodelista"/>
+        <w:rPr>
+          <w:rFonts w:ascii="Arial" w:hAnsi="Arial" w:cs="Arial"/>
+        </w:rPr>
+      </w:pPr>
+    </w:p>
+    <w:p>
+      <w:pPr>
+        <w:pStyle w:val="Prrafodelista"/>
+        <w:numPr>
+          <w:ilvl w:val="0"/>
+          <w:numId w:val="9"/>
+        </w:numPr>
+        <w:rPr>
+          <w:rFonts w:ascii="Arial" w:hAnsi="Arial" w:cs="Arial"/>
+          <w:b/>
+          <w:bCs/>
+        </w:rPr>
+      </w:pPr>
+      <w:r>
+        <w:rPr>
+          <w:rFonts w:ascii="Arial" w:hAnsi="Arial" w:cs="Arial"/>
+          <w:b/>
+          <w:bCs/>
+        </w:rPr>
+        <w:t>Auditor Auxiliar: </w:t>
+      </w:r>
+      <w:r>
+        <w:rPr>
+          <w:rFonts w:ascii="Arial" w:hAnsi="Arial" w:cs="Arial"/>
+        </w:rPr>
+        <w:t xml:space="preserve">Es el responsable de apoyar las tareas operativas y documentales de la auditoría. Sus funciones incluyen el registro fotográfico indexado de los hallazgos en las 14 áreas funcionales, el llenado de </w:t>
       </w:r>
       <w:proofErr w:type="spellStart"/>
       <w:r>
@@ -417,14 +608,7 @@
         <w:rPr>
           <w:rFonts w:ascii="Arial" w:hAnsi="Arial" w:cs="Arial"/>
         </w:rPr>
-        <w:t xml:space="preserve"> (Módulos I a V), el respaldo y organización de evidencias digitales (fotografías, capturas de pantalla, resultados de pruebas), la redacción de borradores de informes, la preparación de presentaciones, y la gestión de anexos y formatos. Además, asiste a los auditores de hardware y redes durante el trabajo de campo, asegurando que </w:t>
-      </w:r>
-      <w:r>
-        <w:rPr>
-          <w:rFonts w:ascii="Arial" w:hAnsi="Arial" w:cs="Arial"/>
-        </w:rPr>
-        <w:lastRenderedPageBreak/>
-        <w:t>toda la evidencia quede debidamente registrada y custodiada. Colabora en la consolidación de datos para la elaboración del informe preliminar y final.</w:t>
+        <w:t xml:space="preserve"> de red y de hardware, el respaldo y organización de evidencias digitales (fotografías, capturas de pantalla, resultados de pruebas de red y diagnóstico de hardware), la redacción de borradores de informes, la preparación de presentaciones, y la gestión de anexos y formatos. Además, asiste a los auditores de redes y hardware durante el trabajo de campo, asegurando que toda la evidencia quede debidamente registrada y custodiada. Colabora en la consolidación de datos para la elaboración del informe preliminar y final.</w:t>
       </w:r>
     </w:p>
     <w:p>
@@ -834,6 +1018,7 @@
               <w:rPr>
                 <w:rFonts w:ascii="Arial" w:hAnsi="Arial" w:cs="Arial"/>
               </w:rPr>
+              <w:lastRenderedPageBreak/>
               <w:t>- Auditor de Hardware/Equipo</w:t>
             </w:r>
             <w:r>
@@ -873,6 +1058,7 @@
                 <w:b/>
                 <w:bCs/>
               </w:rPr>
+              <w:lastRenderedPageBreak/>
               <w:t>Propósitos del cargo</w:t>
             </w:r>
           </w:p>
@@ -900,15 +1086,8 @@
               <w:rPr>
                 <w:rFonts w:ascii="Arial" w:hAnsi="Arial" w:cs="Arial"/>
               </w:rPr>
-              <w:t>Planifica, coordina y supervisa todas las actividades del equipo auditor, asegurando el cumplimiento de los objetivos establecidos, la aplicación de las normas aplicables (ISO 19011:2018, ISO/IEC 27001:2022, ANSI/TIA/EIA-568-C y COBIT 2019), y la adecuada documentación de los hallazgos. Actúa como puente entre la Dirección del Instituto Ulises Tapia Roa y el equipo de auditoría, garantizando la comunicación efectiva y el cumplimiento de plazos. Es responsable de la revisión y aprobación del informe final de auditoría, así como de la presentación de resultados ante la Dirección del Instituto.</w:t>
-            </w:r>
-          </w:p>
-          <w:p>
-            <w:pPr>
-              <w:rPr>
-                <w:rFonts w:ascii="Arial" w:hAnsi="Arial" w:cs="Arial"/>
-              </w:rPr>
-            </w:pPr>
+              <w:t>Planifica, coordina y supervisa todas las actividades del equipo auditor, asegurando el cumplimiento de los objetivos establecidos, la aplicación de las normas aplicables (ISO 19011:2018, ISO/IEC 27001:2022, ANSI/TIA/EIA-568-C y COBIT 2019), y la adecuada documentación de los hallazgos. Actúa como puente entre la Dirección del SILAIS - Sede Masaya y el equipo de auditoría, garantizando la comunicación efectiva y el cumplimiento de plazos. Es responsable de la revisión y aprobación del informe final de auditoría, así como de la presentación de resultados ante el Director General del SILAIS (Dr. Silvio Navarro) y su equipo directivo.</w:t>
+            </w:r>
           </w:p>
           <w:p>
             <w:pPr>
@@ -1096,7 +1275,6 @@
                 <w:b/>
                 <w:bCs/>
               </w:rPr>
-              <w:lastRenderedPageBreak/>
               <w:t>4</w:t>
             </w:r>
           </w:p>
@@ -1116,7 +1294,21 @@
               <w:rPr>
                 <w:rFonts w:ascii="Arial" w:hAnsi="Arial" w:cs="Arial"/>
               </w:rPr>
-              <w:t>Actúa como puente de comunicación entre la Dirección del Instituto Ulises Tapia Roa y el equipo de auditoría.</w:t>
+              <w:t xml:space="preserve">Actúa como puente de comunicación entre la Dirección del SILAIS - Sede Masaya (Dr. Silvio Navarro, Lic. </w:t>
+            </w:r>
+            <w:proofErr w:type="spellStart"/>
+            <w:r>
+              <w:rPr>
+                <w:rFonts w:ascii="Arial" w:hAnsi="Arial" w:cs="Arial"/>
+              </w:rPr>
+              <w:t>Gardenio</w:t>
+            </w:r>
+            <w:proofErr w:type="spellEnd"/>
+            <w:r>
+              <w:rPr>
+                <w:rFonts w:ascii="Arial" w:hAnsi="Arial" w:cs="Arial"/>
+              </w:rPr>
+              <w:t xml:space="preserve"> Miranda) y el equipo de auditoría.</w:t>
             </w:r>
           </w:p>
         </w:tc>
@@ -1202,7 +1394,7 @@
               <w:rPr>
                 <w:rFonts w:ascii="Arial" w:hAnsi="Arial" w:cs="Arial"/>
               </w:rPr>
-              <w:t>Presenta los resultados de la auditoría ante la Dirección del Instituto en la reunión de cierre.</w:t>
+              <w:t>Presenta los resultados de la auditoría ante la Dirección del SILAIS en la reunión de cierre.</w:t>
             </w:r>
           </w:p>
         </w:tc>
@@ -1308,25 +1500,7 @@
               <w:rPr>
                 <w:rFonts w:ascii="Arial" w:hAnsi="Arial" w:cs="Arial"/>
               </w:rPr>
-              <w:t>Gerente General de</w:t>
-            </w:r>
-            <w:r>
-              <w:rPr>
-                <w:rFonts w:ascii="Arial" w:hAnsi="Arial" w:cs="Arial"/>
-              </w:rPr>
-              <w:t xml:space="preserve"> </w:t>
-            </w:r>
-            <w:r>
-              <w:rPr>
-                <w:rFonts w:ascii="Arial" w:hAnsi="Arial" w:cs="Arial"/>
-              </w:rPr>
-              <w:t>Consultoría y Auditoría de Tecnologías de la Información</w:t>
-            </w:r>
-            <w:r>
-              <w:rPr>
-                <w:rFonts w:ascii="Arial" w:hAnsi="Arial" w:cs="Arial"/>
-              </w:rPr>
-              <w:t xml:space="preserve"> S.A</w:t>
+              <w:t>Gerente General de Consultoría y Auditoría de Tecnologías de la Información S.A.</w:t>
             </w:r>
           </w:p>
           <w:p>
@@ -1343,7 +1517,7 @@
               <w:rPr>
                 <w:rFonts w:ascii="Arial" w:hAnsi="Arial" w:cs="Arial"/>
               </w:rPr>
-              <w:t>Director del Instituto Ulises Tapia Roa</w:t>
+              <w:t>Director General del SILAIS - Sede Masaya</w:t>
             </w:r>
           </w:p>
           <w:p>
@@ -1360,6 +1534,40 @@
               <w:rPr>
                 <w:rFonts w:ascii="Arial" w:hAnsi="Arial" w:cs="Arial"/>
               </w:rPr>
+              <w:t>Responsable de Planificación del SILAIS</w:t>
+            </w:r>
+          </w:p>
+          <w:p>
+            <w:pPr>
+              <w:numPr>
+                <w:ilvl w:val="0"/>
+                <w:numId w:val="2"/>
+              </w:numPr>
+              <w:rPr>
+                <w:rFonts w:ascii="Arial" w:hAnsi="Arial" w:cs="Arial"/>
+              </w:rPr>
+            </w:pPr>
+            <w:r>
+              <w:rPr>
+                <w:rFonts w:ascii="Arial" w:hAnsi="Arial" w:cs="Arial"/>
+              </w:rPr>
+              <w:t>Auditor de Redes</w:t>
+            </w:r>
+          </w:p>
+          <w:p>
+            <w:pPr>
+              <w:numPr>
+                <w:ilvl w:val="0"/>
+                <w:numId w:val="2"/>
+              </w:numPr>
+              <w:rPr>
+                <w:rFonts w:ascii="Arial" w:hAnsi="Arial" w:cs="Arial"/>
+              </w:rPr>
+            </w:pPr>
+            <w:r>
+              <w:rPr>
+                <w:rFonts w:ascii="Arial" w:hAnsi="Arial" w:cs="Arial"/>
+              </w:rPr>
               <w:t>Auditor de Hardware/Equipo</w:t>
             </w:r>
           </w:p>
@@ -1377,7 +1585,7 @@
               <w:rPr>
                 <w:rFonts w:ascii="Arial" w:hAnsi="Arial" w:cs="Arial"/>
               </w:rPr>
-              <w:t>Auditor de Redes</w:t>
+              <w:t>Auditor Auxiliar</w:t>
             </w:r>
           </w:p>
           <w:p>
@@ -1394,7 +1602,7 @@
               <w:rPr>
                 <w:rFonts w:ascii="Arial" w:hAnsi="Arial" w:cs="Arial"/>
               </w:rPr>
-              <w:t>Auditor Auxiliar</w:t>
+              <w:t>Asistente de Auditoría</w:t>
             </w:r>
           </w:p>
           <w:p>
@@ -1447,6 +1655,7 @@
                 <w:b/>
                 <w:bCs/>
               </w:rPr>
+              <w:lastRenderedPageBreak/>
               <w:t>Perfil del cargo</w:t>
             </w:r>
           </w:p>
@@ -1872,7 +2081,6 @@
                 <w:b/>
                 <w:bCs/>
               </w:rPr>
-              <w:lastRenderedPageBreak/>
               <w:t>Conocimientos deseables</w:t>
             </w:r>
           </w:p>
@@ -1927,6 +2135,7 @@
           </w:p>
           <w:p>
             <w:pPr>
+              <w:pStyle w:val="Prrafodelista"/>
               <w:numPr>
                 <w:ilvl w:val="0"/>
                 <w:numId w:val="6"/>
@@ -1939,7 +2148,7 @@
               <w:rPr>
                 <w:rFonts w:ascii="Arial" w:hAnsi="Arial" w:cs="Arial"/>
               </w:rPr>
-              <w:t>Conocimiento del sistema educativo público nicaragüense</w:t>
+              <w:t>Conocimiento del sistema de salud pública nicaragüense y operación del SISNIVEN</w:t>
             </w:r>
           </w:p>
           <w:p>
@@ -2002,6 +2211,7 @@
                 <w:b/>
                 <w:bCs/>
               </w:rPr>
+              <w:lastRenderedPageBreak/>
               <w:t>Tipo de experiencia y años</w:t>
             </w:r>
           </w:p>
@@ -2074,6 +2284,7 @@
                 <w:b/>
                 <w:bCs/>
               </w:rPr>
+              <w:lastRenderedPageBreak/>
               <w:t>Otros requisitos</w:t>
             </w:r>
           </w:p>
@@ -2518,7 +2729,6 @@
                 <w:b/>
                 <w:bCs/>
               </w:rPr>
-              <w:lastRenderedPageBreak/>
               <w:t>Cargos Subordinados</w:t>
             </w:r>
           </w:p>
@@ -2736,6 +2946,7 @@
                 <w:b/>
                 <w:bCs/>
               </w:rPr>
+              <w:lastRenderedPageBreak/>
               <w:t>3</w:t>
             </w:r>
           </w:p>
@@ -2798,7 +3009,7 @@
               <w:rPr>
                 <w:rFonts w:ascii="Arial" w:hAnsi="Arial" w:cs="Arial"/>
               </w:rPr>
-              <w:t>Facilita la comunicación entre el equipo auditor y la Dirección del Instituto Ulises Tapia Roa.</w:t>
+              <w:t>Facilita la comunicación entre el equipo auditor y la Dirección del SILAIS - Sede Masaya.</w:t>
             </w:r>
           </w:p>
         </w:tc>
@@ -2884,7 +3095,7 @@
               <w:rPr>
                 <w:rFonts w:ascii="Arial" w:hAnsi="Arial" w:cs="Arial"/>
               </w:rPr>
-              <w:t>Colabora en la logística del trabajo de campo, asegurando la disponibilidad de recursos.</w:t>
+              <w:t>Colabora en la logística del trabajo de campo, asegurando la disponibilidad de recursos y coordinando el acceso a las 14 áreas funcionales.</w:t>
             </w:r>
           </w:p>
         </w:tc>
@@ -3007,7 +3218,7 @@
               <w:rPr>
                 <w:rFonts w:ascii="Arial" w:hAnsi="Arial" w:cs="Arial"/>
               </w:rPr>
-              <w:t>Director del Instituto Ulises Tapia Roa</w:t>
+              <w:t>Director General del SILAIS - Sede Masaya (Dr. Silvio Navarro)</w:t>
             </w:r>
           </w:p>
           <w:p>
@@ -3024,24 +3235,55 @@
               <w:rPr>
                 <w:rFonts w:ascii="Arial" w:hAnsi="Arial" w:cs="Arial"/>
               </w:rPr>
+              <w:t xml:space="preserve">Responsable de Planificación del SILAIS (Lic. </w:t>
+            </w:r>
+            <w:proofErr w:type="spellStart"/>
+            <w:r>
+              <w:rPr>
+                <w:rFonts w:ascii="Arial" w:hAnsi="Arial" w:cs="Arial"/>
+              </w:rPr>
+              <w:t>Gardenio</w:t>
+            </w:r>
+            <w:proofErr w:type="spellEnd"/>
+            <w:r>
+              <w:rPr>
+                <w:rFonts w:ascii="Arial" w:hAnsi="Arial" w:cs="Arial"/>
+              </w:rPr>
+              <w:t xml:space="preserve"> Miranda)</w:t>
+            </w:r>
+          </w:p>
+          <w:p>
+            <w:pPr>
+              <w:numPr>
+                <w:ilvl w:val="0"/>
+                <w:numId w:val="2"/>
+              </w:numPr>
+              <w:rPr>
+                <w:rFonts w:ascii="Arial" w:hAnsi="Arial" w:cs="Arial"/>
+              </w:rPr>
+            </w:pPr>
+            <w:r>
+              <w:rPr>
+                <w:rFonts w:ascii="Arial" w:hAnsi="Arial" w:cs="Arial"/>
+              </w:rPr>
+              <w:t>Auditor de Redes</w:t>
+            </w:r>
+          </w:p>
+          <w:p>
+            <w:pPr>
+              <w:numPr>
+                <w:ilvl w:val="0"/>
+                <w:numId w:val="2"/>
+              </w:numPr>
+              <w:rPr>
+                <w:rFonts w:ascii="Arial" w:hAnsi="Arial" w:cs="Arial"/>
+              </w:rPr>
+            </w:pPr>
+            <w:r>
+              <w:rPr>
+                <w:rFonts w:ascii="Arial" w:hAnsi="Arial" w:cs="Arial"/>
+              </w:rPr>
               <w:t>Auditor de Hardware/Equipo</w:t>
-            </w:r>
-          </w:p>
-          <w:p>
-            <w:pPr>
-              <w:numPr>
-                <w:ilvl w:val="0"/>
-                <w:numId w:val="2"/>
-              </w:numPr>
-              <w:rPr>
-                <w:rFonts w:ascii="Arial" w:hAnsi="Arial" w:cs="Arial"/>
-              </w:rPr>
-            </w:pPr>
-            <w:r>
-              <w:rPr>
-                <w:rFonts w:ascii="Arial" w:hAnsi="Arial" w:cs="Arial"/>
-              </w:rPr>
-              <w:t>Auditor de Redes</w:t>
             </w:r>
           </w:p>
           <w:p>
@@ -3201,7 +3443,6 @@
               <w:rPr>
                 <w:rFonts w:ascii="Arial" w:hAnsi="Arial" w:cs="Arial"/>
               </w:rPr>
-              <w:lastRenderedPageBreak/>
               <w:t>Redacción de actas y documentos oficiales</w:t>
             </w:r>
           </w:p>
@@ -3265,7 +3506,6 @@
                 <w:b/>
                 <w:bCs/>
               </w:rPr>
-              <w:lastRenderedPageBreak/>
               <w:t>Formación básica</w:t>
             </w:r>
           </w:p>
@@ -3478,6 +3718,7 @@
                 <w:b/>
                 <w:bCs/>
               </w:rPr>
+              <w:lastRenderedPageBreak/>
               <w:t>Conocimientos deseables</w:t>
             </w:r>
           </w:p>
@@ -3507,6 +3748,7 @@
           </w:p>
           <w:p>
             <w:pPr>
+              <w:pStyle w:val="Prrafodelista"/>
               <w:numPr>
                 <w:ilvl w:val="0"/>
                 <w:numId w:val="6"/>
@@ -3519,7 +3761,7 @@
               <w:rPr>
                 <w:rFonts w:ascii="Arial" w:hAnsi="Arial" w:cs="Arial"/>
               </w:rPr>
-              <w:t>Experiencia en proyectos tecnológicos</w:t>
+              <w:t>Experiencia en proyectos tecnológicos en entidades de salud</w:t>
             </w:r>
           </w:p>
           <w:p>
@@ -3656,7 +3898,7 @@
               <w:rPr>
                 <w:rFonts w:ascii="Arial" w:hAnsi="Arial" w:cs="Arial"/>
               </w:rPr>
-              <w:t>Disponibilidad para trabajo de campo en el municipio de Nindirí, Masaya.</w:t>
+              <w:t>Disponibilidad para trabajo de campo en la ciudad de Masaya.</w:t>
             </w:r>
           </w:p>
           <w:p>
@@ -3753,7 +3995,6 @@
           <w:b/>
           <w:bCs/>
         </w:rPr>
-        <w:lastRenderedPageBreak/>
         <w:t>Auditor de Hardware/Equipo</w:t>
       </w:r>
     </w:p>
@@ -4044,6 +4285,7 @@
                 <w:b/>
                 <w:bCs/>
               </w:rPr>
+              <w:lastRenderedPageBreak/>
               <w:t>Cargo Superior Inmediato</w:t>
             </w:r>
           </w:p>
@@ -4712,7 +4954,6 @@
                 <w:b/>
                 <w:bCs/>
               </w:rPr>
-              <w:lastRenderedPageBreak/>
               <w:t>Perfil del cargo</w:t>
             </w:r>
           </w:p>
@@ -4786,6 +5027,7 @@
               <w:rPr>
                 <w:rFonts w:ascii="Arial" w:hAnsi="Arial" w:cs="Arial"/>
               </w:rPr>
+              <w:lastRenderedPageBreak/>
               <w:t xml:space="preserve">Pruebas de continuidad con cable </w:t>
             </w:r>
             <w:proofErr w:type="spellStart"/>
@@ -4897,6 +5139,7 @@
                 <w:b/>
                 <w:bCs/>
               </w:rPr>
+              <w:lastRenderedPageBreak/>
               <w:t>Formación básica</w:t>
             </w:r>
           </w:p>
@@ -5251,7 +5494,6 @@
                 <w:b/>
                 <w:bCs/>
               </w:rPr>
-              <w:lastRenderedPageBreak/>
               <w:t>Experiencia</w:t>
             </w:r>
           </w:p>
@@ -5427,6 +5669,7 @@
           <w:b/>
           <w:bCs/>
         </w:rPr>
+        <w:lastRenderedPageBreak/>
         <w:t xml:space="preserve">Auditor de </w:t>
       </w:r>
       <w:r>
@@ -5446,10 +5689,10 @@
         <w:tblLook w:val="04A0" w:firstRow="1" w:lastRow="0" w:firstColumn="1" w:lastColumn="0" w:noHBand="0" w:noVBand="1"/>
       </w:tblPr>
       <w:tblGrid>
-        <w:gridCol w:w="514"/>
-        <w:gridCol w:w="3067"/>
-        <w:gridCol w:w="2470"/>
-        <w:gridCol w:w="2591"/>
+        <w:gridCol w:w="673"/>
+        <w:gridCol w:w="2944"/>
+        <w:gridCol w:w="2453"/>
+        <w:gridCol w:w="2572"/>
       </w:tblGrid>
       <w:tr>
         <w:tc>
@@ -5846,21 +6089,119 @@
               <w:rPr>
                 <w:rFonts w:ascii="Arial" w:hAnsi="Arial" w:cs="Arial"/>
               </w:rPr>
-              <w:t>Evaluar la arquitectura lógica de la red del Instituto Ulises Tapia Roa, incluyendo la verificación del esquema de direccionamiento IP, la configuración del servidor DHCP, la configuración de servidores DNS, las reglas de firewall, el perfil de red pública, el software de congelamiento en el laboratorio, y las políticas de optimización de ancho de banda (</w:t>
+              <w:t xml:space="preserve">Evaluar la infraestructura física y la arquitectura lógica de la red del SILAIS - Sede Masaya, incluyendo la inspección de las áreas de comunicaciones (Switch Principal </w:t>
             </w:r>
             <w:proofErr w:type="spellStart"/>
             <w:r>
               <w:rPr>
                 <w:rFonts w:ascii="Arial" w:hAnsi="Arial" w:cs="Arial"/>
               </w:rPr>
-              <w:t>QoS</w:t>
+              <w:t>Fast</w:t>
             </w:r>
             <w:proofErr w:type="spellEnd"/>
             <w:r>
               <w:rPr>
                 <w:rFonts w:ascii="Arial" w:hAnsi="Arial" w:cs="Arial"/>
               </w:rPr>
-              <w:t>). Ejecuta pruebas técnicas con comandos de red y simulación de navegación para verificar el filtrado de contenido. Documenta los hallazgos lógicos y los reporta al Coordinador General de Auditoría.</w:t>
+              <w:t xml:space="preserve"> Ethernet de 24 puertos en Dirección, Switch Secundario </w:t>
+            </w:r>
+            <w:proofErr w:type="spellStart"/>
+            <w:r>
+              <w:rPr>
+                <w:rFonts w:ascii="Arial" w:hAnsi="Arial" w:cs="Arial"/>
+              </w:rPr>
+              <w:t>Fast</w:t>
+            </w:r>
+            <w:proofErr w:type="spellEnd"/>
+            <w:r>
+              <w:rPr>
+                <w:rFonts w:ascii="Arial" w:hAnsi="Arial" w:cs="Arial"/>
+              </w:rPr>
+              <w:t xml:space="preserve"> Ethernet de 24 puertos en Varios 1, UPS en cada switch, condiciones ambientales con exposición a polvo volcánico), la verificación del cableado estructurado hacia las 14 áreas funcionales (categoría de cableado, presencia de canaletas plásticas solo en Banco Biológico, Sindicato, Dirección y FET Salud, ausencia de rosetas de pared, ausencia de </w:t>
+            </w:r>
+            <w:proofErr w:type="spellStart"/>
+            <w:r>
+              <w:rPr>
+                <w:rFonts w:ascii="Arial" w:hAnsi="Arial" w:cs="Arial"/>
+              </w:rPr>
+              <w:t>patch</w:t>
+            </w:r>
+            <w:proofErr w:type="spellEnd"/>
+            <w:r>
+              <w:rPr>
+                <w:rFonts w:ascii="Arial" w:hAnsi="Arial" w:cs="Arial"/>
+              </w:rPr>
+              <w:t xml:space="preserve"> </w:t>
+            </w:r>
+            <w:proofErr w:type="spellStart"/>
+            <w:r>
+              <w:rPr>
+                <w:rFonts w:ascii="Arial" w:hAnsi="Arial" w:cs="Arial"/>
+              </w:rPr>
+              <w:t>panels</w:t>
+            </w:r>
+            <w:proofErr w:type="spellEnd"/>
+            <w:r>
+              <w:rPr>
+                <w:rFonts w:ascii="Arial" w:hAnsi="Arial" w:cs="Arial"/>
+              </w:rPr>
+              <w:t xml:space="preserve">, ausencia de </w:t>
+            </w:r>
+            <w:proofErr w:type="spellStart"/>
+            <w:r>
+              <w:rPr>
+                <w:rFonts w:ascii="Arial" w:hAnsi="Arial" w:cs="Arial"/>
+              </w:rPr>
+              <w:t>patch</w:t>
+            </w:r>
+            <w:proofErr w:type="spellEnd"/>
+            <w:r>
+              <w:rPr>
+                <w:rFonts w:ascii="Arial" w:hAnsi="Arial" w:cs="Arial"/>
+              </w:rPr>
+              <w:t xml:space="preserve"> </w:t>
+            </w:r>
+            <w:proofErr w:type="spellStart"/>
+            <w:r>
+              <w:rPr>
+                <w:rFonts w:ascii="Arial" w:hAnsi="Arial" w:cs="Arial"/>
+              </w:rPr>
+              <w:t>cords</w:t>
+            </w:r>
+            <w:proofErr w:type="spellEnd"/>
+            <w:r>
+              <w:rPr>
+                <w:rFonts w:ascii="Arial" w:hAnsi="Arial" w:cs="Arial"/>
+              </w:rPr>
+              <w:t xml:space="preserve">, norma de ponchado T568A), la realización de pruebas de continuidad con cable </w:t>
+            </w:r>
+            <w:proofErr w:type="spellStart"/>
+            <w:r>
+              <w:rPr>
+                <w:rFonts w:ascii="Arial" w:hAnsi="Arial" w:cs="Arial"/>
+              </w:rPr>
+              <w:t>tester</w:t>
+            </w:r>
+            <w:proofErr w:type="spellEnd"/>
+            <w:r>
+              <w:rPr>
+                <w:rFonts w:ascii="Arial" w:hAnsi="Arial" w:cs="Arial"/>
+              </w:rPr>
+              <w:t xml:space="preserve"> en puntos de red de áreas críticas, la verificación del esquema de direccionamiento IP, la configuración DHCP, la topología de red plana sin segmentación VLAN, la conectividad inalámbrica en áreas críticas, la verificación de protocolos de seguridad </w:t>
+            </w:r>
+            <w:proofErr w:type="spellStart"/>
+            <w:r>
+              <w:rPr>
+                <w:rFonts w:ascii="Arial" w:hAnsi="Arial" w:cs="Arial"/>
+              </w:rPr>
+              <w:t>WiFi</w:t>
+            </w:r>
+            <w:proofErr w:type="spellEnd"/>
+            <w:r>
+              <w:rPr>
+                <w:rFonts w:ascii="Arial" w:hAnsi="Arial" w:cs="Arial"/>
+              </w:rPr>
+              <w:t>, la velocidad de negociación de enlace limitada a 100 Mbps, la conectividad entre áreas funcionales (dominio de broadcast único), y las conexiones privadas en Sindicato, SNC y Transporte. Documenta los hallazgos de infraestructura física y lógica de red y los reporta al Coordinador General de Auditoría.</w:t>
             </w:r>
           </w:p>
         </w:tc>
@@ -5932,7 +6273,7 @@
               <w:rPr>
                 <w:rFonts w:ascii="Arial" w:hAnsi="Arial" w:cs="Arial"/>
               </w:rPr>
-              <w:t>Verifica el esquema de direccionamiento IP (red 192.168.50.0/24, máscara 255.255.255.0).</w:t>
+              <w:t>Inspecciona las áreas de comunicaciones (Switch Principal en Dirección, Switch Secundario en Varios 1, UPS) verificando condiciones de seguridad física, orden, ventilación y exposición a polvo volcánico.</w:t>
             </w:r>
           </w:p>
         </w:tc>
@@ -5956,7 +6297,6 @@
                 <w:b/>
                 <w:bCs/>
               </w:rPr>
-              <w:lastRenderedPageBreak/>
               <w:t>2</w:t>
             </w:r>
           </w:p>
@@ -5976,35 +6316,63 @@
               <w:rPr>
                 <w:rFonts w:ascii="Arial" w:hAnsi="Arial" w:cs="Arial"/>
               </w:rPr>
-              <w:t>Verifica la configuración del servidor DHCP (</w:t>
-            </w:r>
-            <w:proofErr w:type="gramStart"/>
-            <w:r>
-              <w:rPr>
-                <w:rFonts w:ascii="Arial" w:hAnsi="Arial" w:cs="Arial"/>
-              </w:rPr>
-              <w:t>rangos administrativo</w:t>
-            </w:r>
-            <w:proofErr w:type="gramEnd"/>
-            <w:r>
-              <w:rPr>
-                <w:rFonts w:ascii="Arial" w:hAnsi="Arial" w:cs="Arial"/>
-              </w:rPr>
-              <w:t xml:space="preserve"> 192.168.50.2-10 por MAC </w:t>
+              <w:t xml:space="preserve">Verifica el cableado estructurado hacia las 14 áreas funcionales: categoría de cableado, presencia de canaletas plásticas (solo en 4 áreas), ausencia de rosetas de pared, ausencia de </w:t>
             </w:r>
             <w:proofErr w:type="spellStart"/>
             <w:r>
               <w:rPr>
                 <w:rFonts w:ascii="Arial" w:hAnsi="Arial" w:cs="Arial"/>
               </w:rPr>
-              <w:t>address</w:t>
+              <w:t>patch</w:t>
             </w:r>
             <w:proofErr w:type="spellEnd"/>
             <w:r>
               <w:rPr>
                 <w:rFonts w:ascii="Arial" w:hAnsi="Arial" w:cs="Arial"/>
               </w:rPr>
-              <w:t>, y rango estudiantil 192.168.50.50-70 dinámico).</w:t>
+              <w:t xml:space="preserve"> </w:t>
+            </w:r>
+            <w:proofErr w:type="spellStart"/>
+            <w:r>
+              <w:rPr>
+                <w:rFonts w:ascii="Arial" w:hAnsi="Arial" w:cs="Arial"/>
+              </w:rPr>
+              <w:t>panels</w:t>
+            </w:r>
+            <w:proofErr w:type="spellEnd"/>
+            <w:r>
+              <w:rPr>
+                <w:rFonts w:ascii="Arial" w:hAnsi="Arial" w:cs="Arial"/>
+              </w:rPr>
+              <w:t xml:space="preserve">, ausencia de </w:t>
+            </w:r>
+            <w:proofErr w:type="spellStart"/>
+            <w:r>
+              <w:rPr>
+                <w:rFonts w:ascii="Arial" w:hAnsi="Arial" w:cs="Arial"/>
+              </w:rPr>
+              <w:t>patch</w:t>
+            </w:r>
+            <w:proofErr w:type="spellEnd"/>
+            <w:r>
+              <w:rPr>
+                <w:rFonts w:ascii="Arial" w:hAnsi="Arial" w:cs="Arial"/>
+              </w:rPr>
+              <w:t xml:space="preserve"> </w:t>
+            </w:r>
+            <w:proofErr w:type="spellStart"/>
+            <w:r>
+              <w:rPr>
+                <w:rFonts w:ascii="Arial" w:hAnsi="Arial" w:cs="Arial"/>
+              </w:rPr>
+              <w:t>cords</w:t>
+            </w:r>
+            <w:proofErr w:type="spellEnd"/>
+            <w:r>
+              <w:rPr>
+                <w:rFonts w:ascii="Arial" w:hAnsi="Arial" w:cs="Arial"/>
+              </w:rPr>
+              <w:t>, etiquetado.</w:t>
             </w:r>
           </w:p>
         </w:tc>
@@ -6028,6 +6396,7 @@
                 <w:b/>
                 <w:bCs/>
               </w:rPr>
+              <w:lastRenderedPageBreak/>
               <w:t>3</w:t>
             </w:r>
           </w:p>
@@ -6047,35 +6416,21 @@
               <w:rPr>
                 <w:rFonts w:ascii="Arial" w:hAnsi="Arial" w:cs="Arial"/>
               </w:rPr>
-              <w:t>Verifica la configuración de servidores DNS (</w:t>
+              <w:t xml:space="preserve">Realiza pruebas de continuidad con cable </w:t>
             </w:r>
             <w:proofErr w:type="spellStart"/>
             <w:r>
               <w:rPr>
                 <w:rFonts w:ascii="Arial" w:hAnsi="Arial" w:cs="Arial"/>
               </w:rPr>
-              <w:t>Cloudflare</w:t>
+              <w:t>tester</w:t>
             </w:r>
             <w:proofErr w:type="spellEnd"/>
             <w:r>
               <w:rPr>
                 <w:rFonts w:ascii="Arial" w:hAnsi="Arial" w:cs="Arial"/>
               </w:rPr>
-              <w:t xml:space="preserve"> </w:t>
-            </w:r>
-            <w:proofErr w:type="spellStart"/>
-            <w:r>
-              <w:rPr>
-                <w:rFonts w:ascii="Arial" w:hAnsi="Arial" w:cs="Arial"/>
-              </w:rPr>
-              <w:t>Families</w:t>
-            </w:r>
-            <w:proofErr w:type="spellEnd"/>
-            <w:r>
-              <w:rPr>
-                <w:rFonts w:ascii="Arial" w:hAnsi="Arial" w:cs="Arial"/>
-              </w:rPr>
-              <w:t>: 1.1.1.3 y 1.0.0.3).</w:t>
+              <w:t xml:space="preserve"> en puntos de red de áreas críticas: Epidemiología (6), Estadística (1 LAN), Banco Biológico (1), Contabilidad y Dirección.</w:t>
             </w:r>
           </w:p>
         </w:tc>
@@ -6118,7 +6473,7 @@
               <w:rPr>
                 <w:rFonts w:ascii="Arial" w:hAnsi="Arial" w:cs="Arial"/>
               </w:rPr>
-              <w:t>Verifica las reglas de firewall en computadoras administrativas (bloqueo del rango estudiantil).</w:t>
+              <w:t>Verifica la norma de ponchado T568A en muestra representativa de conectores RJ45.</w:t>
             </w:r>
           </w:p>
         </w:tc>
@@ -6161,7 +6516,35 @@
               <w:rPr>
                 <w:rFonts w:ascii="Arial" w:hAnsi="Arial" w:cs="Arial"/>
               </w:rPr>
-              <w:t>Verifica el perfil de red pública en equipos de dirección y el software de congelamiento en el laboratorio.</w:t>
+              <w:t xml:space="preserve">Verifica el esquema de direccionamiento IP y la asignación DHCP en equipos de las 14 áreas funcionales mediante comandos </w:t>
+            </w:r>
+            <w:proofErr w:type="spellStart"/>
+            <w:r>
+              <w:rPr>
+                <w:rFonts w:ascii="Arial" w:hAnsi="Arial" w:cs="Arial"/>
+              </w:rPr>
+              <w:t>ipconfig</w:t>
+            </w:r>
+            <w:proofErr w:type="spellEnd"/>
+            <w:r>
+              <w:rPr>
+                <w:rFonts w:ascii="Arial" w:hAnsi="Arial" w:cs="Arial"/>
+              </w:rPr>
+              <w:t xml:space="preserve"> /</w:t>
+            </w:r>
+            <w:proofErr w:type="spellStart"/>
+            <w:r>
+              <w:rPr>
+                <w:rFonts w:ascii="Arial" w:hAnsi="Arial" w:cs="Arial"/>
+              </w:rPr>
+              <w:t>all</w:t>
+            </w:r>
+            <w:proofErr w:type="spellEnd"/>
+            <w:r>
+              <w:rPr>
+                <w:rFonts w:ascii="Arial" w:hAnsi="Arial" w:cs="Arial"/>
+              </w:rPr>
+              <w:t>.</w:t>
             </w:r>
           </w:p>
         </w:tc>
@@ -6204,35 +6587,21 @@
               <w:rPr>
                 <w:rFonts w:ascii="Arial" w:hAnsi="Arial" w:cs="Arial"/>
               </w:rPr>
-              <w:t xml:space="preserve">Ejecuta pruebas técnicas con comandos de red (ping, </w:t>
+              <w:t xml:space="preserve">Verifica la velocidad de negociación de enlace, confirmando operación a 100 Mbps por limitación de switches </w:t>
             </w:r>
             <w:proofErr w:type="spellStart"/>
             <w:r>
               <w:rPr>
                 <w:rFonts w:ascii="Arial" w:hAnsi="Arial" w:cs="Arial"/>
               </w:rPr>
-              <w:t>ipconfig</w:t>
+              <w:t>Fast</w:t>
             </w:r>
             <w:proofErr w:type="spellEnd"/>
             <w:r>
               <w:rPr>
                 <w:rFonts w:ascii="Arial" w:hAnsi="Arial" w:cs="Arial"/>
               </w:rPr>
-              <w:t xml:space="preserve">, nslookup, </w:t>
-            </w:r>
-            <w:proofErr w:type="spellStart"/>
-            <w:r>
-              <w:rPr>
-                <w:rFonts w:ascii="Arial" w:hAnsi="Arial" w:cs="Arial"/>
-              </w:rPr>
-              <w:t>tracert</w:t>
-            </w:r>
-            <w:proofErr w:type="spellEnd"/>
-            <w:r>
-              <w:rPr>
-                <w:rFonts w:ascii="Arial" w:hAnsi="Arial" w:cs="Arial"/>
-              </w:rPr>
-              <w:t>) y simulación de navegación para verificar el filtrado de contenido.</w:t>
+              <w:t xml:space="preserve"> Ethernet.</w:t>
             </w:r>
           </w:p>
         </w:tc>
@@ -6275,7 +6644,21 @@
               <w:rPr>
                 <w:rFonts w:ascii="Arial" w:hAnsi="Arial" w:cs="Arial"/>
               </w:rPr>
-              <w:t>Documenta los hallazgos lógicos y los reporta al Coordinador General de Auditoría.</w:t>
+              <w:t xml:space="preserve">Evalúa la seguridad de la red inalámbrica en áreas con dependencia </w:t>
+            </w:r>
+            <w:proofErr w:type="spellStart"/>
+            <w:r>
+              <w:rPr>
+                <w:rFonts w:ascii="Arial" w:hAnsi="Arial" w:cs="Arial"/>
+              </w:rPr>
+              <w:t>WiFi</w:t>
+            </w:r>
+            <w:proofErr w:type="spellEnd"/>
+            <w:r>
+              <w:rPr>
+                <w:rFonts w:ascii="Arial" w:hAnsi="Arial" w:cs="Arial"/>
+              </w:rPr>
+              <w:t>: Estadística, Contabilidad, Insumos Médicos, Enfermería, RRHH y Dirección.</w:t>
             </w:r>
           </w:p>
         </w:tc>
@@ -6283,6 +6666,192 @@
       <w:tr>
         <w:tc>
           <w:tcPr>
+            <w:tcW w:w="367" w:type="dxa"/>
+          </w:tcPr>
+          <w:p>
+            <w:pPr>
+              <w:rPr>
+                <w:rFonts w:ascii="Arial" w:hAnsi="Arial" w:cs="Arial"/>
+                <w:b/>
+                <w:bCs/>
+              </w:rPr>
+            </w:pPr>
+            <w:r>
+              <w:rPr>
+                <w:rFonts w:ascii="Arial" w:hAnsi="Arial" w:cs="Arial"/>
+                <w:b/>
+                <w:bCs/>
+              </w:rPr>
+              <w:t>8</w:t>
+            </w:r>
+          </w:p>
+        </w:tc>
+        <w:tc>
+          <w:tcPr>
+            <w:tcW w:w="8275" w:type="dxa"/>
+            <w:gridSpan w:val="3"/>
+          </w:tcPr>
+          <w:p>
+            <w:pPr>
+              <w:rPr>
+                <w:rFonts w:ascii="Arial" w:hAnsi="Arial" w:cs="Arial"/>
+              </w:rPr>
+            </w:pPr>
+            <w:r>
+              <w:rPr>
+                <w:rFonts w:ascii="Arial" w:hAnsi="Arial" w:cs="Arial"/>
+              </w:rPr>
+              <w:t xml:space="preserve">Verifica protocolos de cifrado </w:t>
+            </w:r>
+            <w:proofErr w:type="spellStart"/>
+            <w:r>
+              <w:rPr>
+                <w:rFonts w:ascii="Arial" w:hAnsi="Arial" w:cs="Arial"/>
+              </w:rPr>
+              <w:t>WiFi</w:t>
+            </w:r>
+            <w:proofErr w:type="spellEnd"/>
+            <w:r>
+              <w:rPr>
+                <w:rFonts w:ascii="Arial" w:hAnsi="Arial" w:cs="Arial"/>
+              </w:rPr>
+              <w:t>, mecanismos de autenticación e intensidad de señal en puntos de trabajo críticos.</w:t>
+            </w:r>
+          </w:p>
+        </w:tc>
+      </w:tr>
+      <w:tr>
+        <w:tc>
+          <w:tcPr>
+            <w:tcW w:w="367" w:type="dxa"/>
+          </w:tcPr>
+          <w:p>
+            <w:pPr>
+              <w:rPr>
+                <w:rFonts w:ascii="Arial" w:hAnsi="Arial" w:cs="Arial"/>
+                <w:b/>
+                <w:bCs/>
+              </w:rPr>
+            </w:pPr>
+            <w:r>
+              <w:rPr>
+                <w:rFonts w:ascii="Arial" w:hAnsi="Arial" w:cs="Arial"/>
+                <w:b/>
+                <w:bCs/>
+              </w:rPr>
+              <w:t>9</w:t>
+            </w:r>
+          </w:p>
+        </w:tc>
+        <w:tc>
+          <w:tcPr>
+            <w:tcW w:w="8275" w:type="dxa"/>
+            <w:gridSpan w:val="3"/>
+          </w:tcPr>
+          <w:p>
+            <w:pPr>
+              <w:rPr>
+                <w:rFonts w:ascii="Arial" w:hAnsi="Arial" w:cs="Arial"/>
+              </w:rPr>
+            </w:pPr>
+            <w:r>
+              <w:rPr>
+                <w:rFonts w:ascii="Arial" w:hAnsi="Arial" w:cs="Arial"/>
+              </w:rPr>
+              <w:t>Verifica las conexiones privadas en Sindicato, SNC y Transporte: tipo de conexión, proveedor y medidas de seguridad.</w:t>
+            </w:r>
+          </w:p>
+        </w:tc>
+      </w:tr>
+      <w:tr>
+        <w:tc>
+          <w:tcPr>
+            <w:tcW w:w="367" w:type="dxa"/>
+          </w:tcPr>
+          <w:p>
+            <w:pPr>
+              <w:rPr>
+                <w:rFonts w:ascii="Arial" w:hAnsi="Arial" w:cs="Arial"/>
+                <w:b/>
+                <w:bCs/>
+              </w:rPr>
+            </w:pPr>
+            <w:r>
+              <w:rPr>
+                <w:rFonts w:ascii="Arial" w:hAnsi="Arial" w:cs="Arial"/>
+                <w:b/>
+                <w:bCs/>
+              </w:rPr>
+              <w:t>10</w:t>
+            </w:r>
+          </w:p>
+        </w:tc>
+        <w:tc>
+          <w:tcPr>
+            <w:tcW w:w="8275" w:type="dxa"/>
+            <w:gridSpan w:val="3"/>
+          </w:tcPr>
+          <w:p>
+            <w:pPr>
+              <w:rPr>
+                <w:rFonts w:ascii="Arial" w:hAnsi="Arial" w:cs="Arial"/>
+              </w:rPr>
+            </w:pPr>
+            <w:r>
+              <w:rPr>
+                <w:rFonts w:ascii="Arial" w:hAnsi="Arial" w:cs="Arial"/>
+              </w:rPr>
+              <w:t>Documenta los hallazgos de infraestructura física y lógica de red y los reporta al Coordinador General de Auditoría.</w:t>
+            </w:r>
+          </w:p>
+        </w:tc>
+      </w:tr>
+      <w:tr>
+        <w:tc>
+          <w:tcPr>
+            <w:tcW w:w="367" w:type="dxa"/>
+          </w:tcPr>
+          <w:p>
+            <w:pPr>
+              <w:rPr>
+                <w:rFonts w:ascii="Arial" w:hAnsi="Arial" w:cs="Arial"/>
+                <w:b/>
+                <w:bCs/>
+              </w:rPr>
+            </w:pPr>
+            <w:r>
+              <w:rPr>
+                <w:rFonts w:ascii="Arial" w:hAnsi="Arial" w:cs="Arial"/>
+                <w:b/>
+                <w:bCs/>
+              </w:rPr>
+              <w:t>11</w:t>
+            </w:r>
+          </w:p>
+        </w:tc>
+        <w:tc>
+          <w:tcPr>
+            <w:tcW w:w="8275" w:type="dxa"/>
+            <w:gridSpan w:val="3"/>
+          </w:tcPr>
+          <w:p>
+            <w:pPr>
+              <w:rPr>
+                <w:rFonts w:ascii="Arial" w:hAnsi="Arial" w:cs="Arial"/>
+              </w:rPr>
+            </w:pPr>
+            <w:r>
+              <w:rPr>
+                <w:rFonts w:ascii="Arial" w:hAnsi="Arial" w:cs="Arial"/>
+              </w:rPr>
+              <w:t>Verifica la topología de red plana (dominio de broadcast único) mediante pruebas de ping entre equipos de diferentes áreas funcionales.</w:t>
+            </w:r>
+          </w:p>
+        </w:tc>
+      </w:tr>
+      <w:tr>
+        <w:tc>
+          <w:tcPr>
             <w:tcW w:w="0" w:type="auto"/>
             <w:gridSpan w:val="4"/>
           </w:tcPr>
@@ -6355,6 +6924,23 @@
               <w:rPr>
                 <w:rFonts w:ascii="Arial" w:hAnsi="Arial" w:cs="Arial"/>
               </w:rPr>
+              <w:t>Director General del SILAIS - Sede Masaya (para coordinación de accesos)</w:t>
+            </w:r>
+          </w:p>
+          <w:p>
+            <w:pPr>
+              <w:numPr>
+                <w:ilvl w:val="0"/>
+                <w:numId w:val="2"/>
+              </w:numPr>
+              <w:rPr>
+                <w:rFonts w:ascii="Arial" w:hAnsi="Arial" w:cs="Arial"/>
+              </w:rPr>
+            </w:pPr>
+            <w:r>
+              <w:rPr>
+                <w:rFonts w:ascii="Arial" w:hAnsi="Arial" w:cs="Arial"/>
+              </w:rPr>
               <w:t>Auditor de Hardware/Equipo</w:t>
             </w:r>
           </w:p>
@@ -6373,23 +6959,6 @@
                 <w:rFonts w:ascii="Arial" w:hAnsi="Arial" w:cs="Arial"/>
               </w:rPr>
               <w:t>Auditor Auxiliar</w:t>
-            </w:r>
-          </w:p>
-          <w:p>
-            <w:pPr>
-              <w:numPr>
-                <w:ilvl w:val="0"/>
-                <w:numId w:val="2"/>
-              </w:numPr>
-              <w:rPr>
-                <w:rFonts w:ascii="Arial" w:hAnsi="Arial" w:cs="Arial"/>
-              </w:rPr>
-            </w:pPr>
-            <w:r>
-              <w:rPr>
-                <w:rFonts w:ascii="Arial" w:hAnsi="Arial" w:cs="Arial"/>
-              </w:rPr>
-              <w:t>Asistente de Auditoría</w:t>
             </w:r>
           </w:p>
           <w:p>
@@ -6498,6 +7067,54 @@
               <w:rPr>
                 <w:rFonts w:ascii="Arial" w:hAnsi="Arial" w:cs="Arial"/>
               </w:rPr>
+              <w:t>Estándares de cableado estructurado (ANSI/TIA/EIA-568-C, -569-C, -606-B)</w:t>
+            </w:r>
+          </w:p>
+          <w:p>
+            <w:pPr>
+              <w:numPr>
+                <w:ilvl w:val="0"/>
+                <w:numId w:val="3"/>
+              </w:numPr>
+              <w:rPr>
+                <w:rFonts w:ascii="Arial" w:hAnsi="Arial" w:cs="Arial"/>
+              </w:rPr>
+            </w:pPr>
+            <w:r>
+              <w:rPr>
+                <w:rFonts w:ascii="Arial" w:hAnsi="Arial" w:cs="Arial"/>
+              </w:rPr>
+              <w:t xml:space="preserve">Pruebas de continuidad con cable </w:t>
+            </w:r>
+            <w:proofErr w:type="spellStart"/>
+            <w:r>
+              <w:rPr>
+                <w:rFonts w:ascii="Arial" w:hAnsi="Arial" w:cs="Arial"/>
+              </w:rPr>
+              <w:t>tester</w:t>
+            </w:r>
+            <w:proofErr w:type="spellEnd"/>
+            <w:r>
+              <w:rPr>
+                <w:rFonts w:ascii="Arial" w:hAnsi="Arial" w:cs="Arial"/>
+              </w:rPr>
+              <w:t xml:space="preserve"> RJ45</w:t>
+            </w:r>
+          </w:p>
+          <w:p>
+            <w:pPr>
+              <w:numPr>
+                <w:ilvl w:val="0"/>
+                <w:numId w:val="3"/>
+              </w:numPr>
+              <w:rPr>
+                <w:rFonts w:ascii="Arial" w:hAnsi="Arial" w:cs="Arial"/>
+              </w:rPr>
+            </w:pPr>
+            <w:r>
+              <w:rPr>
+                <w:rFonts w:ascii="Arial" w:hAnsi="Arial" w:cs="Arial"/>
+              </w:rPr>
               <w:t>Protocolos de red TCP/IP, DHCP, DNS</w:t>
             </w:r>
           </w:p>
@@ -6515,7 +7132,21 @@
               <w:rPr>
                 <w:rFonts w:ascii="Arial" w:hAnsi="Arial" w:cs="Arial"/>
               </w:rPr>
-              <w:t>Configuración de firewall y reglas de acceso</w:t>
+              <w:t>Segmentación de redes (</w:t>
+            </w:r>
+            <w:proofErr w:type="spellStart"/>
+            <w:r>
+              <w:rPr>
+                <w:rFonts w:ascii="Arial" w:hAnsi="Arial" w:cs="Arial"/>
+              </w:rPr>
+              <w:t>VLANs</w:t>
+            </w:r>
+            <w:proofErr w:type="spellEnd"/>
+            <w:r>
+              <w:rPr>
+                <w:rFonts w:ascii="Arial" w:hAnsi="Arial" w:cs="Arial"/>
+              </w:rPr>
+              <w:t>) y topologías de red</w:t>
             </w:r>
           </w:p>
           <w:p>
@@ -6532,106 +7163,108 @@
               <w:rPr>
                 <w:rFonts w:ascii="Arial" w:hAnsi="Arial" w:cs="Arial"/>
               </w:rPr>
-              <w:t>Calidad de Servicio (</w:t>
-            </w:r>
+              <w:t>Seguridad de redes inalámbricas (WPA2, WPA3)</w:t>
+            </w:r>
+          </w:p>
+          <w:p>
+            <w:pPr>
+              <w:numPr>
+                <w:ilvl w:val="0"/>
+                <w:numId w:val="3"/>
+              </w:numPr>
+              <w:rPr>
+                <w:rFonts w:ascii="Arial" w:hAnsi="Arial" w:cs="Arial"/>
+              </w:rPr>
+            </w:pPr>
+            <w:r>
+              <w:rPr>
+                <w:rFonts w:ascii="Arial" w:hAnsi="Arial" w:cs="Arial"/>
+              </w:rPr>
+              <w:t>Análisis de tráfico y dominio de broadcast</w:t>
+            </w:r>
+          </w:p>
+          <w:p>
+            <w:pPr>
+              <w:numPr>
+                <w:ilvl w:val="0"/>
+                <w:numId w:val="3"/>
+              </w:numPr>
+              <w:rPr>
+                <w:rFonts w:ascii="Arial" w:hAnsi="Arial" w:cs="Arial"/>
+              </w:rPr>
+            </w:pPr>
+            <w:r>
+              <w:rPr>
+                <w:rFonts w:ascii="Arial" w:hAnsi="Arial" w:cs="Arial"/>
+              </w:rPr>
+              <w:t>Seguridad de redes (ISO 27001 A.13)</w:t>
+            </w:r>
+          </w:p>
+          <w:p>
+            <w:pPr>
+              <w:numPr>
+                <w:ilvl w:val="0"/>
+                <w:numId w:val="3"/>
+              </w:numPr>
+              <w:rPr>
+                <w:rFonts w:ascii="Arial" w:hAnsi="Arial" w:cs="Arial"/>
+                <w:lang w:val="en-US"/>
+              </w:rPr>
+            </w:pPr>
             <w:proofErr w:type="spellStart"/>
             <w:r>
               <w:rPr>
                 <w:rFonts w:ascii="Arial" w:hAnsi="Arial" w:cs="Arial"/>
-              </w:rPr>
-              <w:t>QoS</w:t>
+                <w:lang w:val="en-US"/>
+              </w:rPr>
+              <w:t>Comandos</w:t>
             </w:r>
             <w:proofErr w:type="spellEnd"/>
             <w:r>
               <w:rPr>
                 <w:rFonts w:ascii="Arial" w:hAnsi="Arial" w:cs="Arial"/>
-              </w:rPr>
-              <w:t>) y control de ancho de banda</w:t>
-            </w:r>
-          </w:p>
-          <w:p>
-            <w:pPr>
-              <w:numPr>
-                <w:ilvl w:val="0"/>
-                <w:numId w:val="3"/>
-              </w:numPr>
-              <w:rPr>
-                <w:rFonts w:ascii="Arial" w:hAnsi="Arial" w:cs="Arial"/>
-              </w:rPr>
-            </w:pPr>
-            <w:r>
-              <w:rPr>
-                <w:rFonts w:ascii="Arial" w:hAnsi="Arial" w:cs="Arial"/>
-              </w:rPr>
-              <w:t>Filtrado de contenido web mediante DNS</w:t>
-            </w:r>
-          </w:p>
-          <w:p>
-            <w:pPr>
-              <w:numPr>
-                <w:ilvl w:val="0"/>
-                <w:numId w:val="3"/>
-              </w:numPr>
-              <w:rPr>
-                <w:rFonts w:ascii="Arial" w:hAnsi="Arial" w:cs="Arial"/>
-              </w:rPr>
-            </w:pPr>
-            <w:r>
-              <w:rPr>
-                <w:rFonts w:ascii="Arial" w:hAnsi="Arial" w:cs="Arial"/>
-              </w:rPr>
-              <w:t>Seguridad de redes (ISO 27001 A.13)</w:t>
-            </w:r>
-          </w:p>
-          <w:p>
-            <w:pPr>
-              <w:numPr>
-                <w:ilvl w:val="0"/>
-                <w:numId w:val="3"/>
-              </w:numPr>
-              <w:rPr>
-                <w:rFonts w:ascii="Arial" w:hAnsi="Arial" w:cs="Arial"/>
-              </w:rPr>
-            </w:pPr>
-            <w:r>
-              <w:rPr>
-                <w:rFonts w:ascii="Arial" w:hAnsi="Arial" w:cs="Arial"/>
-              </w:rPr>
-              <w:t xml:space="preserve">Comandos de red en Windows (ping, </w:t>
+                <w:lang w:val="en-US"/>
+              </w:rPr>
+              <w:t xml:space="preserve"> de red </w:t>
             </w:r>
             <w:proofErr w:type="spellStart"/>
             <w:r>
               <w:rPr>
                 <w:rFonts w:ascii="Arial" w:hAnsi="Arial" w:cs="Arial"/>
-              </w:rPr>
-              <w:t>ipconfig</w:t>
+                <w:lang w:val="en-US"/>
+              </w:rPr>
+              <w:t>en</w:t>
             </w:r>
             <w:proofErr w:type="spellEnd"/>
             <w:r>
               <w:rPr>
                 <w:rFonts w:ascii="Arial" w:hAnsi="Arial" w:cs="Arial"/>
-              </w:rPr>
-              <w:t xml:space="preserve">, nslookup, </w:t>
+                <w:lang w:val="en-US"/>
+              </w:rPr>
+              <w:t xml:space="preserve"> Windows (ping, ipconfig, </w:t>
             </w:r>
             <w:proofErr w:type="spellStart"/>
             <w:r>
               <w:rPr>
                 <w:rFonts w:ascii="Arial" w:hAnsi="Arial" w:cs="Arial"/>
-              </w:rPr>
-              <w:t>tracert</w:t>
+                <w:lang w:val="en-US"/>
+              </w:rPr>
+              <w:t>nslookup</w:t>
             </w:r>
             <w:proofErr w:type="spellEnd"/>
             <w:r>
               <w:rPr>
                 <w:rFonts w:ascii="Arial" w:hAnsi="Arial" w:cs="Arial"/>
-              </w:rPr>
-              <w:t>)</w:t>
-            </w:r>
-          </w:p>
-          <w:p>
-            <w:pPr>
-              <w:rPr>
-                <w:rFonts w:ascii="Arial" w:hAnsi="Arial" w:cs="Arial"/>
+                <w:lang w:val="en-US"/>
+              </w:rPr>
+              <w:t>, tracert, netstat)</w:t>
+            </w:r>
+          </w:p>
+          <w:p>
+            <w:pPr>
+              <w:rPr>
+                <w:rFonts w:ascii="Arial" w:hAnsi="Arial" w:cs="Arial"/>
+                <w:lang w:val="en-US"/>
               </w:rPr>
             </w:pPr>
           </w:p>
@@ -6657,6 +7290,7 @@
                 <w:b/>
                 <w:bCs/>
               </w:rPr>
+              <w:lastRenderedPageBreak/>
               <w:t>Formación básica</w:t>
             </w:r>
           </w:p>
@@ -6778,22 +7412,21 @@
               <w:rPr>
                 <w:rFonts w:ascii="Arial" w:hAnsi="Arial" w:cs="Arial"/>
               </w:rPr>
-              <w:lastRenderedPageBreak/>
-              <w:t xml:space="preserve">Configuración de DHCP (rangos fijos por MAC </w:t>
+              <w:t xml:space="preserve">Manejo de cable </w:t>
             </w:r>
             <w:proofErr w:type="spellStart"/>
             <w:r>
               <w:rPr>
                 <w:rFonts w:ascii="Arial" w:hAnsi="Arial" w:cs="Arial"/>
               </w:rPr>
-              <w:t>address</w:t>
+              <w:t>tester</w:t>
             </w:r>
             <w:proofErr w:type="spellEnd"/>
             <w:r>
               <w:rPr>
                 <w:rFonts w:ascii="Arial" w:hAnsi="Arial" w:cs="Arial"/>
               </w:rPr>
-              <w:t xml:space="preserve"> y rangos dinámicos)</w:t>
+              <w:t xml:space="preserve"> RJ45</w:t>
             </w:r>
           </w:p>
           <w:p>
@@ -6810,7 +7443,7 @@
               <w:rPr>
                 <w:rFonts w:ascii="Arial" w:hAnsi="Arial" w:cs="Arial"/>
               </w:rPr>
-              <w:t>Configuración de DNS primario y secundario</w:t>
+              <w:t>Inspección visual y documentación fotográfica de infraestructura de red</w:t>
             </w:r>
           </w:p>
           <w:p>
@@ -6827,8 +7460,47 @@
               <w:rPr>
                 <w:rFonts w:ascii="Arial" w:hAnsi="Arial" w:cs="Arial"/>
               </w:rPr>
-              <w:t>Creación de reglas de firewall de Windows</w:t>
-            </w:r>
+              <w:t>Configuración y verificación de DHCP y DNS</w:t>
+            </w:r>
+          </w:p>
+          <w:p>
+            <w:pPr>
+              <w:numPr>
+                <w:ilvl w:val="0"/>
+                <w:numId w:val="5"/>
+              </w:numPr>
+              <w:rPr>
+                <w:rFonts w:ascii="Arial" w:hAnsi="Arial" w:cs="Arial"/>
+              </w:rPr>
+            </w:pPr>
+            <w:r>
+              <w:rPr>
+                <w:rFonts w:ascii="Arial" w:hAnsi="Arial" w:cs="Arial"/>
+              </w:rPr>
+              <w:t xml:space="preserve">Análisis de seguridad </w:t>
+            </w:r>
+            <w:proofErr w:type="spellStart"/>
+            <w:r>
+              <w:rPr>
+                <w:rFonts w:ascii="Arial" w:hAnsi="Arial" w:cs="Arial"/>
+              </w:rPr>
+              <w:t>WiFi</w:t>
+            </w:r>
+            <w:proofErr w:type="spellEnd"/>
+            <w:r>
+              <w:rPr>
+                <w:rFonts w:ascii="Arial" w:hAnsi="Arial" w:cs="Arial"/>
+              </w:rPr>
+              <w:t xml:space="preserve"> y uso de herramientas de análisis </w:t>
+            </w:r>
+            <w:proofErr w:type="spellStart"/>
+            <w:r>
+              <w:rPr>
+                <w:rFonts w:ascii="Arial" w:hAnsi="Arial" w:cs="Arial"/>
+              </w:rPr>
+              <w:t>WiFi</w:t>
+            </w:r>
+            <w:proofErr w:type="spellEnd"/>
           </w:p>
           <w:p>
             <w:pPr>
@@ -6911,7 +7583,6 @@
                 <w:b/>
                 <w:bCs/>
               </w:rPr>
-              <w:lastRenderedPageBreak/>
               <w:t>Conocimientos deseables</w:t>
             </w:r>
           </w:p>
@@ -6936,36 +7607,95 @@
               <w:rPr>
                 <w:rFonts w:ascii="Arial" w:hAnsi="Arial" w:cs="Arial"/>
               </w:rPr>
-              <w:t xml:space="preserve">Certificación CCNA (Cisco </w:t>
+              <w:t xml:space="preserve">Manejo de cable </w:t>
             </w:r>
             <w:proofErr w:type="spellStart"/>
             <w:r>
               <w:rPr>
                 <w:rFonts w:ascii="Arial" w:hAnsi="Arial" w:cs="Arial"/>
               </w:rPr>
-              <w:t>Certified</w:t>
+              <w:t>tester</w:t>
             </w:r>
             <w:proofErr w:type="spellEnd"/>
             <w:r>
               <w:rPr>
                 <w:rFonts w:ascii="Arial" w:hAnsi="Arial" w:cs="Arial"/>
               </w:rPr>
-              <w:t xml:space="preserve"> Network </w:t>
+              <w:t xml:space="preserve"> RJ45</w:t>
+            </w:r>
+          </w:p>
+          <w:p>
+            <w:pPr>
+              <w:numPr>
+                <w:ilvl w:val="0"/>
+                <w:numId w:val="6"/>
+              </w:numPr>
+              <w:rPr>
+                <w:rFonts w:ascii="Arial" w:hAnsi="Arial" w:cs="Arial"/>
+              </w:rPr>
+            </w:pPr>
+            <w:r>
+              <w:rPr>
+                <w:rFonts w:ascii="Arial" w:hAnsi="Arial" w:cs="Arial"/>
+              </w:rPr>
+              <w:t>Inspección visual y documentación fotográfica de infraestructura de red</w:t>
+            </w:r>
+          </w:p>
+          <w:p>
+            <w:pPr>
+              <w:numPr>
+                <w:ilvl w:val="0"/>
+                <w:numId w:val="6"/>
+              </w:numPr>
+              <w:rPr>
+                <w:rFonts w:ascii="Arial" w:hAnsi="Arial" w:cs="Arial"/>
+              </w:rPr>
+            </w:pPr>
+            <w:r>
+              <w:rPr>
+                <w:rFonts w:ascii="Arial" w:hAnsi="Arial" w:cs="Arial"/>
+              </w:rPr>
+              <w:t>Configuración y verificación de DHCP y DNS</w:t>
+            </w:r>
+          </w:p>
+          <w:p>
+            <w:pPr>
+              <w:numPr>
+                <w:ilvl w:val="0"/>
+                <w:numId w:val="6"/>
+              </w:numPr>
+              <w:rPr>
+                <w:rFonts w:ascii="Arial" w:hAnsi="Arial" w:cs="Arial"/>
+              </w:rPr>
+            </w:pPr>
+            <w:r>
+              <w:rPr>
+                <w:rFonts w:ascii="Arial" w:hAnsi="Arial" w:cs="Arial"/>
+              </w:rPr>
+              <w:t xml:space="preserve">Análisis de seguridad </w:t>
             </w:r>
             <w:proofErr w:type="spellStart"/>
             <w:r>
               <w:rPr>
                 <w:rFonts w:ascii="Arial" w:hAnsi="Arial" w:cs="Arial"/>
               </w:rPr>
-              <w:t>Associate</w:t>
+              <w:t>WiFi</w:t>
             </w:r>
             <w:proofErr w:type="spellEnd"/>
             <w:r>
               <w:rPr>
                 <w:rFonts w:ascii="Arial" w:hAnsi="Arial" w:cs="Arial"/>
               </w:rPr>
-              <w:t>)</w:t>
-            </w:r>
+              <w:t xml:space="preserve"> y uso de herramientas de análisis </w:t>
+            </w:r>
+            <w:proofErr w:type="spellStart"/>
+            <w:r>
+              <w:rPr>
+                <w:rFonts w:ascii="Arial" w:hAnsi="Arial" w:cs="Arial"/>
+              </w:rPr>
+              <w:t>WiFi</w:t>
+            </w:r>
+            <w:proofErr w:type="spellEnd"/>
           </w:p>
           <w:p>
             <w:pPr>
@@ -6981,21 +7711,7 @@
               <w:rPr>
                 <w:rFonts w:ascii="Arial" w:hAnsi="Arial" w:cs="Arial"/>
               </w:rPr>
-              <w:t xml:space="preserve">Conocimiento en configuración de </w:t>
-            </w:r>
-            <w:proofErr w:type="spellStart"/>
-            <w:r>
-              <w:rPr>
-                <w:rFonts w:ascii="Arial" w:hAnsi="Arial" w:cs="Arial"/>
-              </w:rPr>
-              <w:t>routers</w:t>
-            </w:r>
-            <w:proofErr w:type="spellEnd"/>
-            <w:r>
-              <w:rPr>
-                <w:rFonts w:ascii="Arial" w:hAnsi="Arial" w:cs="Arial"/>
-              </w:rPr>
-              <w:t xml:space="preserve"> de ISP</w:t>
+              <w:t>Ejecución de comandos de red</w:t>
             </w:r>
           </w:p>
           <w:p>
@@ -7012,63 +7728,24 @@
               <w:rPr>
                 <w:rFonts w:ascii="Arial" w:hAnsi="Arial" w:cs="Arial"/>
               </w:rPr>
-              <w:t xml:space="preserve">Conocimiento en software de congelamiento (Deep </w:t>
-            </w:r>
-            <w:proofErr w:type="spellStart"/>
-            <w:r>
-              <w:rPr>
-                <w:rFonts w:ascii="Arial" w:hAnsi="Arial" w:cs="Arial"/>
-              </w:rPr>
-              <w:t>Freeze</w:t>
-            </w:r>
-            <w:proofErr w:type="spellEnd"/>
-            <w:r>
-              <w:rPr>
-                <w:rFonts w:ascii="Arial" w:hAnsi="Arial" w:cs="Arial"/>
-              </w:rPr>
-              <w:t xml:space="preserve">, </w:t>
-            </w:r>
-            <w:proofErr w:type="spellStart"/>
-            <w:r>
-              <w:rPr>
-                <w:rFonts w:ascii="Arial" w:hAnsi="Arial" w:cs="Arial"/>
-              </w:rPr>
-              <w:t>Reboot</w:t>
-            </w:r>
-            <w:proofErr w:type="spellEnd"/>
-            <w:r>
-              <w:rPr>
-                <w:rFonts w:ascii="Arial" w:hAnsi="Arial" w:cs="Arial"/>
-              </w:rPr>
-              <w:t xml:space="preserve"> </w:t>
-            </w:r>
-            <w:proofErr w:type="spellStart"/>
-            <w:r>
-              <w:rPr>
-                <w:rFonts w:ascii="Arial" w:hAnsi="Arial" w:cs="Arial"/>
-              </w:rPr>
-              <w:t>Restore</w:t>
-            </w:r>
-            <w:proofErr w:type="spellEnd"/>
-            <w:r>
-              <w:rPr>
-                <w:rFonts w:ascii="Arial" w:hAnsi="Arial" w:cs="Arial"/>
-              </w:rPr>
-              <w:t xml:space="preserve"> </w:t>
-            </w:r>
-            <w:proofErr w:type="spellStart"/>
-            <w:r>
-              <w:rPr>
-                <w:rFonts w:ascii="Arial" w:hAnsi="Arial" w:cs="Arial"/>
-              </w:rPr>
-              <w:t>Rx</w:t>
-            </w:r>
-            <w:proofErr w:type="spellEnd"/>
-            <w:r>
-              <w:rPr>
-                <w:rFonts w:ascii="Arial" w:hAnsi="Arial" w:cs="Arial"/>
-              </w:rPr>
-              <w:t>)</w:t>
+              <w:t>Redacción de informes técnicos</w:t>
+            </w:r>
+          </w:p>
+          <w:p>
+            <w:pPr>
+              <w:numPr>
+                <w:ilvl w:val="0"/>
+                <w:numId w:val="6"/>
+              </w:numPr>
+              <w:rPr>
+                <w:rFonts w:ascii="Arial" w:hAnsi="Arial" w:cs="Arial"/>
+              </w:rPr>
+            </w:pPr>
+            <w:r>
+              <w:rPr>
+                <w:rFonts w:ascii="Arial" w:hAnsi="Arial" w:cs="Arial"/>
+              </w:rPr>
+              <w:t>Relaciones humanas</w:t>
             </w:r>
           </w:p>
           <w:p>
@@ -7284,6 +7961,7 @@
           <w:b/>
           <w:bCs/>
         </w:rPr>
+        <w:lastRenderedPageBreak/>
         <w:t xml:space="preserve">Auditor </w:t>
       </w:r>
       <w:r>
@@ -7581,7 +8259,6 @@
                 <w:b/>
                 <w:bCs/>
               </w:rPr>
-              <w:lastRenderedPageBreak/>
               <w:t>Cargo Superior Inmediato</w:t>
             </w:r>
           </w:p>
@@ -8135,6 +8812,7 @@
               <w:rPr>
                 <w:rFonts w:ascii="Arial" w:hAnsi="Arial" w:cs="Arial"/>
               </w:rPr>
+              <w:lastRenderedPageBreak/>
               <w:t>Auditor de Hardware/Equipo</w:t>
             </w:r>
           </w:p>
@@ -8222,6 +8900,7 @@
                 <w:b/>
                 <w:bCs/>
               </w:rPr>
+              <w:lastRenderedPageBreak/>
               <w:t>Perfil del cargo</w:t>
             </w:r>
           </w:p>
@@ -8312,7 +8991,6 @@
               <w:rPr>
                 <w:rFonts w:ascii="Arial" w:hAnsi="Arial" w:cs="Arial"/>
               </w:rPr>
-              <w:lastRenderedPageBreak/>
               <w:t xml:space="preserve">Metodología de auditoría y </w:t>
             </w:r>
             <w:proofErr w:type="spellStart"/>
@@ -8370,7 +9048,6 @@
                 <w:b/>
                 <w:bCs/>
               </w:rPr>
-              <w:lastRenderedPageBreak/>
               <w:t>Formación básica</w:t>
             </w:r>
           </w:p>
@@ -8767,6 +9444,7 @@
               <w:rPr>
                 <w:rFonts w:ascii="Arial" w:hAnsi="Arial" w:cs="Arial"/>
               </w:rPr>
+              <w:lastRenderedPageBreak/>
               <w:t>Mínimo 6 meses de experiencia en labores documentales, registro fotográfico, o asistencia en proyectos técnicos.</w:t>
             </w:r>
           </w:p>
@@ -8792,6 +9470,7 @@
                 <w:b/>
                 <w:bCs/>
               </w:rPr>
+              <w:lastRenderedPageBreak/>
               <w:t>Otros requisitos</w:t>
             </w:r>
           </w:p>
@@ -8880,6 +9559,304 @@
 <file path=word/numbering.xml><?xml version="1.0" encoding="utf-8"?>
 <w:numbering xmlns:wpc="http://schemas.microsoft.com/office/word/2010/wordprocessingCanvas" xmlns:cx="http://schemas.microsoft.com/office/drawing/2014/chartex" xmlns:cx1="http://schemas.microsoft.com/office/drawing/2015/9/8/chartex" xmlns:cx2="http://schemas.microsoft.com/office/drawing/2015/10/21/chartex" xmlns:cx3="http://schemas.microsoft.com/office/drawing/2016/5/9/chartex" xmlns:cx4="http://schemas.microsoft.com/office/drawing/2016/5/10/chartex" xmlns:cx5="http://schemas.microsoft.com/office/drawing/2016/5/11/chartex" xmlns:cx6="http://schemas.microsoft.com/office/drawing/2016/5/12/chartex" xmlns:cx7="http://schemas.microsoft.com/office/drawing/2016/5/13/chartex" xmlns:cx8="http://schemas.microsoft.com/office/drawing/2016/5/14/chartex" xmlns:mc="http://schemas.openxmlformats.org/markup-compatibility/2006" xmlns:aink="http://schemas.microsoft.com/office/drawing/2016/ink" xmlns:am3d="http://schemas.microsoft.com/office/drawing/2017/model3d" xmlns:o="urn:schemas-microsoft-com:office:office" xmlns:r="http://schemas.openxmlformats.org/officeDocument/2006/relationships" xmlns:m="http://schemas.openxmlformats.org/officeDocument/2006/math" xmlns:v="urn:schemas-microsoft-com:vml" xmlns:wp14="http://schemas.microsoft.com/office/word/2010/wordprocessingDrawing" xmlns:wp="http://schemas.openxmlformats.org/drawingml/2006/wordprocessingDrawing" xmlns:w10="urn:schemas-microsoft-com:office:word" xmlns:w="http://schemas.openxmlformats.org/wordprocessingml/2006/main" xmlns:w14="http://schemas.microsoft.com/office/word/2010/wordml" xmlns:w15="http://schemas.microsoft.com/office/word/2012/wordml" xmlns:w16cex="http://schemas.microsoft.com/office/word/2018/wordml/cex" xmlns:w16cid="http://schemas.microsoft.com/office/word/2016/wordml/cid" xmlns:w16="http://schemas.microsoft.com/office/word/2018/wordml" xmlns:w16sdtdh="http://schemas.microsoft.com/office/word/2020/wordml/sdtdatahash" xmlns:w16se="http://schemas.microsoft.com/office/word/2015/wordml/symex" xmlns:wpg="http://schemas.microsoft.com/office/word/2010/wordprocessingGroup" xmlns:wpi="http://schemas.microsoft.com/office/word/2010/wordprocessingInk" xmlns:wne="http://schemas.microsoft.com/office/word/2006/wordml" xmlns:wps="http://schemas.microsoft.com/office/word/2010/wordprocessingShape" mc:Ignorable="w14 w15 w16se w16cid w16 w16cex w16sdtdh wp14">
   <w:abstractNum w:abstractNumId="0" w15:restartNumberingAfterBreak="0">
+    <w:nsid w:val="1C755D0A"/>
+    <w:multiLevelType w:val="multilevel"/>
+    <w:tmpl w:val="1F3EF394"/>
+    <w:lvl w:ilvl="0">
+      <w:start w:val="1"/>
+      <w:numFmt w:val="bullet"/>
+      <w:lvlText w:val=""/>
+      <w:lvlJc w:val="left"/>
+      <w:pPr>
+        <w:tabs>
+          <w:tab w:val="num" w:pos="720"/>
+        </w:tabs>
+        <w:ind w:left="720" w:hanging="360"/>
+      </w:pPr>
+      <w:rPr>
+        <w:rFonts w:ascii="Symbol" w:hAnsi="Symbol" w:hint="default"/>
+        <w:sz w:val="20"/>
+      </w:rPr>
+    </w:lvl>
+    <w:lvl w:ilvl="1" w:tentative="1">
+      <w:start w:val="1"/>
+      <w:numFmt w:val="bullet"/>
+      <w:lvlText w:val="o"/>
+      <w:lvlJc w:val="left"/>
+      <w:pPr>
+        <w:tabs>
+          <w:tab w:val="num" w:pos="1440"/>
+        </w:tabs>
+        <w:ind w:left="1440" w:hanging="360"/>
+      </w:pPr>
+      <w:rPr>
+        <w:rFonts w:ascii="Courier New" w:hAnsi="Courier New" w:hint="default"/>
+        <w:sz w:val="20"/>
+      </w:rPr>
+    </w:lvl>
+    <w:lvl w:ilvl="2" w:tentative="1">
+      <w:start w:val="1"/>
+      <w:numFmt w:val="bullet"/>
+      <w:lvlText w:val=""/>
+      <w:lvlJc w:val="left"/>
+      <w:pPr>
+        <w:tabs>
+          <w:tab w:val="num" w:pos="2160"/>
+        </w:tabs>
+        <w:ind w:left="2160" w:hanging="360"/>
+      </w:pPr>
+      <w:rPr>
+        <w:rFonts w:ascii="Wingdings" w:hAnsi="Wingdings" w:hint="default"/>
+        <w:sz w:val="20"/>
+      </w:rPr>
+    </w:lvl>
+    <w:lvl w:ilvl="3" w:tentative="1">
+      <w:start w:val="1"/>
+      <w:numFmt w:val="bullet"/>
+      <w:lvlText w:val=""/>
+      <w:lvlJc w:val="left"/>
+      <w:pPr>
+        <w:tabs>
+          <w:tab w:val="num" w:pos="2880"/>
+        </w:tabs>
+        <w:ind w:left="2880" w:hanging="360"/>
+      </w:pPr>
+      <w:rPr>
+        <w:rFonts w:ascii="Wingdings" w:hAnsi="Wingdings" w:hint="default"/>
+        <w:sz w:val="20"/>
+      </w:rPr>
+    </w:lvl>
+    <w:lvl w:ilvl="4" w:tentative="1">
+      <w:start w:val="1"/>
+      <w:numFmt w:val="bullet"/>
+      <w:lvlText w:val=""/>
+      <w:lvlJc w:val="left"/>
+      <w:pPr>
+        <w:tabs>
+          <w:tab w:val="num" w:pos="3600"/>
+        </w:tabs>
+        <w:ind w:left="3600" w:hanging="360"/>
+      </w:pPr>
+      <w:rPr>
+        <w:rFonts w:ascii="Wingdings" w:hAnsi="Wingdings" w:hint="default"/>
+        <w:sz w:val="20"/>
+      </w:rPr>
+    </w:lvl>
+    <w:lvl w:ilvl="5" w:tentative="1">
+      <w:start w:val="1"/>
+      <w:numFmt w:val="bullet"/>
+      <w:lvlText w:val=""/>
+      <w:lvlJc w:val="left"/>
+      <w:pPr>
+        <w:tabs>
+          <w:tab w:val="num" w:pos="4320"/>
+        </w:tabs>
+        <w:ind w:left="4320" w:hanging="360"/>
+      </w:pPr>
+      <w:rPr>
+        <w:rFonts w:ascii="Wingdings" w:hAnsi="Wingdings" w:hint="default"/>
+        <w:sz w:val="20"/>
+      </w:rPr>
+    </w:lvl>
+    <w:lvl w:ilvl="6" w:tentative="1">
+      <w:start w:val="1"/>
+      <w:numFmt w:val="bullet"/>
+      <w:lvlText w:val=""/>
+      <w:lvlJc w:val="left"/>
+      <w:pPr>
+        <w:tabs>
+          <w:tab w:val="num" w:pos="5040"/>
+        </w:tabs>
+        <w:ind w:left="5040" w:hanging="360"/>
+      </w:pPr>
+      <w:rPr>
+        <w:rFonts w:ascii="Wingdings" w:hAnsi="Wingdings" w:hint="default"/>
+        <w:sz w:val="20"/>
+      </w:rPr>
+    </w:lvl>
+    <w:lvl w:ilvl="7" w:tentative="1">
+      <w:start w:val="1"/>
+      <w:numFmt w:val="bullet"/>
+      <w:lvlText w:val=""/>
+      <w:lvlJc w:val="left"/>
+      <w:pPr>
+        <w:tabs>
+          <w:tab w:val="num" w:pos="5760"/>
+        </w:tabs>
+        <w:ind w:left="5760" w:hanging="360"/>
+      </w:pPr>
+      <w:rPr>
+        <w:rFonts w:ascii="Wingdings" w:hAnsi="Wingdings" w:hint="default"/>
+        <w:sz w:val="20"/>
+      </w:rPr>
+    </w:lvl>
+    <w:lvl w:ilvl="8" w:tentative="1">
+      <w:start w:val="1"/>
+      <w:numFmt w:val="bullet"/>
+      <w:lvlText w:val=""/>
+      <w:lvlJc w:val="left"/>
+      <w:pPr>
+        <w:tabs>
+          <w:tab w:val="num" w:pos="6480"/>
+        </w:tabs>
+        <w:ind w:left="6480" w:hanging="360"/>
+      </w:pPr>
+      <w:rPr>
+        <w:rFonts w:ascii="Wingdings" w:hAnsi="Wingdings" w:hint="default"/>
+        <w:sz w:val="20"/>
+      </w:rPr>
+    </w:lvl>
+  </w:abstractNum>
+  <w:abstractNum w:abstractNumId="1" w15:restartNumberingAfterBreak="0">
+    <w:nsid w:val="22CE68E1"/>
+    <w:multiLevelType w:val="multilevel"/>
+    <w:tmpl w:val="91469468"/>
+    <w:lvl w:ilvl="0">
+      <w:start w:val="1"/>
+      <w:numFmt w:val="bullet"/>
+      <w:lvlText w:val=""/>
+      <w:lvlJc w:val="left"/>
+      <w:pPr>
+        <w:tabs>
+          <w:tab w:val="num" w:pos="720"/>
+        </w:tabs>
+        <w:ind w:left="720" w:hanging="360"/>
+      </w:pPr>
+      <w:rPr>
+        <w:rFonts w:ascii="Symbol" w:hAnsi="Symbol" w:hint="default"/>
+        <w:sz w:val="20"/>
+      </w:rPr>
+    </w:lvl>
+    <w:lvl w:ilvl="1" w:tentative="1">
+      <w:start w:val="1"/>
+      <w:numFmt w:val="bullet"/>
+      <w:lvlText w:val="o"/>
+      <w:lvlJc w:val="left"/>
+      <w:pPr>
+        <w:tabs>
+          <w:tab w:val="num" w:pos="1440"/>
+        </w:tabs>
+        <w:ind w:left="1440" w:hanging="360"/>
+      </w:pPr>
+      <w:rPr>
+        <w:rFonts w:ascii="Courier New" w:hAnsi="Courier New" w:hint="default"/>
+        <w:sz w:val="20"/>
+      </w:rPr>
+    </w:lvl>
+    <w:lvl w:ilvl="2" w:tentative="1">
+      <w:start w:val="1"/>
+      <w:numFmt w:val="bullet"/>
+      <w:lvlText w:val=""/>
+      <w:lvlJc w:val="left"/>
+      <w:pPr>
+        <w:tabs>
+          <w:tab w:val="num" w:pos="2160"/>
+        </w:tabs>
+        <w:ind w:left="2160" w:hanging="360"/>
+      </w:pPr>
+      <w:rPr>
+        <w:rFonts w:ascii="Wingdings" w:hAnsi="Wingdings" w:hint="default"/>
+        <w:sz w:val="20"/>
+      </w:rPr>
+    </w:lvl>
+    <w:lvl w:ilvl="3" w:tentative="1">
+      <w:start w:val="1"/>
+      <w:numFmt w:val="bullet"/>
+      <w:lvlText w:val=""/>
+      <w:lvlJc w:val="left"/>
+      <w:pPr>
+        <w:tabs>
+          <w:tab w:val="num" w:pos="2880"/>
+        </w:tabs>
+        <w:ind w:left="2880" w:hanging="360"/>
+      </w:pPr>
+      <w:rPr>
+        <w:rFonts w:ascii="Wingdings" w:hAnsi="Wingdings" w:hint="default"/>
+        <w:sz w:val="20"/>
+      </w:rPr>
+    </w:lvl>
+    <w:lvl w:ilvl="4" w:tentative="1">
+      <w:start w:val="1"/>
+      <w:numFmt w:val="bullet"/>
+      <w:lvlText w:val=""/>
+      <w:lvlJc w:val="left"/>
+      <w:pPr>
+        <w:tabs>
+          <w:tab w:val="num" w:pos="3600"/>
+        </w:tabs>
+        <w:ind w:left="3600" w:hanging="360"/>
+      </w:pPr>
+      <w:rPr>
+        <w:rFonts w:ascii="Wingdings" w:hAnsi="Wingdings" w:hint="default"/>
+        <w:sz w:val="20"/>
+      </w:rPr>
+    </w:lvl>
+    <w:lvl w:ilvl="5" w:tentative="1">
+      <w:start w:val="1"/>
+      <w:numFmt w:val="bullet"/>
+      <w:lvlText w:val=""/>
+      <w:lvlJc w:val="left"/>
+      <w:pPr>
+        <w:tabs>
+          <w:tab w:val="num" w:pos="4320"/>
+        </w:tabs>
+        <w:ind w:left="4320" w:hanging="360"/>
+      </w:pPr>
+      <w:rPr>
+        <w:rFonts w:ascii="Wingdings" w:hAnsi="Wingdings" w:hint="default"/>
+        <w:sz w:val="20"/>
+      </w:rPr>
+    </w:lvl>
+    <w:lvl w:ilvl="6" w:tentative="1">
+      <w:start w:val="1"/>
+      <w:numFmt w:val="bullet"/>
+      <w:lvlText w:val=""/>
+      <w:lvlJc w:val="left"/>
+      <w:pPr>
+        <w:tabs>
+          <w:tab w:val="num" w:pos="5040"/>
+        </w:tabs>
+        <w:ind w:left="5040" w:hanging="360"/>
+      </w:pPr>
+      <w:rPr>
+        <w:rFonts w:ascii="Wingdings" w:hAnsi="Wingdings" w:hint="default"/>
+        <w:sz w:val="20"/>
+      </w:rPr>
+    </w:lvl>
+    <w:lvl w:ilvl="7" w:tentative="1">
+      <w:start w:val="1"/>
+      <w:numFmt w:val="bullet"/>
+      <w:lvlText w:val=""/>
+      <w:lvlJc w:val="left"/>
+      <w:pPr>
+        <w:tabs>
+          <w:tab w:val="num" w:pos="5760"/>
+        </w:tabs>
+        <w:ind w:left="5760" w:hanging="360"/>
+      </w:pPr>
+      <w:rPr>
+        <w:rFonts w:ascii="Wingdings" w:hAnsi="Wingdings" w:hint="default"/>
+        <w:sz w:val="20"/>
+      </w:rPr>
+    </w:lvl>
+    <w:lvl w:ilvl="8" w:tentative="1">
+      <w:start w:val="1"/>
+      <w:numFmt w:val="bullet"/>
+      <w:lvlText w:val=""/>
+      <w:lvlJc w:val="left"/>
+      <w:pPr>
+        <w:tabs>
+          <w:tab w:val="num" w:pos="6480"/>
+        </w:tabs>
+        <w:ind w:left="6480" w:hanging="360"/>
+      </w:pPr>
+      <w:rPr>
+        <w:rFonts w:ascii="Wingdings" w:hAnsi="Wingdings" w:hint="default"/>
+        <w:sz w:val="20"/>
+      </w:rPr>
+    </w:lvl>
+  </w:abstractNum>
+  <w:abstractNum w:abstractNumId="2" w15:restartNumberingAfterBreak="0">
     <w:nsid w:val="251F523E"/>
     <w:multiLevelType w:val="multilevel"/>
     <w:tmpl w:val="994C8806"/>
@@ -9028,7 +10005,7 @@
       </w:rPr>
     </w:lvl>
   </w:abstractNum>
-  <w:abstractNum w:abstractNumId="1" w15:restartNumberingAfterBreak="0">
+  <w:abstractNum w:abstractNumId="3" w15:restartNumberingAfterBreak="0">
     <w:nsid w:val="286A1738"/>
     <w:multiLevelType w:val="multilevel"/>
     <w:tmpl w:val="CF50BFA2"/>
@@ -9177,7 +10154,156 @@
       </w:rPr>
     </w:lvl>
   </w:abstractNum>
-  <w:abstractNum w:abstractNumId="2" w15:restartNumberingAfterBreak="0">
+  <w:abstractNum w:abstractNumId="4" w15:restartNumberingAfterBreak="0">
+    <w:nsid w:val="2C811065"/>
+    <w:multiLevelType w:val="multilevel"/>
+    <w:tmpl w:val="4A589D7C"/>
+    <w:lvl w:ilvl="0">
+      <w:start w:val="1"/>
+      <w:numFmt w:val="bullet"/>
+      <w:lvlText w:val=""/>
+      <w:lvlJc w:val="left"/>
+      <w:pPr>
+        <w:tabs>
+          <w:tab w:val="num" w:pos="720"/>
+        </w:tabs>
+        <w:ind w:left="720" w:hanging="360"/>
+      </w:pPr>
+      <w:rPr>
+        <w:rFonts w:ascii="Symbol" w:hAnsi="Symbol" w:hint="default"/>
+        <w:sz w:val="20"/>
+      </w:rPr>
+    </w:lvl>
+    <w:lvl w:ilvl="1" w:tentative="1">
+      <w:start w:val="1"/>
+      <w:numFmt w:val="bullet"/>
+      <w:lvlText w:val="o"/>
+      <w:lvlJc w:val="left"/>
+      <w:pPr>
+        <w:tabs>
+          <w:tab w:val="num" w:pos="1440"/>
+        </w:tabs>
+        <w:ind w:left="1440" w:hanging="360"/>
+      </w:pPr>
+      <w:rPr>
+        <w:rFonts w:ascii="Courier New" w:hAnsi="Courier New" w:hint="default"/>
+        <w:sz w:val="20"/>
+      </w:rPr>
+    </w:lvl>
+    <w:lvl w:ilvl="2" w:tentative="1">
+      <w:start w:val="1"/>
+      <w:numFmt w:val="bullet"/>
+      <w:lvlText w:val=""/>
+      <w:lvlJc w:val="left"/>
+      <w:pPr>
+        <w:tabs>
+          <w:tab w:val="num" w:pos="2160"/>
+        </w:tabs>
+        <w:ind w:left="2160" w:hanging="360"/>
+      </w:pPr>
+      <w:rPr>
+        <w:rFonts w:ascii="Wingdings" w:hAnsi="Wingdings" w:hint="default"/>
+        <w:sz w:val="20"/>
+      </w:rPr>
+    </w:lvl>
+    <w:lvl w:ilvl="3" w:tentative="1">
+      <w:start w:val="1"/>
+      <w:numFmt w:val="bullet"/>
+      <w:lvlText w:val=""/>
+      <w:lvlJc w:val="left"/>
+      <w:pPr>
+        <w:tabs>
+          <w:tab w:val="num" w:pos="2880"/>
+        </w:tabs>
+        <w:ind w:left="2880" w:hanging="360"/>
+      </w:pPr>
+      <w:rPr>
+        <w:rFonts w:ascii="Wingdings" w:hAnsi="Wingdings" w:hint="default"/>
+        <w:sz w:val="20"/>
+      </w:rPr>
+    </w:lvl>
+    <w:lvl w:ilvl="4" w:tentative="1">
+      <w:start w:val="1"/>
+      <w:numFmt w:val="bullet"/>
+      <w:lvlText w:val=""/>
+      <w:lvlJc w:val="left"/>
+      <w:pPr>
+        <w:tabs>
+          <w:tab w:val="num" w:pos="3600"/>
+        </w:tabs>
+        <w:ind w:left="3600" w:hanging="360"/>
+      </w:pPr>
+      <w:rPr>
+        <w:rFonts w:ascii="Wingdings" w:hAnsi="Wingdings" w:hint="default"/>
+        <w:sz w:val="20"/>
+      </w:rPr>
+    </w:lvl>
+    <w:lvl w:ilvl="5" w:tentative="1">
+      <w:start w:val="1"/>
+      <w:numFmt w:val="bullet"/>
+      <w:lvlText w:val=""/>
+      <w:lvlJc w:val="left"/>
+      <w:pPr>
+        <w:tabs>
+          <w:tab w:val="num" w:pos="4320"/>
+        </w:tabs>
+        <w:ind w:left="4320" w:hanging="360"/>
+      </w:pPr>
+      <w:rPr>
+        <w:rFonts w:ascii="Wingdings" w:hAnsi="Wingdings" w:hint="default"/>
+        <w:sz w:val="20"/>
+      </w:rPr>
+    </w:lvl>
+    <w:lvl w:ilvl="6" w:tentative="1">
+      <w:start w:val="1"/>
+      <w:numFmt w:val="bullet"/>
+      <w:lvlText w:val=""/>
+      <w:lvlJc w:val="left"/>
+      <w:pPr>
+        <w:tabs>
+          <w:tab w:val="num" w:pos="5040"/>
+        </w:tabs>
+        <w:ind w:left="5040" w:hanging="360"/>
+      </w:pPr>
+      <w:rPr>
+        <w:rFonts w:ascii="Wingdings" w:hAnsi="Wingdings" w:hint="default"/>
+        <w:sz w:val="20"/>
+      </w:rPr>
+    </w:lvl>
+    <w:lvl w:ilvl="7" w:tentative="1">
+      <w:start w:val="1"/>
+      <w:numFmt w:val="bullet"/>
+      <w:lvlText w:val=""/>
+      <w:lvlJc w:val="left"/>
+      <w:pPr>
+        <w:tabs>
+          <w:tab w:val="num" w:pos="5760"/>
+        </w:tabs>
+        <w:ind w:left="5760" w:hanging="360"/>
+      </w:pPr>
+      <w:rPr>
+        <w:rFonts w:ascii="Wingdings" w:hAnsi="Wingdings" w:hint="default"/>
+        <w:sz w:val="20"/>
+      </w:rPr>
+    </w:lvl>
+    <w:lvl w:ilvl="8" w:tentative="1">
+      <w:start w:val="1"/>
+      <w:numFmt w:val="bullet"/>
+      <w:lvlText w:val=""/>
+      <w:lvlJc w:val="left"/>
+      <w:pPr>
+        <w:tabs>
+          <w:tab w:val="num" w:pos="6480"/>
+        </w:tabs>
+        <w:ind w:left="6480" w:hanging="360"/>
+      </w:pPr>
+      <w:rPr>
+        <w:rFonts w:ascii="Wingdings" w:hAnsi="Wingdings" w:hint="default"/>
+        <w:sz w:val="20"/>
+      </w:rPr>
+    </w:lvl>
+  </w:abstractNum>
+  <w:abstractNum w:abstractNumId="5" w15:restartNumberingAfterBreak="0">
     <w:nsid w:val="4D2677F6"/>
     <w:multiLevelType w:val="hybridMultilevel"/>
     <w:tmpl w:val="F3D0FD02"/>
@@ -9290,7 +10416,305 @@
       </w:rPr>
     </w:lvl>
   </w:abstractNum>
-  <w:abstractNum w:abstractNumId="3" w15:restartNumberingAfterBreak="0">
+  <w:abstractNum w:abstractNumId="6" w15:restartNumberingAfterBreak="0">
+    <w:nsid w:val="5C781F70"/>
+    <w:multiLevelType w:val="multilevel"/>
+    <w:tmpl w:val="8B9EBAFC"/>
+    <w:lvl w:ilvl="0">
+      <w:start w:val="1"/>
+      <w:numFmt w:val="bullet"/>
+      <w:lvlText w:val=""/>
+      <w:lvlJc w:val="left"/>
+      <w:pPr>
+        <w:tabs>
+          <w:tab w:val="num" w:pos="720"/>
+        </w:tabs>
+        <w:ind w:left="720" w:hanging="360"/>
+      </w:pPr>
+      <w:rPr>
+        <w:rFonts w:ascii="Symbol" w:hAnsi="Symbol" w:hint="default"/>
+        <w:sz w:val="20"/>
+      </w:rPr>
+    </w:lvl>
+    <w:lvl w:ilvl="1" w:tentative="1">
+      <w:start w:val="1"/>
+      <w:numFmt w:val="bullet"/>
+      <w:lvlText w:val="o"/>
+      <w:lvlJc w:val="left"/>
+      <w:pPr>
+        <w:tabs>
+          <w:tab w:val="num" w:pos="1440"/>
+        </w:tabs>
+        <w:ind w:left="1440" w:hanging="360"/>
+      </w:pPr>
+      <w:rPr>
+        <w:rFonts w:ascii="Courier New" w:hAnsi="Courier New" w:hint="default"/>
+        <w:sz w:val="20"/>
+      </w:rPr>
+    </w:lvl>
+    <w:lvl w:ilvl="2" w:tentative="1">
+      <w:start w:val="1"/>
+      <w:numFmt w:val="bullet"/>
+      <w:lvlText w:val=""/>
+      <w:lvlJc w:val="left"/>
+      <w:pPr>
+        <w:tabs>
+          <w:tab w:val="num" w:pos="2160"/>
+        </w:tabs>
+        <w:ind w:left="2160" w:hanging="360"/>
+      </w:pPr>
+      <w:rPr>
+        <w:rFonts w:ascii="Wingdings" w:hAnsi="Wingdings" w:hint="default"/>
+        <w:sz w:val="20"/>
+      </w:rPr>
+    </w:lvl>
+    <w:lvl w:ilvl="3" w:tentative="1">
+      <w:start w:val="1"/>
+      <w:numFmt w:val="bullet"/>
+      <w:lvlText w:val=""/>
+      <w:lvlJc w:val="left"/>
+      <w:pPr>
+        <w:tabs>
+          <w:tab w:val="num" w:pos="2880"/>
+        </w:tabs>
+        <w:ind w:left="2880" w:hanging="360"/>
+      </w:pPr>
+      <w:rPr>
+        <w:rFonts w:ascii="Wingdings" w:hAnsi="Wingdings" w:hint="default"/>
+        <w:sz w:val="20"/>
+      </w:rPr>
+    </w:lvl>
+    <w:lvl w:ilvl="4" w:tentative="1">
+      <w:start w:val="1"/>
+      <w:numFmt w:val="bullet"/>
+      <w:lvlText w:val=""/>
+      <w:lvlJc w:val="left"/>
+      <w:pPr>
+        <w:tabs>
+          <w:tab w:val="num" w:pos="3600"/>
+        </w:tabs>
+        <w:ind w:left="3600" w:hanging="360"/>
+      </w:pPr>
+      <w:rPr>
+        <w:rFonts w:ascii="Wingdings" w:hAnsi="Wingdings" w:hint="default"/>
+        <w:sz w:val="20"/>
+      </w:rPr>
+    </w:lvl>
+    <w:lvl w:ilvl="5" w:tentative="1">
+      <w:start w:val="1"/>
+      <w:numFmt w:val="bullet"/>
+      <w:lvlText w:val=""/>
+      <w:lvlJc w:val="left"/>
+      <w:pPr>
+        <w:tabs>
+          <w:tab w:val="num" w:pos="4320"/>
+        </w:tabs>
+        <w:ind w:left="4320" w:hanging="360"/>
+      </w:pPr>
+      <w:rPr>
+        <w:rFonts w:ascii="Wingdings" w:hAnsi="Wingdings" w:hint="default"/>
+        <w:sz w:val="20"/>
+      </w:rPr>
+    </w:lvl>
+    <w:lvl w:ilvl="6" w:tentative="1">
+      <w:start w:val="1"/>
+      <w:numFmt w:val="bullet"/>
+      <w:lvlText w:val=""/>
+      <w:lvlJc w:val="left"/>
+      <w:pPr>
+        <w:tabs>
+          <w:tab w:val="num" w:pos="5040"/>
+        </w:tabs>
+        <w:ind w:left="5040" w:hanging="360"/>
+      </w:pPr>
+      <w:rPr>
+        <w:rFonts w:ascii="Wingdings" w:hAnsi="Wingdings" w:hint="default"/>
+        <w:sz w:val="20"/>
+      </w:rPr>
+    </w:lvl>
+    <w:lvl w:ilvl="7" w:tentative="1">
+      <w:start w:val="1"/>
+      <w:numFmt w:val="bullet"/>
+      <w:lvlText w:val=""/>
+      <w:lvlJc w:val="left"/>
+      <w:pPr>
+        <w:tabs>
+          <w:tab w:val="num" w:pos="5760"/>
+        </w:tabs>
+        <w:ind w:left="5760" w:hanging="360"/>
+      </w:pPr>
+      <w:rPr>
+        <w:rFonts w:ascii="Wingdings" w:hAnsi="Wingdings" w:hint="default"/>
+        <w:sz w:val="20"/>
+      </w:rPr>
+    </w:lvl>
+    <w:lvl w:ilvl="8" w:tentative="1">
+      <w:start w:val="1"/>
+      <w:numFmt w:val="bullet"/>
+      <w:lvlText w:val=""/>
+      <w:lvlJc w:val="left"/>
+      <w:pPr>
+        <w:tabs>
+          <w:tab w:val="num" w:pos="6480"/>
+        </w:tabs>
+        <w:ind w:left="6480" w:hanging="360"/>
+      </w:pPr>
+      <w:rPr>
+        <w:rFonts w:ascii="Wingdings" w:hAnsi="Wingdings" w:hint="default"/>
+        <w:sz w:val="20"/>
+      </w:rPr>
+    </w:lvl>
+  </w:abstractNum>
+  <w:abstractNum w:abstractNumId="7" w15:restartNumberingAfterBreak="0">
+    <w:nsid w:val="61A12A72"/>
+    <w:multiLevelType w:val="multilevel"/>
+    <w:tmpl w:val="385214F0"/>
+    <w:lvl w:ilvl="0">
+      <w:start w:val="1"/>
+      <w:numFmt w:val="bullet"/>
+      <w:lvlText w:val=""/>
+      <w:lvlJc w:val="left"/>
+      <w:pPr>
+        <w:tabs>
+          <w:tab w:val="num" w:pos="720"/>
+        </w:tabs>
+        <w:ind w:left="720" w:hanging="360"/>
+      </w:pPr>
+      <w:rPr>
+        <w:rFonts w:ascii="Symbol" w:hAnsi="Symbol" w:hint="default"/>
+        <w:sz w:val="20"/>
+      </w:rPr>
+    </w:lvl>
+    <w:lvl w:ilvl="1" w:tentative="1">
+      <w:start w:val="1"/>
+      <w:numFmt w:val="bullet"/>
+      <w:lvlText w:val="o"/>
+      <w:lvlJc w:val="left"/>
+      <w:pPr>
+        <w:tabs>
+          <w:tab w:val="num" w:pos="1440"/>
+        </w:tabs>
+        <w:ind w:left="1440" w:hanging="360"/>
+      </w:pPr>
+      <w:rPr>
+        <w:rFonts w:ascii="Courier New" w:hAnsi="Courier New" w:hint="default"/>
+        <w:sz w:val="20"/>
+      </w:rPr>
+    </w:lvl>
+    <w:lvl w:ilvl="2" w:tentative="1">
+      <w:start w:val="1"/>
+      <w:numFmt w:val="bullet"/>
+      <w:lvlText w:val=""/>
+      <w:lvlJc w:val="left"/>
+      <w:pPr>
+        <w:tabs>
+          <w:tab w:val="num" w:pos="2160"/>
+        </w:tabs>
+        <w:ind w:left="2160" w:hanging="360"/>
+      </w:pPr>
+      <w:rPr>
+        <w:rFonts w:ascii="Wingdings" w:hAnsi="Wingdings" w:hint="default"/>
+        <w:sz w:val="20"/>
+      </w:rPr>
+    </w:lvl>
+    <w:lvl w:ilvl="3" w:tentative="1">
+      <w:start w:val="1"/>
+      <w:numFmt w:val="bullet"/>
+      <w:lvlText w:val=""/>
+      <w:lvlJc w:val="left"/>
+      <w:pPr>
+        <w:tabs>
+          <w:tab w:val="num" w:pos="2880"/>
+        </w:tabs>
+        <w:ind w:left="2880" w:hanging="360"/>
+      </w:pPr>
+      <w:rPr>
+        <w:rFonts w:ascii="Wingdings" w:hAnsi="Wingdings" w:hint="default"/>
+        <w:sz w:val="20"/>
+      </w:rPr>
+    </w:lvl>
+    <w:lvl w:ilvl="4" w:tentative="1">
+      <w:start w:val="1"/>
+      <w:numFmt w:val="bullet"/>
+      <w:lvlText w:val=""/>
+      <w:lvlJc w:val="left"/>
+      <w:pPr>
+        <w:tabs>
+          <w:tab w:val="num" w:pos="3600"/>
+        </w:tabs>
+        <w:ind w:left="3600" w:hanging="360"/>
+      </w:pPr>
+      <w:rPr>
+        <w:rFonts w:ascii="Wingdings" w:hAnsi="Wingdings" w:hint="default"/>
+        <w:sz w:val="20"/>
+      </w:rPr>
+    </w:lvl>
+    <w:lvl w:ilvl="5" w:tentative="1">
+      <w:start w:val="1"/>
+      <w:numFmt w:val="bullet"/>
+      <w:lvlText w:val=""/>
+      <w:lvlJc w:val="left"/>
+      <w:pPr>
+        <w:tabs>
+          <w:tab w:val="num" w:pos="4320"/>
+        </w:tabs>
+        <w:ind w:left="4320" w:hanging="360"/>
+      </w:pPr>
+      <w:rPr>
+        <w:rFonts w:ascii="Wingdings" w:hAnsi="Wingdings" w:hint="default"/>
+        <w:sz w:val="20"/>
+      </w:rPr>
+    </w:lvl>
+    <w:lvl w:ilvl="6" w:tentative="1">
+      <w:start w:val="1"/>
+      <w:numFmt w:val="bullet"/>
+      <w:lvlText w:val=""/>
+      <w:lvlJc w:val="left"/>
+      <w:pPr>
+        <w:tabs>
+          <w:tab w:val="num" w:pos="5040"/>
+        </w:tabs>
+        <w:ind w:left="5040" w:hanging="360"/>
+      </w:pPr>
+      <w:rPr>
+        <w:rFonts w:ascii="Wingdings" w:hAnsi="Wingdings" w:hint="default"/>
+        <w:sz w:val="20"/>
+      </w:rPr>
+    </w:lvl>
+    <w:lvl w:ilvl="7" w:tentative="1">
+      <w:start w:val="1"/>
+      <w:numFmt w:val="bullet"/>
+      <w:lvlText w:val=""/>
+      <w:lvlJc w:val="left"/>
+      <w:pPr>
+        <w:tabs>
+          <w:tab w:val="num" w:pos="5760"/>
+        </w:tabs>
+        <w:ind w:left="5760" w:hanging="360"/>
+      </w:pPr>
+      <w:rPr>
+        <w:rFonts w:ascii="Wingdings" w:hAnsi="Wingdings" w:hint="default"/>
+        <w:sz w:val="20"/>
+      </w:rPr>
+    </w:lvl>
+    <w:lvl w:ilvl="8" w:tentative="1">
+      <w:start w:val="1"/>
+      <w:numFmt w:val="bullet"/>
+      <w:lvlText w:val=""/>
+      <w:lvlJc w:val="left"/>
+      <w:pPr>
+        <w:tabs>
+          <w:tab w:val="num" w:pos="6480"/>
+        </w:tabs>
+        <w:ind w:left="6480" w:hanging="360"/>
+      </w:pPr>
+      <w:rPr>
+        <w:rFonts w:ascii="Wingdings" w:hAnsi="Wingdings" w:hint="default"/>
+        <w:sz w:val="20"/>
+      </w:rPr>
+    </w:lvl>
+  </w:abstractNum>
+  <w:abstractNum w:abstractNumId="8" w15:restartNumberingAfterBreak="0">
     <w:nsid w:val="6F2B04AE"/>
     <w:multiLevelType w:val="multilevel"/>
     <w:tmpl w:val="6576D2C4"/>
@@ -9439,7 +10863,156 @@
       </w:rPr>
     </w:lvl>
   </w:abstractNum>
-  <w:abstractNum w:abstractNumId="4" w15:restartNumberingAfterBreak="0">
+  <w:abstractNum w:abstractNumId="9" w15:restartNumberingAfterBreak="0">
+    <w:nsid w:val="72515A6D"/>
+    <w:multiLevelType w:val="multilevel"/>
+    <w:tmpl w:val="B73C0EA2"/>
+    <w:lvl w:ilvl="0">
+      <w:start w:val="1"/>
+      <w:numFmt w:val="bullet"/>
+      <w:lvlText w:val=""/>
+      <w:lvlJc w:val="left"/>
+      <w:pPr>
+        <w:tabs>
+          <w:tab w:val="num" w:pos="720"/>
+        </w:tabs>
+        <w:ind w:left="720" w:hanging="360"/>
+      </w:pPr>
+      <w:rPr>
+        <w:rFonts w:ascii="Symbol" w:hAnsi="Symbol" w:hint="default"/>
+        <w:sz w:val="20"/>
+      </w:rPr>
+    </w:lvl>
+    <w:lvl w:ilvl="1" w:tentative="1">
+      <w:start w:val="1"/>
+      <w:numFmt w:val="bullet"/>
+      <w:lvlText w:val="o"/>
+      <w:lvlJc w:val="left"/>
+      <w:pPr>
+        <w:tabs>
+          <w:tab w:val="num" w:pos="1440"/>
+        </w:tabs>
+        <w:ind w:left="1440" w:hanging="360"/>
+      </w:pPr>
+      <w:rPr>
+        <w:rFonts w:ascii="Courier New" w:hAnsi="Courier New" w:hint="default"/>
+        <w:sz w:val="20"/>
+      </w:rPr>
+    </w:lvl>
+    <w:lvl w:ilvl="2" w:tentative="1">
+      <w:start w:val="1"/>
+      <w:numFmt w:val="bullet"/>
+      <w:lvlText w:val=""/>
+      <w:lvlJc w:val="left"/>
+      <w:pPr>
+        <w:tabs>
+          <w:tab w:val="num" w:pos="2160"/>
+        </w:tabs>
+        <w:ind w:left="2160" w:hanging="360"/>
+      </w:pPr>
+      <w:rPr>
+        <w:rFonts w:ascii="Wingdings" w:hAnsi="Wingdings" w:hint="default"/>
+        <w:sz w:val="20"/>
+      </w:rPr>
+    </w:lvl>
+    <w:lvl w:ilvl="3" w:tentative="1">
+      <w:start w:val="1"/>
+      <w:numFmt w:val="bullet"/>
+      <w:lvlText w:val=""/>
+      <w:lvlJc w:val="left"/>
+      <w:pPr>
+        <w:tabs>
+          <w:tab w:val="num" w:pos="2880"/>
+        </w:tabs>
+        <w:ind w:left="2880" w:hanging="360"/>
+      </w:pPr>
+      <w:rPr>
+        <w:rFonts w:ascii="Wingdings" w:hAnsi="Wingdings" w:hint="default"/>
+        <w:sz w:val="20"/>
+      </w:rPr>
+    </w:lvl>
+    <w:lvl w:ilvl="4" w:tentative="1">
+      <w:start w:val="1"/>
+      <w:numFmt w:val="bullet"/>
+      <w:lvlText w:val=""/>
+      <w:lvlJc w:val="left"/>
+      <w:pPr>
+        <w:tabs>
+          <w:tab w:val="num" w:pos="3600"/>
+        </w:tabs>
+        <w:ind w:left="3600" w:hanging="360"/>
+      </w:pPr>
+      <w:rPr>
+        <w:rFonts w:ascii="Wingdings" w:hAnsi="Wingdings" w:hint="default"/>
+        <w:sz w:val="20"/>
+      </w:rPr>
+    </w:lvl>
+    <w:lvl w:ilvl="5" w:tentative="1">
+      <w:start w:val="1"/>
+      <w:numFmt w:val="bullet"/>
+      <w:lvlText w:val=""/>
+      <w:lvlJc w:val="left"/>
+      <w:pPr>
+        <w:tabs>
+          <w:tab w:val="num" w:pos="4320"/>
+        </w:tabs>
+        <w:ind w:left="4320" w:hanging="360"/>
+      </w:pPr>
+      <w:rPr>
+        <w:rFonts w:ascii="Wingdings" w:hAnsi="Wingdings" w:hint="default"/>
+        <w:sz w:val="20"/>
+      </w:rPr>
+    </w:lvl>
+    <w:lvl w:ilvl="6" w:tentative="1">
+      <w:start w:val="1"/>
+      <w:numFmt w:val="bullet"/>
+      <w:lvlText w:val=""/>
+      <w:lvlJc w:val="left"/>
+      <w:pPr>
+        <w:tabs>
+          <w:tab w:val="num" w:pos="5040"/>
+        </w:tabs>
+        <w:ind w:left="5040" w:hanging="360"/>
+      </w:pPr>
+      <w:rPr>
+        <w:rFonts w:ascii="Wingdings" w:hAnsi="Wingdings" w:hint="default"/>
+        <w:sz w:val="20"/>
+      </w:rPr>
+    </w:lvl>
+    <w:lvl w:ilvl="7" w:tentative="1">
+      <w:start w:val="1"/>
+      <w:numFmt w:val="bullet"/>
+      <w:lvlText w:val=""/>
+      <w:lvlJc w:val="left"/>
+      <w:pPr>
+        <w:tabs>
+          <w:tab w:val="num" w:pos="5760"/>
+        </w:tabs>
+        <w:ind w:left="5760" w:hanging="360"/>
+      </w:pPr>
+      <w:rPr>
+        <w:rFonts w:ascii="Wingdings" w:hAnsi="Wingdings" w:hint="default"/>
+        <w:sz w:val="20"/>
+      </w:rPr>
+    </w:lvl>
+    <w:lvl w:ilvl="8" w:tentative="1">
+      <w:start w:val="1"/>
+      <w:numFmt w:val="bullet"/>
+      <w:lvlText w:val=""/>
+      <w:lvlJc w:val="left"/>
+      <w:pPr>
+        <w:tabs>
+          <w:tab w:val="num" w:pos="6480"/>
+        </w:tabs>
+        <w:ind w:left="6480" w:hanging="360"/>
+      </w:pPr>
+      <w:rPr>
+        <w:rFonts w:ascii="Wingdings" w:hAnsi="Wingdings" w:hint="default"/>
+        <w:sz w:val="20"/>
+      </w:rPr>
+    </w:lvl>
+  </w:abstractNum>
+  <w:abstractNum w:abstractNumId="10" w15:restartNumberingAfterBreak="0">
     <w:nsid w:val="72EF7CDE"/>
     <w:multiLevelType w:val="hybridMultilevel"/>
     <w:tmpl w:val="3F700920"/>
@@ -9552,7 +11125,7 @@
       </w:rPr>
     </w:lvl>
   </w:abstractNum>
-  <w:abstractNum w:abstractNumId="5" w15:restartNumberingAfterBreak="0">
+  <w:abstractNum w:abstractNumId="11" w15:restartNumberingAfterBreak="0">
     <w:nsid w:val="7861684A"/>
     <w:multiLevelType w:val="multilevel"/>
     <w:tmpl w:val="6666D426"/>
@@ -9701,7 +11274,7 @@
       </w:rPr>
     </w:lvl>
   </w:abstractNum>
-  <w:abstractNum w:abstractNumId="6" w15:restartNumberingAfterBreak="0">
+  <w:abstractNum w:abstractNumId="12" w15:restartNumberingAfterBreak="0">
     <w:nsid w:val="787564BB"/>
     <w:multiLevelType w:val="multilevel"/>
     <w:tmpl w:val="647AF9F2"/>
@@ -9850,7 +11423,7 @@
       </w:rPr>
     </w:lvl>
   </w:abstractNum>
-  <w:abstractNum w:abstractNumId="7" w15:restartNumberingAfterBreak="0">
+  <w:abstractNum w:abstractNumId="13" w15:restartNumberingAfterBreak="0">
     <w:nsid w:val="7C215553"/>
     <w:multiLevelType w:val="hybridMultilevel"/>
     <w:tmpl w:val="450407A4"/>
@@ -9964,28 +11537,46 @@
     </w:lvl>
   </w:abstractNum>
   <w:num w:numId="1">
+    <w:abstractNumId w:val="5"/>
+  </w:num>
+  <w:num w:numId="2">
     <w:abstractNumId w:val="2"/>
   </w:num>
-  <w:num w:numId="2">
+  <w:num w:numId="3">
+    <w:abstractNumId w:val="8"/>
+  </w:num>
+  <w:num w:numId="4">
+    <w:abstractNumId w:val="11"/>
+  </w:num>
+  <w:num w:numId="5">
+    <w:abstractNumId w:val="12"/>
+  </w:num>
+  <w:num w:numId="6">
+    <w:abstractNumId w:val="3"/>
+  </w:num>
+  <w:num w:numId="7">
+    <w:abstractNumId w:val="13"/>
+  </w:num>
+  <w:num w:numId="8">
+    <w:abstractNumId w:val="10"/>
+  </w:num>
+  <w:num w:numId="9">
+    <w:abstractNumId w:val="1"/>
+  </w:num>
+  <w:num w:numId="10">
+    <w:abstractNumId w:val="9"/>
+  </w:num>
+  <w:num w:numId="11">
+    <w:abstractNumId w:val="6"/>
+  </w:num>
+  <w:num w:numId="12">
     <w:abstractNumId w:val="0"/>
   </w:num>
-  <w:num w:numId="3">
-    <w:abstractNumId w:val="3"/>
+  <w:num w:numId="13">
+    <w:abstractNumId w:val="4"/>
   </w:num>
-  <w:num w:numId="4">
-    <w:abstractNumId w:val="5"/>
-  </w:num>
-  <w:num w:numId="5">
-    <w:abstractNumId w:val="6"/>
-  </w:num>
-  <w:num w:numId="6">
-    <w:abstractNumId w:val="1"/>
-  </w:num>
-  <w:num w:numId="7">
+  <w:num w:numId="14">
     <w:abstractNumId w:val="7"/>
-  </w:num>
-  <w:num w:numId="8">
-    <w:abstractNumId w:val="4"/>
   </w:num>
 </w:numbering>
 </file>
@@ -10418,10 +12009,32 @@
       <w14:ligatures w14:val="none"/>
     </w:rPr>
   </w:style>
+  <w:style w:type="paragraph" w:styleId="Ttulo2">
+    <w:name w:val="heading 2"/>
+    <w:basedOn w:val="Normal"/>
+    <w:next w:val="Normal"/>
+    <w:link w:val="Ttulo2Car"/>
+    <w:uiPriority w:val="9"/>
+    <w:semiHidden/>
+    <w:unhideWhenUsed/>
+    <w:qFormat/>
+    <w:rsid w:val="007B459A"/>
+    <w:pPr>
+      <w:keepNext/>
+      <w:keepLines/>
+      <w:spacing w:before="40" w:after="0"/>
+      <w:outlineLvl w:val="1"/>
+    </w:pPr>
+    <w:rPr>
+      <w:rFonts w:asciiTheme="majorHAnsi" w:eastAsiaTheme="majorEastAsia" w:hAnsiTheme="majorHAnsi" w:cstheme="majorBidi"/>
+      <w:color w:val="2F5496" w:themeColor="accent1" w:themeShade="BF"/>
+      <w:sz w:val="26"/>
+      <w:szCs w:val="26"/>
+    </w:rPr>
+  </w:style>
   <w:style w:type="character" w:default="1" w:styleId="Fuentedeprrafopredeter">
     <w:name w:val="Default Paragraph Font"/>
     <w:uiPriority w:val="1"/>
-    <w:semiHidden/>
     <w:unhideWhenUsed/>
   </w:style>
   <w:style w:type="table" w:default="1" w:styleId="Tablanormal">
@@ -10492,6 +12105,20 @@
         <w:insideV w:val="single" w:sz="4" w:space="0" w:color="auto"/>
       </w:tblBorders>
     </w:tblPr>
+  </w:style>
+  <w:style w:type="character" w:customStyle="1" w:styleId="Ttulo2Car">
+    <w:name w:val="Título 2 Car"/>
+    <w:basedOn w:val="Fuentedeprrafopredeter"/>
+    <w:link w:val="Ttulo2"/>
+    <w:uiPriority w:val="9"/>
+    <w:semiHidden/>
+    <w:rsid w:val="007B459A"/>
+    <w:rPr>
+      <w:rFonts w:asciiTheme="majorHAnsi" w:eastAsiaTheme="majorEastAsia" w:hAnsiTheme="majorHAnsi" w:cstheme="majorBidi"/>
+      <w:color w:val="2F5496" w:themeColor="accent1" w:themeShade="BF"/>
+      <w:sz w:val="26"/>
+      <w:szCs w:val="26"/>
+    </w:rPr>
   </w:style>
 </w:styles>
 </file>

--- a/SILAIS - Auditoria/AVANCES_PROYECTO_FINAL/IX. TRABAJO DE AUDITORIA/ORGANIGRAMA.docx
+++ b/SILAIS - Auditoria/AVANCES_PROYECTO_FINAL/IX. TRABAJO DE AUDITORIA/ORGANIGRAMA.docx
@@ -1,6 +1,6 @@
 
 <file path=word/document.xml><?xml version="1.0" encoding="utf-8"?>
-<w:document xmlns:wpc="http://schemas.microsoft.com/office/word/2010/wordprocessingCanvas" xmlns:cx="http://schemas.microsoft.com/office/drawing/2014/chartex" xmlns:cx1="http://schemas.microsoft.com/office/drawing/2015/9/8/chartex" xmlns:cx2="http://schemas.microsoft.com/office/drawing/2015/10/21/chartex" xmlns:cx3="http://schemas.microsoft.com/office/drawing/2016/5/9/chartex" xmlns:cx4="http://schemas.microsoft.com/office/drawing/2016/5/10/chartex" xmlns:cx5="http://schemas.microsoft.com/office/drawing/2016/5/11/chartex" xmlns:cx6="http://schemas.microsoft.com/office/drawing/2016/5/12/chartex" xmlns:cx7="http://schemas.microsoft.com/office/drawing/2016/5/13/chartex" xmlns:cx8="http://schemas.microsoft.com/office/drawing/2016/5/14/chartex" xmlns:mc="http://schemas.openxmlformats.org/markup-compatibility/2006" xmlns:aink="http://schemas.microsoft.com/office/drawing/2016/ink" xmlns:am3d="http://schemas.microsoft.com/office/drawing/2017/model3d" xmlns:o="urn:schemas-microsoft-com:office:office" xmlns:r="http://schemas.openxmlformats.org/officeDocument/2006/relationships" xmlns:m="http://schemas.openxmlformats.org/officeDocument/2006/math" xmlns:v="urn:schemas-microsoft-com:vml" xmlns:wp14="http://schemas.microsoft.com/office/word/2010/wordprocessingDrawing" xmlns:wp="http://schemas.openxmlformats.org/drawingml/2006/wordprocessingDrawing" xmlns:w10="urn:schemas-microsoft-com:office:word" xmlns:w="http://schemas.openxmlformats.org/wordprocessingml/2006/main" xmlns:w14="http://schemas.microsoft.com/office/word/2010/wordml" xmlns:w15="http://schemas.microsoft.com/office/word/2012/wordml" xmlns:w16cex="http://schemas.microsoft.com/office/word/2018/wordml/cex" xmlns:w16cid="http://schemas.microsoft.com/office/word/2016/wordml/cid" xmlns:w16="http://schemas.microsoft.com/office/word/2018/wordml" xmlns:w16sdtdh="http://schemas.microsoft.com/office/word/2020/wordml/sdtdatahash" xmlns:w16se="http://schemas.microsoft.com/office/word/2015/wordml/symex" xmlns:wpg="http://schemas.microsoft.com/office/word/2010/wordprocessingGroup" xmlns:wpi="http://schemas.microsoft.com/office/word/2010/wordprocessingInk" xmlns:wne="http://schemas.microsoft.com/office/word/2006/wordml" xmlns:wps="http://schemas.microsoft.com/office/word/2010/wordprocessingShape" mc:Ignorable="w14 w15 w16se w16cid w16 w16cex w16sdtdh wp14">
+<w:document xmlns:wpc="http://schemas.microsoft.com/office/word/2010/wordprocessingCanvas" xmlns:cx="http://schemas.microsoft.com/office/drawing/2014/chartex" xmlns:cx1="http://schemas.microsoft.com/office/drawing/2015/9/8/chartex" xmlns:mc="http://schemas.openxmlformats.org/markup-compatibility/2006" xmlns:o="urn:schemas-microsoft-com:office:office" xmlns:r="http://schemas.openxmlformats.org/officeDocument/2006/relationships" xmlns:m="http://schemas.openxmlformats.org/officeDocument/2006/math" xmlns:v="urn:schemas-microsoft-com:vml" xmlns:wp14="http://schemas.microsoft.com/office/word/2010/wordprocessingDrawing" xmlns:wp="http://schemas.openxmlformats.org/drawingml/2006/wordprocessingDrawing" xmlns:w10="urn:schemas-microsoft-com:office:word" xmlns:w="http://schemas.openxmlformats.org/wordprocessingml/2006/main" xmlns:w14="http://schemas.microsoft.com/office/word/2010/wordml" xmlns:w15="http://schemas.microsoft.com/office/word/2012/wordml" xmlns:w16se="http://schemas.microsoft.com/office/word/2015/wordml/symex" xmlns:wpg="http://schemas.microsoft.com/office/word/2010/wordprocessingGroup" xmlns:wpi="http://schemas.microsoft.com/office/word/2010/wordprocessingInk" xmlns:wne="http://schemas.microsoft.com/office/word/2006/wordml" xmlns:wps="http://schemas.microsoft.com/office/word/2010/wordprocessingShape" mc:Ignorable="w14 w15 w16se wp14">
   <w:body>
     <w:p>
       <w:pPr>
@@ -16,6 +16,7 @@
           <w:b/>
           <w:bCs/>
           <w:noProof/>
+          <w:lang w:eastAsia="es-US"/>
         </w:rPr>
         <w:drawing>
           <wp:anchor distT="0" distB="0" distL="114300" distR="114300" simplePos="0" relativeHeight="251659264" behindDoc="1" locked="0" layoutInCell="1" allowOverlap="1" wp14:anchorId="7DD7427A" wp14:editId="461E4598">
@@ -257,7 +258,21 @@
         <w:rPr>
           <w:rFonts w:ascii="Arial" w:hAnsi="Arial" w:cs="Arial"/>
         </w:rPr>
-        <w:t xml:space="preserve">Es el responsable de evaluar la infraestructura física y la arquitectura lógica de la red del SILAIS - Sede Masaya. Sus funciones incluyen la inspección de las áreas de comunicaciones (Switch Principal </w:t>
+        <w:t>Es el responsable de evaluar la infraestructura física y la arquitectura lógica de la red del SILAIS - Sede Masaya. Sus funciones incluyen la inspección de las áreas de comunicaciones (</w:t>
+      </w:r>
+      <w:proofErr w:type="spellStart"/>
+      <w:r>
+        <w:rPr>
+          <w:rFonts w:ascii="Arial" w:hAnsi="Arial" w:cs="Arial"/>
+        </w:rPr>
+        <w:t>Switch</w:t>
+      </w:r>
+      <w:proofErr w:type="spellEnd"/>
+      <w:r>
+        <w:rPr>
+          <w:rFonts w:ascii="Arial" w:hAnsi="Arial" w:cs="Arial"/>
+        </w:rPr>
+        <w:t xml:space="preserve"> Principal </w:t>
       </w:r>
       <w:proofErr w:type="spellStart"/>
       <w:r>
@@ -271,7 +286,21 @@
         <w:rPr>
           <w:rFonts w:ascii="Arial" w:hAnsi="Arial" w:cs="Arial"/>
         </w:rPr>
-        <w:t xml:space="preserve"> Ethernet de 24 puertos en Dirección, Switch Secundario </w:t>
+        <w:t xml:space="preserve"> Ethernet de 24 puertos en Dirección, </w:t>
+      </w:r>
+      <w:proofErr w:type="spellStart"/>
+      <w:r>
+        <w:rPr>
+          <w:rFonts w:ascii="Arial" w:hAnsi="Arial" w:cs="Arial"/>
+        </w:rPr>
+        <w:t>Switch</w:t>
+      </w:r>
+      <w:proofErr w:type="spellEnd"/>
+      <w:r>
+        <w:rPr>
+          <w:rFonts w:ascii="Arial" w:hAnsi="Arial" w:cs="Arial"/>
+        </w:rPr>
+        <w:t xml:space="preserve"> Secundario </w:t>
       </w:r>
       <w:proofErr w:type="spellStart"/>
       <w:r>
@@ -453,7 +482,21 @@
         <w:rPr>
           <w:rFonts w:ascii="Arial" w:hAnsi="Arial" w:cs="Arial"/>
         </w:rPr>
-        <w:t xml:space="preserve">, la velocidad de negociación de enlace limitada a 100 Mbps por switches </w:t>
+        <w:t xml:space="preserve">, la velocidad de negociación de enlace limitada a 100 Mbps por </w:t>
+      </w:r>
+      <w:proofErr w:type="spellStart"/>
+      <w:r>
+        <w:rPr>
+          <w:rFonts w:ascii="Arial" w:hAnsi="Arial" w:cs="Arial"/>
+        </w:rPr>
+        <w:t>switches</w:t>
+      </w:r>
+      <w:proofErr w:type="spellEnd"/>
+      <w:r>
+        <w:rPr>
+          <w:rFonts w:ascii="Arial" w:hAnsi="Arial" w:cs="Arial"/>
+        </w:rPr>
+        <w:t xml:space="preserve"> </w:t>
       </w:r>
       <w:proofErr w:type="spellStart"/>
       <w:r>
@@ -481,7 +524,21 @@
         <w:rPr>
           <w:rFonts w:ascii="Arial" w:hAnsi="Arial" w:cs="Arial"/>
         </w:rPr>
-        <w:t xml:space="preserve">, nslookup, </w:t>
+        <w:t xml:space="preserve">, </w:t>
+      </w:r>
+      <w:proofErr w:type="spellStart"/>
+      <w:r>
+        <w:rPr>
+          <w:rFonts w:ascii="Arial" w:hAnsi="Arial" w:cs="Arial"/>
+        </w:rPr>
+        <w:t>nslookup</w:t>
+      </w:r>
+      <w:proofErr w:type="spellEnd"/>
+      <w:r>
+        <w:rPr>
+          <w:rFonts w:ascii="Arial" w:hAnsi="Arial" w:cs="Arial"/>
+        </w:rPr>
+        <w:t xml:space="preserve">, </w:t>
       </w:r>
       <w:proofErr w:type="spellStart"/>
       <w:r>
@@ -4006,10 +4063,10 @@
         <w:tblLook w:val="04A0" w:firstRow="1" w:lastRow="0" w:firstColumn="1" w:lastColumn="0" w:noHBand="0" w:noVBand="1"/>
       </w:tblPr>
       <w:tblGrid>
-        <w:gridCol w:w="514"/>
-        <w:gridCol w:w="3067"/>
-        <w:gridCol w:w="2470"/>
-        <w:gridCol w:w="2591"/>
+        <w:gridCol w:w="673"/>
+        <w:gridCol w:w="2944"/>
+        <w:gridCol w:w="2453"/>
+        <w:gridCol w:w="2572"/>
       </w:tblGrid>
       <w:tr>
         <w:tc>
@@ -4401,22 +4458,15 @@
               <w:rPr>
                 <w:rFonts w:ascii="Arial" w:hAnsi="Arial" w:cs="Arial"/>
               </w:rPr>
-              <w:t xml:space="preserve">Evaluar la infraestructura física de la red y el estado del hardware de cómputo del Instituto Ulises Tapia Roa, incluyendo la inspección del área de comunicaciones, la verificación del cableado estructurado (23 tendidos UTP Categoría 6), la realización de pruebas de continuidad con cable </w:t>
-            </w:r>
-            <w:proofErr w:type="spellStart"/>
-            <w:r>
-              <w:rPr>
-                <w:rFonts w:ascii="Arial" w:hAnsi="Arial" w:cs="Arial"/>
-              </w:rPr>
-              <w:t>tester</w:t>
-            </w:r>
-            <w:proofErr w:type="spellEnd"/>
-            <w:r>
-              <w:rPr>
-                <w:rFonts w:ascii="Arial" w:hAnsi="Arial" w:cs="Arial"/>
-              </w:rPr>
-              <w:t>, y la evaluación del estado de las 23 computadoras (21 del laboratorio y 2 de dirección). Documenta los hallazgos físicos y los reporta al Coordinador General de Auditoría.</w:t>
-            </w:r>
+              <w:t>Evaluar única y exclusivamente el estado de las computadoras del SILAIS - Sede Masaya. Sus funciones incluyen la evaluación de las 46 computadoras de escritorio y 5 laptops distribuidas en las 14 áreas funcionales, abarcando todos los componentes internos y externos de dichos equipos de cómputo: tarjeta madre, procesador, unidades de almacenamiento, dispositivos multimedia, soporte para gráficos, monitor, teclado, ratón, tarjetas adicionales, periféricos externos asociados, aprovechamiento y utilidad de los componentes, obsolescencia y durabilidad, garantía y soporte, y mantenimiento básico de los sistemas. No audita la infraestructura física de la red ni el hardware de red. Documenta los hallazgos de hardware de cómputo y los reporta al Coordinador General de Auditoría.</w:t>
+            </w:r>
+          </w:p>
+          <w:p>
+            <w:pPr>
+              <w:rPr>
+                <w:rFonts w:ascii="Arial" w:hAnsi="Arial" w:cs="Arial"/>
+              </w:rPr>
+            </w:pPr>
           </w:p>
         </w:tc>
       </w:tr>
@@ -4487,21 +4537,7 @@
               <w:rPr>
                 <w:rFonts w:ascii="Arial" w:hAnsi="Arial" w:cs="Arial"/>
               </w:rPr>
-              <w:t>Inspecciona el área de comunicaciones (</w:t>
-            </w:r>
-            <w:proofErr w:type="spellStart"/>
-            <w:r>
-              <w:rPr>
-                <w:rFonts w:ascii="Arial" w:hAnsi="Arial" w:cs="Arial"/>
-              </w:rPr>
-              <w:t>router</w:t>
-            </w:r>
-            <w:proofErr w:type="spellEnd"/>
-            <w:r>
-              <w:rPr>
-                <w:rFonts w:ascii="Arial" w:hAnsi="Arial" w:cs="Arial"/>
-              </w:rPr>
-              <w:t>, switch, UPS, escritorio de madera) verificando condiciones de seguridad física, orden y ventilación.</w:t>
+              <w:t>Evalúa la tarjeta madre de los 51 equipos de cómputo: fabricante, tipo, versión del BIOS, arquitectura, conjunto de chips, ranuras de expansión, capacidad máxima de RAM, puertos, bahías y conexiones periféricas.</w:t>
             </w:r>
           </w:p>
         </w:tc>
@@ -4544,7 +4580,7 @@
               <w:rPr>
                 <w:rFonts w:ascii="Arial" w:hAnsi="Arial" w:cs="Arial"/>
               </w:rPr>
-              <w:t>Verifica el cableado estructurado: 23 tendidos UTP Categoría 6, conectores RJ45, norma de ponchado T568B, canalización con grapas plásticas, etiquetado tipo banderín.</w:t>
+              <w:t>Evalúa el procesador: fabricante, marca, tipo, velocidad de procesamiento, memoria cache y características.</w:t>
             </w:r>
           </w:p>
         </w:tc>
@@ -4587,21 +4623,7 @@
               <w:rPr>
                 <w:rFonts w:ascii="Arial" w:hAnsi="Arial" w:cs="Arial"/>
               </w:rPr>
-              <w:t xml:space="preserve">Realiza pruebas de continuidad con cable </w:t>
-            </w:r>
-            <w:proofErr w:type="spellStart"/>
-            <w:r>
-              <w:rPr>
-                <w:rFonts w:ascii="Arial" w:hAnsi="Arial" w:cs="Arial"/>
-              </w:rPr>
-              <w:t>tester</w:t>
-            </w:r>
-            <w:proofErr w:type="spellEnd"/>
-            <w:r>
-              <w:rPr>
-                <w:rFonts w:ascii="Arial" w:hAnsi="Arial" w:cs="Arial"/>
-              </w:rPr>
-              <w:t xml:space="preserve"> a los 23 tendidos de cable.</w:t>
+              <w:t>Evalúa las unidades de almacenamiento: discos duros (fabricante, capacidad, características), unidades de CD-ROM, DVD, CD-R y unidades de cinta.</w:t>
             </w:r>
           </w:p>
         </w:tc>
@@ -4644,7 +4666,7 @@
               <w:rPr>
                 <w:rFonts w:ascii="Arial" w:hAnsi="Arial" w:cs="Arial"/>
               </w:rPr>
-              <w:t>Evalúa el estado de las 23 computadoras (21 del laboratorio y 2 de dirección), incluyendo discos duros (monitoreo S.M.A.R.T.), memoria RAM, fuentes de poder, ventilación, limpieza interna y periféricos.</w:t>
+              <w:t>Evalúa los dispositivos multimedia: sonido, tarjetas, bocinas, micrófono y video.</w:t>
             </w:r>
           </w:p>
         </w:tc>
@@ -4687,21 +4709,7 @@
               <w:rPr>
                 <w:rFonts w:ascii="Arial" w:hAnsi="Arial" w:cs="Arial"/>
               </w:rPr>
-              <w:t xml:space="preserve">Documenta los hallazgos físicos mediante registro fotográfico y </w:t>
-            </w:r>
-            <w:proofErr w:type="spellStart"/>
-            <w:r>
-              <w:rPr>
-                <w:rFonts w:ascii="Arial" w:hAnsi="Arial" w:cs="Arial"/>
-              </w:rPr>
-              <w:t>checklists</w:t>
-            </w:r>
-            <w:proofErr w:type="spellEnd"/>
-            <w:r>
-              <w:rPr>
-                <w:rFonts w:ascii="Arial" w:hAnsi="Arial" w:cs="Arial"/>
-              </w:rPr>
-              <w:t>.</w:t>
+              <w:t>Evalúa el soporte para gráficos: fabricante, capacidad en RAM e interfaz.</w:t>
             </w:r>
           </w:p>
         </w:tc>
@@ -4744,7 +4752,7 @@
               <w:rPr>
                 <w:rFonts w:ascii="Arial" w:hAnsi="Arial" w:cs="Arial"/>
               </w:rPr>
-              <w:t>Reporta los hallazgos físicos al Coordinador General de Auditoría para su consolidación.</w:t>
+              <w:t>Evalúa el monitor: fabricante, modelo, tamaño y características.</w:t>
             </w:r>
           </w:p>
         </w:tc>
@@ -4787,7 +4795,297 @@
               <w:rPr>
                 <w:rFonts w:ascii="Arial" w:hAnsi="Arial" w:cs="Arial"/>
               </w:rPr>
-              <w:t>Realiza actividades afines a las anteriores orientadas por su jefe inmediato relacionadas con el área.</w:t>
+              <w:t>Evalúa las tarjetas adicionales: aceleradora d</w:t>
+            </w:r>
+            <w:r>
+              <w:rPr>
+                <w:rFonts w:ascii="Arial" w:hAnsi="Arial" w:cs="Arial"/>
+              </w:rPr>
+              <w:t>e gráficos, de red, multimedia</w:t>
+            </w:r>
+            <w:r>
+              <w:rPr>
+                <w:rFonts w:ascii="Arial" w:hAnsi="Arial" w:cs="Arial"/>
+              </w:rPr>
+              <w:t>, video y otras tarjetas de extensión.</w:t>
+            </w:r>
+          </w:p>
+        </w:tc>
+      </w:tr>
+      <w:tr>
+        <w:tc>
+          <w:tcPr>
+            <w:tcW w:w="367" w:type="dxa"/>
+          </w:tcPr>
+          <w:p>
+            <w:pPr>
+              <w:rPr>
+                <w:rFonts w:ascii="Arial" w:hAnsi="Arial" w:cs="Arial"/>
+                <w:b/>
+                <w:bCs/>
+              </w:rPr>
+            </w:pPr>
+            <w:r>
+              <w:rPr>
+                <w:rFonts w:ascii="Arial" w:hAnsi="Arial" w:cs="Arial"/>
+                <w:b/>
+                <w:bCs/>
+              </w:rPr>
+              <w:t>8</w:t>
+            </w:r>
+          </w:p>
+        </w:tc>
+        <w:tc>
+          <w:tcPr>
+            <w:tcW w:w="8275" w:type="dxa"/>
+            <w:gridSpan w:val="3"/>
+          </w:tcPr>
+          <w:p>
+            <w:pPr>
+              <w:rPr>
+                <w:rFonts w:ascii="Arial" w:hAnsi="Arial" w:cs="Arial"/>
+              </w:rPr>
+            </w:pPr>
+            <w:r>
+              <w:rPr>
+                <w:rFonts w:ascii="Arial" w:hAnsi="Arial" w:cs="Arial"/>
+              </w:rPr>
+              <w:t>Evalúa los periféricos externos asociados: impresoras, sistemas</w:t>
+            </w:r>
+            <w:r>
+              <w:rPr>
+                <w:rFonts w:ascii="Arial" w:hAnsi="Arial" w:cs="Arial"/>
+              </w:rPr>
+              <w:t xml:space="preserve"> de videoconferencia, escáner.</w:t>
+            </w:r>
+          </w:p>
+        </w:tc>
+      </w:tr>
+      <w:tr>
+        <w:tc>
+          <w:tcPr>
+            <w:tcW w:w="367" w:type="dxa"/>
+          </w:tcPr>
+          <w:p>
+            <w:pPr>
+              <w:rPr>
+                <w:rFonts w:ascii="Arial" w:hAnsi="Arial" w:cs="Arial"/>
+                <w:b/>
+                <w:bCs/>
+              </w:rPr>
+            </w:pPr>
+            <w:r>
+              <w:rPr>
+                <w:rFonts w:ascii="Arial" w:hAnsi="Arial" w:cs="Arial"/>
+                <w:b/>
+                <w:bCs/>
+              </w:rPr>
+              <w:t>9</w:t>
+            </w:r>
+          </w:p>
+        </w:tc>
+        <w:tc>
+          <w:tcPr>
+            <w:tcW w:w="8275" w:type="dxa"/>
+            <w:gridSpan w:val="3"/>
+          </w:tcPr>
+          <w:p>
+            <w:pPr>
+              <w:rPr>
+                <w:rFonts w:ascii="Arial" w:hAnsi="Arial" w:cs="Arial"/>
+              </w:rPr>
+            </w:pPr>
+            <w:r>
+              <w:rPr>
+                <w:rFonts w:ascii="Arial" w:hAnsi="Arial" w:cs="Arial"/>
+              </w:rPr>
+              <w:t>Evalúa la capacidad de crecimiento, calidad de componentes, obsolescencia, durabilidad, garantía y soporte del fabricante.</w:t>
+            </w:r>
+          </w:p>
+        </w:tc>
+      </w:tr>
+      <w:tr>
+        <w:tc>
+          <w:tcPr>
+            <w:tcW w:w="367" w:type="dxa"/>
+          </w:tcPr>
+          <w:p>
+            <w:pPr>
+              <w:rPr>
+                <w:rFonts w:ascii="Arial" w:hAnsi="Arial" w:cs="Arial"/>
+                <w:b/>
+                <w:bCs/>
+              </w:rPr>
+            </w:pPr>
+            <w:r>
+              <w:rPr>
+                <w:rFonts w:ascii="Arial" w:hAnsi="Arial" w:cs="Arial"/>
+                <w:b/>
+                <w:bCs/>
+              </w:rPr>
+              <w:t>10</w:t>
+            </w:r>
+          </w:p>
+        </w:tc>
+        <w:tc>
+          <w:tcPr>
+            <w:tcW w:w="8275" w:type="dxa"/>
+            <w:gridSpan w:val="3"/>
+          </w:tcPr>
+          <w:p>
+            <w:pPr>
+              <w:rPr>
+                <w:rFonts w:ascii="Arial" w:hAnsi="Arial" w:cs="Arial"/>
+              </w:rPr>
+            </w:pPr>
+            <w:r>
+              <w:rPr>
+                <w:rFonts w:ascii="Arial" w:hAnsi="Arial" w:cs="Arial"/>
+              </w:rPr>
+              <w:t>Evalúa el teclado, ratón y joystick.</w:t>
+            </w:r>
+          </w:p>
+        </w:tc>
+      </w:tr>
+      <w:tr>
+        <w:tc>
+          <w:tcPr>
+            <w:tcW w:w="367" w:type="dxa"/>
+          </w:tcPr>
+          <w:p>
+            <w:pPr>
+              <w:rPr>
+                <w:rFonts w:ascii="Arial" w:hAnsi="Arial" w:cs="Arial"/>
+                <w:b/>
+                <w:bCs/>
+              </w:rPr>
+            </w:pPr>
+            <w:r>
+              <w:rPr>
+                <w:rFonts w:ascii="Arial" w:hAnsi="Arial" w:cs="Arial"/>
+                <w:b/>
+                <w:bCs/>
+              </w:rPr>
+              <w:t>11</w:t>
+            </w:r>
+          </w:p>
+        </w:tc>
+        <w:tc>
+          <w:tcPr>
+            <w:tcW w:w="8275" w:type="dxa"/>
+            <w:gridSpan w:val="3"/>
+          </w:tcPr>
+          <w:p>
+            <w:pPr>
+              <w:rPr>
+                <w:rFonts w:ascii="Arial" w:hAnsi="Arial" w:cs="Arial"/>
+              </w:rPr>
+            </w:pPr>
+            <w:r>
+              <w:rPr>
+                <w:rFonts w:ascii="Arial" w:hAnsi="Arial" w:cs="Arial"/>
+              </w:rPr>
+              <w:t>Evalúa el mantenimiento básico de los sistemas: preventivo y correctivo, sistemas reguladores de corriente, instalaciones eléctricas y protección ambiental contra humedad, polvo y estática.</w:t>
+            </w:r>
+          </w:p>
+        </w:tc>
+      </w:tr>
+      <w:tr>
+        <w:tc>
+          <w:tcPr>
+            <w:tcW w:w="367" w:type="dxa"/>
+          </w:tcPr>
+          <w:p>
+            <w:pPr>
+              <w:rPr>
+                <w:rFonts w:ascii="Arial" w:hAnsi="Arial" w:cs="Arial"/>
+                <w:b/>
+                <w:bCs/>
+              </w:rPr>
+            </w:pPr>
+            <w:r>
+              <w:rPr>
+                <w:rFonts w:ascii="Arial" w:hAnsi="Arial" w:cs="Arial"/>
+                <w:b/>
+                <w:bCs/>
+              </w:rPr>
+              <w:t>12</w:t>
+            </w:r>
+          </w:p>
+        </w:tc>
+        <w:tc>
+          <w:tcPr>
+            <w:tcW w:w="8275" w:type="dxa"/>
+            <w:gridSpan w:val="3"/>
+          </w:tcPr>
+          <w:p>
+            <w:pPr>
+              <w:rPr>
+                <w:rFonts w:ascii="Arial" w:hAnsi="Arial" w:cs="Arial"/>
+              </w:rPr>
+            </w:pPr>
+            <w:r>
+              <w:rPr>
+                <w:rFonts w:ascii="Arial" w:hAnsi="Arial" w:cs="Arial"/>
+              </w:rPr>
+              <w:t xml:space="preserve">Documenta los hallazgos de hardware de cómputo mediante registro fotográfico y </w:t>
+            </w:r>
+            <w:proofErr w:type="spellStart"/>
+            <w:r>
+              <w:rPr>
+                <w:rFonts w:ascii="Arial" w:hAnsi="Arial" w:cs="Arial"/>
+              </w:rPr>
+              <w:t>checklists</w:t>
+            </w:r>
+            <w:proofErr w:type="spellEnd"/>
+            <w:r>
+              <w:rPr>
+                <w:rFonts w:ascii="Arial" w:hAnsi="Arial" w:cs="Arial"/>
+              </w:rPr>
+              <w:t>.</w:t>
+            </w:r>
+          </w:p>
+        </w:tc>
+      </w:tr>
+      <w:tr>
+        <w:tc>
+          <w:tcPr>
+            <w:tcW w:w="367" w:type="dxa"/>
+          </w:tcPr>
+          <w:p>
+            <w:pPr>
+              <w:rPr>
+                <w:rFonts w:ascii="Arial" w:hAnsi="Arial" w:cs="Arial"/>
+                <w:b/>
+                <w:bCs/>
+              </w:rPr>
+            </w:pPr>
+            <w:r>
+              <w:rPr>
+                <w:rFonts w:ascii="Arial" w:hAnsi="Arial" w:cs="Arial"/>
+                <w:b/>
+                <w:bCs/>
+              </w:rPr>
+              <w:t xml:space="preserve">13 </w:t>
+            </w:r>
+          </w:p>
+        </w:tc>
+        <w:tc>
+          <w:tcPr>
+            <w:tcW w:w="8275" w:type="dxa"/>
+            <w:gridSpan w:val="3"/>
+          </w:tcPr>
+          <w:p>
+            <w:pPr>
+              <w:rPr>
+                <w:rFonts w:ascii="Arial" w:hAnsi="Arial" w:cs="Arial"/>
+              </w:rPr>
+            </w:pPr>
+            <w:r>
+              <w:rPr>
+                <w:rFonts w:ascii="Arial" w:hAnsi="Arial" w:cs="Arial"/>
+              </w:rPr>
+              <w:t>Reporta los hallazgos de hardware de cómputo al Coordinador General de Auditoría para su consolidación.</w:t>
             </w:r>
           </w:p>
         </w:tc>
@@ -4867,7 +5165,13 @@
               <w:rPr>
                 <w:rFonts w:ascii="Arial" w:hAnsi="Arial" w:cs="Arial"/>
               </w:rPr>
-              <w:t>Director del Instituto Ulises Tapia Roa</w:t>
+              <w:t>Director G</w:t>
+            </w:r>
+            <w:r>
+              <w:rPr>
+                <w:rFonts w:ascii="Arial" w:hAnsi="Arial" w:cs="Arial"/>
+              </w:rPr>
+              <w:t>eneral del SILAIS - Sede Masaya</w:t>
             </w:r>
           </w:p>
           <w:p>
@@ -4954,6 +5258,7 @@
                 <w:b/>
                 <w:bCs/>
               </w:rPr>
+              <w:lastRenderedPageBreak/>
               <w:t>Perfil del cargo</w:t>
             </w:r>
           </w:p>
@@ -5010,7 +5315,7 @@
               <w:rPr>
                 <w:rFonts w:ascii="Arial" w:hAnsi="Arial" w:cs="Arial"/>
               </w:rPr>
-              <w:t>Estándares de cableado estructurado (ANSI/TIA/EIA-568-C, -569-C, -606-B)</w:t>
+              <w:t>Diagnóstico de hardware de computadoras (tarjeta madre, procesador, discos duros, memoria RAM, fuentes de poder, tarjetas de expansión)</w:t>
             </w:r>
           </w:p>
           <w:p>
@@ -5027,22 +5332,7 @@
               <w:rPr>
                 <w:rFonts w:ascii="Arial" w:hAnsi="Arial" w:cs="Arial"/>
               </w:rPr>
-              <w:lastRenderedPageBreak/>
-              <w:t xml:space="preserve">Pruebas de continuidad con cable </w:t>
-            </w:r>
-            <w:proofErr w:type="spellStart"/>
-            <w:r>
-              <w:rPr>
-                <w:rFonts w:ascii="Arial" w:hAnsi="Arial" w:cs="Arial"/>
-              </w:rPr>
-              <w:t>tester</w:t>
-            </w:r>
-            <w:proofErr w:type="spellEnd"/>
-            <w:r>
-              <w:rPr>
-                <w:rFonts w:ascii="Arial" w:hAnsi="Arial" w:cs="Arial"/>
-              </w:rPr>
-              <w:t xml:space="preserve"> RJ45</w:t>
+              <w:t>Monitoreo S.M.A.R.T. para discos duros</w:t>
             </w:r>
           </w:p>
           <w:p>
@@ -5059,7 +5349,7 @@
               <w:rPr>
                 <w:rFonts w:ascii="Arial" w:hAnsi="Arial" w:cs="Arial"/>
               </w:rPr>
-              <w:t>Diagnóstico de hardware de computadoras (discos duros, S.M.A.R.T., memoria RAM, fuentes de poder, ventilación)</w:t>
+              <w:t>Evaluación de periféricos (monitores, teclados, ratones, impresoras)</w:t>
             </w:r>
           </w:p>
           <w:p>
@@ -5076,7 +5366,7 @@
               <w:rPr>
                 <w:rFonts w:ascii="Arial" w:hAnsi="Arial" w:cs="Arial"/>
               </w:rPr>
-              <w:t>Mantenimiento preventivo de equipos de cómputo</w:t>
+              <w:t>Mantenimiento preventivo y correctivo de equipos de cómputo</w:t>
             </w:r>
           </w:p>
           <w:p>
@@ -5139,7 +5429,6 @@
                 <w:b/>
                 <w:bCs/>
               </w:rPr>
-              <w:lastRenderedPageBreak/>
               <w:t>Formación básica</w:t>
             </w:r>
           </w:p>
@@ -5176,9 +5465,10 @@
           </w:p>
           <w:p>
             <w:pPr>
+              <w:pStyle w:val="Prrafodelista"/>
               <w:numPr>
                 <w:ilvl w:val="0"/>
-                <w:numId w:val="4"/>
+                <w:numId w:val="17"/>
               </w:numPr>
               <w:rPr>
                 <w:rFonts w:ascii="Arial" w:hAnsi="Arial" w:cs="Arial"/>
@@ -5188,14 +5478,15 @@
               <w:rPr>
                 <w:rFonts w:ascii="Arial" w:hAnsi="Arial" w:cs="Arial"/>
               </w:rPr>
-              <w:t>Técnico en Cableado Estructurado, Electricidad, Electrónica, Mantenimiento de Computadoras o carreras afines.</w:t>
-            </w:r>
-          </w:p>
-          <w:p>
-            <w:pPr>
+              <w:t xml:space="preserve">Técnico en Mantenimiento de Computadoras, Electrónica, Tecnologías de la Información o carreras afines. </w:t>
+            </w:r>
+          </w:p>
+          <w:p>
+            <w:pPr>
+              <w:pStyle w:val="Prrafodelista"/>
               <w:numPr>
                 <w:ilvl w:val="0"/>
-                <w:numId w:val="4"/>
+                <w:numId w:val="17"/>
               </w:numPr>
               <w:rPr>
                 <w:rFonts w:ascii="Arial" w:hAnsi="Arial" w:cs="Arial"/>
@@ -5205,15 +5496,8 @@
               <w:rPr>
                 <w:rFonts w:ascii="Arial" w:hAnsi="Arial" w:cs="Arial"/>
               </w:rPr>
-              <w:t>Certificaciones en cableado estructurado (deseable).</w:t>
-            </w:r>
-          </w:p>
-          <w:p>
-            <w:pPr>
-              <w:rPr>
-                <w:rFonts w:ascii="Arial" w:hAnsi="Arial" w:cs="Arial"/>
-              </w:rPr>
-            </w:pPr>
+              <w:t>Certificaciones en hardware (deseable).</w:t>
+            </w:r>
           </w:p>
         </w:tc>
       </w:tr>
@@ -5261,21 +5545,7 @@
               <w:rPr>
                 <w:rFonts w:ascii="Arial" w:hAnsi="Arial" w:cs="Arial"/>
               </w:rPr>
-              <w:t xml:space="preserve">Manejo de cable </w:t>
-            </w:r>
-            <w:proofErr w:type="spellStart"/>
-            <w:r>
-              <w:rPr>
-                <w:rFonts w:ascii="Arial" w:hAnsi="Arial" w:cs="Arial"/>
-              </w:rPr>
-              <w:t>tester</w:t>
-            </w:r>
-            <w:proofErr w:type="spellEnd"/>
-            <w:r>
-              <w:rPr>
-                <w:rFonts w:ascii="Arial" w:hAnsi="Arial" w:cs="Arial"/>
-              </w:rPr>
-              <w:t xml:space="preserve"> RJ45</w:t>
+              <w:t>Desarme y limpieza de equipos de cómputo</w:t>
             </w:r>
           </w:p>
           <w:p>
@@ -5292,7 +5562,21 @@
               <w:rPr>
                 <w:rFonts w:ascii="Arial" w:hAnsi="Arial" w:cs="Arial"/>
               </w:rPr>
-              <w:t>Inspección visual y documentación fotográfica</w:t>
+              <w:t xml:space="preserve">Diagnóstico de discos duros (software S.M.A.R.T.: </w:t>
+            </w:r>
+            <w:proofErr w:type="spellStart"/>
+            <w:r>
+              <w:rPr>
+                <w:rFonts w:ascii="Arial" w:hAnsi="Arial" w:cs="Arial"/>
+              </w:rPr>
+              <w:t>CrystalDiskInfo</w:t>
+            </w:r>
+            <w:proofErr w:type="spellEnd"/>
+            <w:r>
+              <w:rPr>
+                <w:rFonts w:ascii="Arial" w:hAnsi="Arial" w:cs="Arial"/>
+              </w:rPr>
+              <w:t>)</w:t>
             </w:r>
           </w:p>
           <w:p>
@@ -5309,7 +5593,21 @@
               <w:rPr>
                 <w:rFonts w:ascii="Arial" w:hAnsi="Arial" w:cs="Arial"/>
               </w:rPr>
-              <w:t>Diagnóstico de discos duros (software S.M.A.R.T.)</w:t>
+              <w:t>Monitoreo de temperaturas (</w:t>
+            </w:r>
+            <w:proofErr w:type="spellStart"/>
+            <w:r>
+              <w:rPr>
+                <w:rFonts w:ascii="Arial" w:hAnsi="Arial" w:cs="Arial"/>
+              </w:rPr>
+              <w:t>HWMonitor</w:t>
+            </w:r>
+            <w:proofErr w:type="spellEnd"/>
+            <w:r>
+              <w:rPr>
+                <w:rFonts w:ascii="Arial" w:hAnsi="Arial" w:cs="Arial"/>
+              </w:rPr>
+              <w:t>)</w:t>
             </w:r>
           </w:p>
           <w:p>
@@ -5326,7 +5624,7 @@
               <w:rPr>
                 <w:rFonts w:ascii="Arial" w:hAnsi="Arial" w:cs="Arial"/>
               </w:rPr>
-              <w:t>Desarme y limpieza de equipos de cómputo</w:t>
+              <w:t>Inspección visual y documentación fotográfica</w:t>
             </w:r>
           </w:p>
           <w:p>
@@ -5494,6 +5792,7 @@
                 <w:b/>
                 <w:bCs/>
               </w:rPr>
+              <w:lastRenderedPageBreak/>
               <w:t>Experiencia</w:t>
             </w:r>
           </w:p>
@@ -5547,7 +5846,7 @@
               <w:rPr>
                 <w:rFonts w:ascii="Arial" w:hAnsi="Arial" w:cs="Arial"/>
               </w:rPr>
-              <w:t>Mínimo 1 año de experiencia en cableado estructurado, mantenimiento de computadoras o diagnóstico de hardware.</w:t>
+              <w:t>Mínimo 1 año de experiencia en mantenimiento de computadoras, diagnóstico de hardware o soporte técnico.</w:t>
             </w:r>
           </w:p>
         </w:tc>
@@ -5597,7 +5896,7 @@
               <w:rPr>
                 <w:rFonts w:ascii="Arial" w:hAnsi="Arial" w:cs="Arial"/>
               </w:rPr>
-              <w:t>Disponibilidad para trabajo de campo en el municipio de Nindirí, Masaya.</w:t>
+              <w:t>Disponibilidad para trabajo de campo en la ciudad de Masaya.</w:t>
             </w:r>
           </w:p>
           <w:p>
@@ -5669,7 +5968,6 @@
           <w:b/>
           <w:bCs/>
         </w:rPr>
-        <w:lastRenderedPageBreak/>
         <w:t xml:space="preserve">Auditor de </w:t>
       </w:r>
       <w:r>
@@ -6089,13 +6387,27 @@
               <w:rPr>
                 <w:rFonts w:ascii="Arial" w:hAnsi="Arial" w:cs="Arial"/>
               </w:rPr>
-              <w:t xml:space="preserve">Evaluar la infraestructura física y la arquitectura lógica de la red del SILAIS - Sede Masaya, incluyendo la inspección de las áreas de comunicaciones (Switch Principal </w:t>
+              <w:t>Evaluar la infraestructura física y la arquitectura lógica de la red del SILAIS - Sede Masaya, incluyendo la inspección de las áreas de comunicaciones (</w:t>
             </w:r>
             <w:proofErr w:type="spellStart"/>
             <w:r>
               <w:rPr>
                 <w:rFonts w:ascii="Arial" w:hAnsi="Arial" w:cs="Arial"/>
               </w:rPr>
+              <w:t>Switch</w:t>
+            </w:r>
+            <w:proofErr w:type="spellEnd"/>
+            <w:r>
+              <w:rPr>
+                <w:rFonts w:ascii="Arial" w:hAnsi="Arial" w:cs="Arial"/>
+              </w:rPr>
+              <w:t xml:space="preserve"> Principal </w:t>
+            </w:r>
+            <w:proofErr w:type="spellStart"/>
+            <w:r>
+              <w:rPr>
+                <w:rFonts w:ascii="Arial" w:hAnsi="Arial" w:cs="Arial"/>
+              </w:rPr>
               <w:t>Fast</w:t>
             </w:r>
             <w:proofErr w:type="spellEnd"/>
@@ -6103,13 +6415,27 @@
               <w:rPr>
                 <w:rFonts w:ascii="Arial" w:hAnsi="Arial" w:cs="Arial"/>
               </w:rPr>
-              <w:t xml:space="preserve"> Ethernet de 24 puertos en Dirección, Switch Secundario </w:t>
+              <w:t xml:space="preserve"> Ethernet de 24 puertos en Dirección, </w:t>
             </w:r>
             <w:proofErr w:type="spellStart"/>
             <w:r>
               <w:rPr>
                 <w:rFonts w:ascii="Arial" w:hAnsi="Arial" w:cs="Arial"/>
               </w:rPr>
+              <w:t>Switch</w:t>
+            </w:r>
+            <w:proofErr w:type="spellEnd"/>
+            <w:r>
+              <w:rPr>
+                <w:rFonts w:ascii="Arial" w:hAnsi="Arial" w:cs="Arial"/>
+              </w:rPr>
+              <w:t xml:space="preserve"> Secundario </w:t>
+            </w:r>
+            <w:proofErr w:type="spellStart"/>
+            <w:r>
+              <w:rPr>
+                <w:rFonts w:ascii="Arial" w:hAnsi="Arial" w:cs="Arial"/>
+              </w:rPr>
               <w:t>Fast</w:t>
             </w:r>
             <w:proofErr w:type="spellEnd"/>
@@ -6187,7 +6513,14 @@
               <w:rPr>
                 <w:rFonts w:ascii="Arial" w:hAnsi="Arial" w:cs="Arial"/>
               </w:rPr>
-              <w:t xml:space="preserve"> en puntos de red de áreas críticas, la verificación del esquema de direccionamiento IP, la configuración DHCP, la topología de red plana sin segmentación VLAN, la conectividad inalámbrica en áreas críticas, la verificación de protocolos de seguridad </w:t>
+              <w:t xml:space="preserve"> en puntos de red de áreas críticas, la verificación del esquema de direccionamiento IP, la configuración DHCP, la topología de red plana sin segmentación VLAN, la conectividad inalámbrica en áreas </w:t>
+            </w:r>
+            <w:r>
+              <w:rPr>
+                <w:rFonts w:ascii="Arial" w:hAnsi="Arial" w:cs="Arial"/>
+              </w:rPr>
+              <w:lastRenderedPageBreak/>
+              <w:t xml:space="preserve">críticas, la verificación de protocolos de seguridad </w:t>
             </w:r>
             <w:proofErr w:type="spellStart"/>
             <w:r>
@@ -6227,6 +6560,7 @@
                 <w:b/>
                 <w:bCs/>
               </w:rPr>
+              <w:lastRenderedPageBreak/>
               <w:t>FUNCIONES</w:t>
             </w:r>
           </w:p>
@@ -6396,7 +6730,6 @@
                 <w:b/>
                 <w:bCs/>
               </w:rPr>
-              <w:lastRenderedPageBreak/>
               <w:t>3</w:t>
             </w:r>
           </w:p>
@@ -6587,7 +6920,21 @@
               <w:rPr>
                 <w:rFonts w:ascii="Arial" w:hAnsi="Arial" w:cs="Arial"/>
               </w:rPr>
-              <w:t xml:space="preserve">Verifica la velocidad de negociación de enlace, confirmando operación a 100 Mbps por limitación de switches </w:t>
+              <w:t xml:space="preserve">Verifica la velocidad de negociación de enlace, confirmando operación a 100 Mbps por limitación de </w:t>
+            </w:r>
+            <w:proofErr w:type="spellStart"/>
+            <w:r>
+              <w:rPr>
+                <w:rFonts w:ascii="Arial" w:hAnsi="Arial" w:cs="Arial"/>
+              </w:rPr>
+              <w:t>switches</w:t>
+            </w:r>
+            <w:proofErr w:type="spellEnd"/>
+            <w:r>
+              <w:rPr>
+                <w:rFonts w:ascii="Arial" w:hAnsi="Arial" w:cs="Arial"/>
+              </w:rPr>
+              <w:t xml:space="preserve"> </w:t>
             </w:r>
             <w:proofErr w:type="spellStart"/>
             <w:r>
@@ -7011,6 +7358,7 @@
                 <w:b/>
                 <w:bCs/>
               </w:rPr>
+              <w:lastRenderedPageBreak/>
               <w:t>Perfil del cargo</w:t>
             </w:r>
           </w:p>
@@ -7257,7 +7605,39 @@
                 <w:rFonts w:ascii="Arial" w:hAnsi="Arial" w:cs="Arial"/>
                 <w:lang w:val="en-US"/>
               </w:rPr>
-              <w:t>, tracert, netstat)</w:t>
+              <w:t xml:space="preserve">, </w:t>
+            </w:r>
+            <w:proofErr w:type="spellStart"/>
+            <w:r>
+              <w:rPr>
+                <w:rFonts w:ascii="Arial" w:hAnsi="Arial" w:cs="Arial"/>
+                <w:lang w:val="en-US"/>
+              </w:rPr>
+              <w:t>tracert</w:t>
+            </w:r>
+            <w:proofErr w:type="spellEnd"/>
+            <w:r>
+              <w:rPr>
+                <w:rFonts w:ascii="Arial" w:hAnsi="Arial" w:cs="Arial"/>
+                <w:lang w:val="en-US"/>
+              </w:rPr>
+              <w:t xml:space="preserve">, </w:t>
+            </w:r>
+            <w:proofErr w:type="spellStart"/>
+            <w:r>
+              <w:rPr>
+                <w:rFonts w:ascii="Arial" w:hAnsi="Arial" w:cs="Arial"/>
+                <w:lang w:val="en-US"/>
+              </w:rPr>
+              <w:t>netstat</w:t>
+            </w:r>
+            <w:proofErr w:type="spellEnd"/>
+            <w:r>
+              <w:rPr>
+                <w:rFonts w:ascii="Arial" w:hAnsi="Arial" w:cs="Arial"/>
+                <w:lang w:val="en-US"/>
+              </w:rPr>
+              <w:t>)</w:t>
             </w:r>
           </w:p>
           <w:p>
@@ -7290,7 +7670,6 @@
                 <w:b/>
                 <w:bCs/>
               </w:rPr>
-              <w:lastRenderedPageBreak/>
               <w:t>Formación básica</w:t>
             </w:r>
           </w:p>
@@ -7830,6 +8209,7 @@
               <w:rPr>
                 <w:rFonts w:ascii="Arial" w:hAnsi="Arial" w:cs="Arial"/>
               </w:rPr>
+              <w:lastRenderedPageBreak/>
               <w:t>Mínimo 1 año de experiencia en administración de redes, configuración de DHCP/DNS, o soporte de infraestructura de red.</w:t>
             </w:r>
           </w:p>
@@ -7855,6 +8235,7 @@
                 <w:b/>
                 <w:bCs/>
               </w:rPr>
+              <w:lastRenderedPageBreak/>
               <w:t>Otros requisitos</w:t>
             </w:r>
           </w:p>
@@ -7961,7 +8342,6 @@
           <w:b/>
           <w:bCs/>
         </w:rPr>
-        <w:lastRenderedPageBreak/>
         <w:t xml:space="preserve">Auditor </w:t>
       </w:r>
       <w:r>
@@ -8374,7 +8754,7 @@
               <w:rPr>
                 <w:rFonts w:ascii="Arial" w:hAnsi="Arial" w:cs="Arial"/>
               </w:rPr>
-              <w:t xml:space="preserve">Apoyar las tareas operativas y documentales de la auditoría, incluyendo el registro fotográfico indexado de los hallazgos, el llenado de </w:t>
+              <w:t xml:space="preserve">Apoyar las tareas operativas y documentales de la auditoría, incluyendo el registro fotográfico indexado de los hallazgos en las 14 áreas funcionales del SILAIS, el llenado de </w:t>
             </w:r>
             <w:proofErr w:type="spellStart"/>
             <w:r>
@@ -8388,7 +8768,7 @@
               <w:rPr>
                 <w:rFonts w:ascii="Arial" w:hAnsi="Arial" w:cs="Arial"/>
               </w:rPr>
-              <w:t xml:space="preserve"> (Módulos I a V), el respaldo y organización de evidencias digitales, la redacción de borradores de informes, la preparación de presentaciones, y la gestión de anexos y formatos. Asiste a los auditores de hardware y redes durante el trabajo de campo, asegurando que toda la evidencia quede debidamente registrada y custodiada. Colabora en la consolidación de datos para la elaboración del informe preliminar y final.</w:t>
+              <w:t xml:space="preserve"> de red y de hardware, el respaldo y organización de evidencias digitales (fotografías, capturas de pantalla, resultados de pruebas de red y diagnóstico de hardware), la redacción de borradores de informes, la preparación de presentaciones, y la gestión de anexos y formatos. Asiste a los auditores de redes y hardware durante el trabajo de campo, asegurando que toda la evidencia quede debidamente registrada y custodiada. Colabora en la consolidación de datos para la elaboración del informe preliminar y final.</w:t>
             </w:r>
           </w:p>
         </w:tc>
@@ -8460,7 +8840,7 @@
               <w:rPr>
                 <w:rFonts w:ascii="Arial" w:hAnsi="Arial" w:cs="Arial"/>
               </w:rPr>
-              <w:t>Realiza el registro fotográfico indexado de los hallazgos durante el trabajo de campo.</w:t>
+              <w:t>Realiza el registro fotográfico indexado de los hallazgos durante el trabajo de campo en las 14 áreas funcionales.</w:t>
             </w:r>
           </w:p>
         </w:tc>
@@ -8484,6 +8864,7 @@
                 <w:b/>
                 <w:bCs/>
               </w:rPr>
+              <w:lastRenderedPageBreak/>
               <w:t>2</w:t>
             </w:r>
           </w:p>
@@ -8517,7 +8898,7 @@
               <w:rPr>
                 <w:rFonts w:ascii="Arial" w:hAnsi="Arial" w:cs="Arial"/>
               </w:rPr>
-              <w:t xml:space="preserve"> de auditoría (Módulos I a V) durante las inspecciones.</w:t>
+              <w:t xml:space="preserve"> de auditoría de red y de hardware durante las inspecciones físicas y pruebas lógicas.</w:t>
             </w:r>
           </w:p>
         </w:tc>
@@ -8560,7 +8941,7 @@
               <w:rPr>
                 <w:rFonts w:ascii="Arial" w:hAnsi="Arial" w:cs="Arial"/>
               </w:rPr>
-              <w:t>Respalda y organiza todas las evidencias digitales (fotografías, capturas de pantalla, resultados de pruebas).</w:t>
+              <w:t>Respalda y organiza todas las evidencias digitales (fotografías, capturas de pantalla, resultados de pruebas de red y hardware).</w:t>
             </w:r>
           </w:p>
         </w:tc>
@@ -8812,7 +9193,6 @@
               <w:rPr>
                 <w:rFonts w:ascii="Arial" w:hAnsi="Arial" w:cs="Arial"/>
               </w:rPr>
-              <w:lastRenderedPageBreak/>
               <w:t>Auditor de Hardware/Equipo</w:t>
             </w:r>
           </w:p>
@@ -8900,7 +9280,6 @@
                 <w:b/>
                 <w:bCs/>
               </w:rPr>
-              <w:lastRenderedPageBreak/>
               <w:t>Perfil del cargo</w:t>
             </w:r>
           </w:p>
@@ -9203,6 +9582,7 @@
               <w:rPr>
                 <w:rFonts w:ascii="Arial" w:hAnsi="Arial" w:cs="Arial"/>
               </w:rPr>
+              <w:lastRenderedPageBreak/>
               <w:t xml:space="preserve">Llenado de </w:t>
             </w:r>
             <w:proofErr w:type="spellStart"/>
@@ -9301,6 +9681,7 @@
                 <w:b/>
                 <w:bCs/>
               </w:rPr>
+              <w:lastRenderedPageBreak/>
               <w:t>Conocimientos deseables</w:t>
             </w:r>
           </w:p>
@@ -9444,7 +9825,6 @@
               <w:rPr>
                 <w:rFonts w:ascii="Arial" w:hAnsi="Arial" w:cs="Arial"/>
               </w:rPr>
-              <w:lastRenderedPageBreak/>
               <w:t>Mínimo 6 meses de experiencia en labores documentales, registro fotográfico, o asistencia en proyectos técnicos.</w:t>
             </w:r>
           </w:p>
@@ -9470,7 +9850,6 @@
                 <w:b/>
                 <w:bCs/>
               </w:rPr>
-              <w:lastRenderedPageBreak/>
               <w:t>Otros requisitos</w:t>
             </w:r>
           </w:p>
@@ -9496,7 +9875,7 @@
               <w:rPr>
                 <w:rFonts w:ascii="Arial" w:hAnsi="Arial" w:cs="Arial"/>
               </w:rPr>
-              <w:t>Disponibilidad para trabajo de campo en el municipio de Nindirí, Masaya.</w:t>
+              <w:t>Disponibilidad para trabajo de campo en la ciudad de Masaya.</w:t>
             </w:r>
           </w:p>
           <w:p>
@@ -9510,6 +9889,8 @@
                 <w:rFonts w:ascii="Arial" w:hAnsi="Arial" w:cs="Arial"/>
               </w:rPr>
             </w:pPr>
+            <w:bookmarkStart w:id="0" w:name="_GoBack"/>
+            <w:bookmarkEnd w:id="0"/>
             <w:r>
               <w:rPr>
                 <w:rFonts w:ascii="Arial" w:hAnsi="Arial" w:cs="Arial"/>
@@ -9557,7 +9938,7 @@
 </file>
 
 <file path=word/numbering.xml><?xml version="1.0" encoding="utf-8"?>
-<w:numbering xmlns:wpc="http://schemas.microsoft.com/office/word/2010/wordprocessingCanvas" xmlns:cx="http://schemas.microsoft.com/office/drawing/2014/chartex" xmlns:cx1="http://schemas.microsoft.com/office/drawing/2015/9/8/chartex" xmlns:cx2="http://schemas.microsoft.com/office/drawing/2015/10/21/chartex" xmlns:cx3="http://schemas.microsoft.com/office/drawing/2016/5/9/chartex" xmlns:cx4="http://schemas.microsoft.com/office/drawing/2016/5/10/chartex" xmlns:cx5="http://schemas.microsoft.com/office/drawing/2016/5/11/chartex" xmlns:cx6="http://schemas.microsoft.com/office/drawing/2016/5/12/chartex" xmlns:cx7="http://schemas.microsoft.com/office/drawing/2016/5/13/chartex" xmlns:cx8="http://schemas.microsoft.com/office/drawing/2016/5/14/chartex" xmlns:mc="http://schemas.openxmlformats.org/markup-compatibility/2006" xmlns:aink="http://schemas.microsoft.com/office/drawing/2016/ink" xmlns:am3d="http://schemas.microsoft.com/office/drawing/2017/model3d" xmlns:o="urn:schemas-microsoft-com:office:office" xmlns:r="http://schemas.openxmlformats.org/officeDocument/2006/relationships" xmlns:m="http://schemas.openxmlformats.org/officeDocument/2006/math" xmlns:v="urn:schemas-microsoft-com:vml" xmlns:wp14="http://schemas.microsoft.com/office/word/2010/wordprocessingDrawing" xmlns:wp="http://schemas.openxmlformats.org/drawingml/2006/wordprocessingDrawing" xmlns:w10="urn:schemas-microsoft-com:office:word" xmlns:w="http://schemas.openxmlformats.org/wordprocessingml/2006/main" xmlns:w14="http://schemas.microsoft.com/office/word/2010/wordml" xmlns:w15="http://schemas.microsoft.com/office/word/2012/wordml" xmlns:w16cex="http://schemas.microsoft.com/office/word/2018/wordml/cex" xmlns:w16cid="http://schemas.microsoft.com/office/word/2016/wordml/cid" xmlns:w16="http://schemas.microsoft.com/office/word/2018/wordml" xmlns:w16sdtdh="http://schemas.microsoft.com/office/word/2020/wordml/sdtdatahash" xmlns:w16se="http://schemas.microsoft.com/office/word/2015/wordml/symex" xmlns:wpg="http://schemas.microsoft.com/office/word/2010/wordprocessingGroup" xmlns:wpi="http://schemas.microsoft.com/office/word/2010/wordprocessingInk" xmlns:wne="http://schemas.microsoft.com/office/word/2006/wordml" xmlns:wps="http://schemas.microsoft.com/office/word/2010/wordprocessingShape" mc:Ignorable="w14 w15 w16se w16cid w16 w16cex w16sdtdh wp14">
+<w:numbering xmlns:wpc="http://schemas.microsoft.com/office/word/2010/wordprocessingCanvas" xmlns:cx="http://schemas.microsoft.com/office/drawing/2014/chartex" xmlns:cx1="http://schemas.microsoft.com/office/drawing/2015/9/8/chartex" xmlns:mc="http://schemas.openxmlformats.org/markup-compatibility/2006" xmlns:o="urn:schemas-microsoft-com:office:office" xmlns:r="http://schemas.openxmlformats.org/officeDocument/2006/relationships" xmlns:m="http://schemas.openxmlformats.org/officeDocument/2006/math" xmlns:v="urn:schemas-microsoft-com:vml" xmlns:wp14="http://schemas.microsoft.com/office/word/2010/wordprocessingDrawing" xmlns:wp="http://schemas.openxmlformats.org/drawingml/2006/wordprocessingDrawing" xmlns:w10="urn:schemas-microsoft-com:office:word" xmlns:w="http://schemas.openxmlformats.org/wordprocessingml/2006/main" xmlns:w14="http://schemas.microsoft.com/office/word/2010/wordml" xmlns:w15="http://schemas.microsoft.com/office/word/2012/wordml" xmlns:w16se="http://schemas.microsoft.com/office/word/2015/wordml/symex" xmlns:wpg="http://schemas.microsoft.com/office/word/2010/wordprocessingGroup" xmlns:wpi="http://schemas.microsoft.com/office/word/2010/wordprocessingInk" xmlns:wne="http://schemas.microsoft.com/office/word/2006/wordml" xmlns:wps="http://schemas.microsoft.com/office/word/2010/wordprocessingShape" mc:Ignorable="w14 w15 w16se wp14">
   <w:abstractNum w:abstractNumId="0" w15:restartNumberingAfterBreak="0">
     <w:nsid w:val="1C755D0A"/>
     <w:multiLevelType w:val="multilevel"/>
@@ -9708,6 +10089,155 @@
     </w:lvl>
   </w:abstractNum>
   <w:abstractNum w:abstractNumId="1" w15:restartNumberingAfterBreak="0">
+    <w:nsid w:val="1FA1299E"/>
+    <w:multiLevelType w:val="multilevel"/>
+    <w:tmpl w:val="90D0EB18"/>
+    <w:lvl w:ilvl="0">
+      <w:start w:val="1"/>
+      <w:numFmt w:val="bullet"/>
+      <w:lvlText w:val=""/>
+      <w:lvlJc w:val="left"/>
+      <w:pPr>
+        <w:tabs>
+          <w:tab w:val="num" w:pos="720"/>
+        </w:tabs>
+        <w:ind w:left="720" w:hanging="360"/>
+      </w:pPr>
+      <w:rPr>
+        <w:rFonts w:ascii="Symbol" w:hAnsi="Symbol" w:hint="default"/>
+        <w:sz w:val="20"/>
+      </w:rPr>
+    </w:lvl>
+    <w:lvl w:ilvl="1" w:tentative="1">
+      <w:start w:val="1"/>
+      <w:numFmt w:val="bullet"/>
+      <w:lvlText w:val="o"/>
+      <w:lvlJc w:val="left"/>
+      <w:pPr>
+        <w:tabs>
+          <w:tab w:val="num" w:pos="1440"/>
+        </w:tabs>
+        <w:ind w:left="1440" w:hanging="360"/>
+      </w:pPr>
+      <w:rPr>
+        <w:rFonts w:ascii="Courier New" w:hAnsi="Courier New" w:hint="default"/>
+        <w:sz w:val="20"/>
+      </w:rPr>
+    </w:lvl>
+    <w:lvl w:ilvl="2" w:tentative="1">
+      <w:start w:val="1"/>
+      <w:numFmt w:val="bullet"/>
+      <w:lvlText w:val=""/>
+      <w:lvlJc w:val="left"/>
+      <w:pPr>
+        <w:tabs>
+          <w:tab w:val="num" w:pos="2160"/>
+        </w:tabs>
+        <w:ind w:left="2160" w:hanging="360"/>
+      </w:pPr>
+      <w:rPr>
+        <w:rFonts w:ascii="Wingdings" w:hAnsi="Wingdings" w:hint="default"/>
+        <w:sz w:val="20"/>
+      </w:rPr>
+    </w:lvl>
+    <w:lvl w:ilvl="3" w:tentative="1">
+      <w:start w:val="1"/>
+      <w:numFmt w:val="bullet"/>
+      <w:lvlText w:val=""/>
+      <w:lvlJc w:val="left"/>
+      <w:pPr>
+        <w:tabs>
+          <w:tab w:val="num" w:pos="2880"/>
+        </w:tabs>
+        <w:ind w:left="2880" w:hanging="360"/>
+      </w:pPr>
+      <w:rPr>
+        <w:rFonts w:ascii="Wingdings" w:hAnsi="Wingdings" w:hint="default"/>
+        <w:sz w:val="20"/>
+      </w:rPr>
+    </w:lvl>
+    <w:lvl w:ilvl="4" w:tentative="1">
+      <w:start w:val="1"/>
+      <w:numFmt w:val="bullet"/>
+      <w:lvlText w:val=""/>
+      <w:lvlJc w:val="left"/>
+      <w:pPr>
+        <w:tabs>
+          <w:tab w:val="num" w:pos="3600"/>
+        </w:tabs>
+        <w:ind w:left="3600" w:hanging="360"/>
+      </w:pPr>
+      <w:rPr>
+        <w:rFonts w:ascii="Wingdings" w:hAnsi="Wingdings" w:hint="default"/>
+        <w:sz w:val="20"/>
+      </w:rPr>
+    </w:lvl>
+    <w:lvl w:ilvl="5" w:tentative="1">
+      <w:start w:val="1"/>
+      <w:numFmt w:val="bullet"/>
+      <w:lvlText w:val=""/>
+      <w:lvlJc w:val="left"/>
+      <w:pPr>
+        <w:tabs>
+          <w:tab w:val="num" w:pos="4320"/>
+        </w:tabs>
+        <w:ind w:left="4320" w:hanging="360"/>
+      </w:pPr>
+      <w:rPr>
+        <w:rFonts w:ascii="Wingdings" w:hAnsi="Wingdings" w:hint="default"/>
+        <w:sz w:val="20"/>
+      </w:rPr>
+    </w:lvl>
+    <w:lvl w:ilvl="6" w:tentative="1">
+      <w:start w:val="1"/>
+      <w:numFmt w:val="bullet"/>
+      <w:lvlText w:val=""/>
+      <w:lvlJc w:val="left"/>
+      <w:pPr>
+        <w:tabs>
+          <w:tab w:val="num" w:pos="5040"/>
+        </w:tabs>
+        <w:ind w:left="5040" w:hanging="360"/>
+      </w:pPr>
+      <w:rPr>
+        <w:rFonts w:ascii="Wingdings" w:hAnsi="Wingdings" w:hint="default"/>
+        <w:sz w:val="20"/>
+      </w:rPr>
+    </w:lvl>
+    <w:lvl w:ilvl="7" w:tentative="1">
+      <w:start w:val="1"/>
+      <w:numFmt w:val="bullet"/>
+      <w:lvlText w:val=""/>
+      <w:lvlJc w:val="left"/>
+      <w:pPr>
+        <w:tabs>
+          <w:tab w:val="num" w:pos="5760"/>
+        </w:tabs>
+        <w:ind w:left="5760" w:hanging="360"/>
+      </w:pPr>
+      <w:rPr>
+        <w:rFonts w:ascii="Wingdings" w:hAnsi="Wingdings" w:hint="default"/>
+        <w:sz w:val="20"/>
+      </w:rPr>
+    </w:lvl>
+    <w:lvl w:ilvl="8" w:tentative="1">
+      <w:start w:val="1"/>
+      <w:numFmt w:val="bullet"/>
+      <w:lvlText w:val=""/>
+      <w:lvlJc w:val="left"/>
+      <w:pPr>
+        <w:tabs>
+          <w:tab w:val="num" w:pos="6480"/>
+        </w:tabs>
+        <w:ind w:left="6480" w:hanging="360"/>
+      </w:pPr>
+      <w:rPr>
+        <w:rFonts w:ascii="Wingdings" w:hAnsi="Wingdings" w:hint="default"/>
+        <w:sz w:val="20"/>
+      </w:rPr>
+    </w:lvl>
+  </w:abstractNum>
+  <w:abstractNum w:abstractNumId="2" w15:restartNumberingAfterBreak="0">
     <w:nsid w:val="22CE68E1"/>
     <w:multiLevelType w:val="multilevel"/>
     <w:tmpl w:val="91469468"/>
@@ -9856,7 +10386,7 @@
       </w:rPr>
     </w:lvl>
   </w:abstractNum>
-  <w:abstractNum w:abstractNumId="2" w15:restartNumberingAfterBreak="0">
+  <w:abstractNum w:abstractNumId="3" w15:restartNumberingAfterBreak="0">
     <w:nsid w:val="251F523E"/>
     <w:multiLevelType w:val="multilevel"/>
     <w:tmpl w:val="994C8806"/>
@@ -10005,7 +10535,7 @@
       </w:rPr>
     </w:lvl>
   </w:abstractNum>
-  <w:abstractNum w:abstractNumId="3" w15:restartNumberingAfterBreak="0">
+  <w:abstractNum w:abstractNumId="4" w15:restartNumberingAfterBreak="0">
     <w:nsid w:val="286A1738"/>
     <w:multiLevelType w:val="multilevel"/>
     <w:tmpl w:val="CF50BFA2"/>
@@ -10154,7 +10684,7 @@
       </w:rPr>
     </w:lvl>
   </w:abstractNum>
-  <w:abstractNum w:abstractNumId="4" w15:restartNumberingAfterBreak="0">
+  <w:abstractNum w:abstractNumId="5" w15:restartNumberingAfterBreak="0">
     <w:nsid w:val="2C811065"/>
     <w:multiLevelType w:val="multilevel"/>
     <w:tmpl w:val="4A589D7C"/>
@@ -10303,7 +10833,305 @@
       </w:rPr>
     </w:lvl>
   </w:abstractNum>
-  <w:abstractNum w:abstractNumId="5" w15:restartNumberingAfterBreak="0">
+  <w:abstractNum w:abstractNumId="6" w15:restartNumberingAfterBreak="0">
+    <w:nsid w:val="3B125F29"/>
+    <w:multiLevelType w:val="multilevel"/>
+    <w:tmpl w:val="D2A6E302"/>
+    <w:lvl w:ilvl="0">
+      <w:start w:val="1"/>
+      <w:numFmt w:val="bullet"/>
+      <w:lvlText w:val=""/>
+      <w:lvlJc w:val="left"/>
+      <w:pPr>
+        <w:tabs>
+          <w:tab w:val="num" w:pos="720"/>
+        </w:tabs>
+        <w:ind w:left="720" w:hanging="360"/>
+      </w:pPr>
+      <w:rPr>
+        <w:rFonts w:ascii="Symbol" w:hAnsi="Symbol" w:hint="default"/>
+        <w:sz w:val="20"/>
+      </w:rPr>
+    </w:lvl>
+    <w:lvl w:ilvl="1" w:tentative="1">
+      <w:start w:val="1"/>
+      <w:numFmt w:val="bullet"/>
+      <w:lvlText w:val="o"/>
+      <w:lvlJc w:val="left"/>
+      <w:pPr>
+        <w:tabs>
+          <w:tab w:val="num" w:pos="1440"/>
+        </w:tabs>
+        <w:ind w:left="1440" w:hanging="360"/>
+      </w:pPr>
+      <w:rPr>
+        <w:rFonts w:ascii="Courier New" w:hAnsi="Courier New" w:hint="default"/>
+        <w:sz w:val="20"/>
+      </w:rPr>
+    </w:lvl>
+    <w:lvl w:ilvl="2" w:tentative="1">
+      <w:start w:val="1"/>
+      <w:numFmt w:val="bullet"/>
+      <w:lvlText w:val=""/>
+      <w:lvlJc w:val="left"/>
+      <w:pPr>
+        <w:tabs>
+          <w:tab w:val="num" w:pos="2160"/>
+        </w:tabs>
+        <w:ind w:left="2160" w:hanging="360"/>
+      </w:pPr>
+      <w:rPr>
+        <w:rFonts w:ascii="Wingdings" w:hAnsi="Wingdings" w:hint="default"/>
+        <w:sz w:val="20"/>
+      </w:rPr>
+    </w:lvl>
+    <w:lvl w:ilvl="3" w:tentative="1">
+      <w:start w:val="1"/>
+      <w:numFmt w:val="bullet"/>
+      <w:lvlText w:val=""/>
+      <w:lvlJc w:val="left"/>
+      <w:pPr>
+        <w:tabs>
+          <w:tab w:val="num" w:pos="2880"/>
+        </w:tabs>
+        <w:ind w:left="2880" w:hanging="360"/>
+      </w:pPr>
+      <w:rPr>
+        <w:rFonts w:ascii="Wingdings" w:hAnsi="Wingdings" w:hint="default"/>
+        <w:sz w:val="20"/>
+      </w:rPr>
+    </w:lvl>
+    <w:lvl w:ilvl="4" w:tentative="1">
+      <w:start w:val="1"/>
+      <w:numFmt w:val="bullet"/>
+      <w:lvlText w:val=""/>
+      <w:lvlJc w:val="left"/>
+      <w:pPr>
+        <w:tabs>
+          <w:tab w:val="num" w:pos="3600"/>
+        </w:tabs>
+        <w:ind w:left="3600" w:hanging="360"/>
+      </w:pPr>
+      <w:rPr>
+        <w:rFonts w:ascii="Wingdings" w:hAnsi="Wingdings" w:hint="default"/>
+        <w:sz w:val="20"/>
+      </w:rPr>
+    </w:lvl>
+    <w:lvl w:ilvl="5" w:tentative="1">
+      <w:start w:val="1"/>
+      <w:numFmt w:val="bullet"/>
+      <w:lvlText w:val=""/>
+      <w:lvlJc w:val="left"/>
+      <w:pPr>
+        <w:tabs>
+          <w:tab w:val="num" w:pos="4320"/>
+        </w:tabs>
+        <w:ind w:left="4320" w:hanging="360"/>
+      </w:pPr>
+      <w:rPr>
+        <w:rFonts w:ascii="Wingdings" w:hAnsi="Wingdings" w:hint="default"/>
+        <w:sz w:val="20"/>
+      </w:rPr>
+    </w:lvl>
+    <w:lvl w:ilvl="6" w:tentative="1">
+      <w:start w:val="1"/>
+      <w:numFmt w:val="bullet"/>
+      <w:lvlText w:val=""/>
+      <w:lvlJc w:val="left"/>
+      <w:pPr>
+        <w:tabs>
+          <w:tab w:val="num" w:pos="5040"/>
+        </w:tabs>
+        <w:ind w:left="5040" w:hanging="360"/>
+      </w:pPr>
+      <w:rPr>
+        <w:rFonts w:ascii="Wingdings" w:hAnsi="Wingdings" w:hint="default"/>
+        <w:sz w:val="20"/>
+      </w:rPr>
+    </w:lvl>
+    <w:lvl w:ilvl="7" w:tentative="1">
+      <w:start w:val="1"/>
+      <w:numFmt w:val="bullet"/>
+      <w:lvlText w:val=""/>
+      <w:lvlJc w:val="left"/>
+      <w:pPr>
+        <w:tabs>
+          <w:tab w:val="num" w:pos="5760"/>
+        </w:tabs>
+        <w:ind w:left="5760" w:hanging="360"/>
+      </w:pPr>
+      <w:rPr>
+        <w:rFonts w:ascii="Wingdings" w:hAnsi="Wingdings" w:hint="default"/>
+        <w:sz w:val="20"/>
+      </w:rPr>
+    </w:lvl>
+    <w:lvl w:ilvl="8" w:tentative="1">
+      <w:start w:val="1"/>
+      <w:numFmt w:val="bullet"/>
+      <w:lvlText w:val=""/>
+      <w:lvlJc w:val="left"/>
+      <w:pPr>
+        <w:tabs>
+          <w:tab w:val="num" w:pos="6480"/>
+        </w:tabs>
+        <w:ind w:left="6480" w:hanging="360"/>
+      </w:pPr>
+      <w:rPr>
+        <w:rFonts w:ascii="Wingdings" w:hAnsi="Wingdings" w:hint="default"/>
+        <w:sz w:val="20"/>
+      </w:rPr>
+    </w:lvl>
+  </w:abstractNum>
+  <w:abstractNum w:abstractNumId="7" w15:restartNumberingAfterBreak="0">
+    <w:nsid w:val="402B7973"/>
+    <w:multiLevelType w:val="multilevel"/>
+    <w:tmpl w:val="FE128C96"/>
+    <w:lvl w:ilvl="0">
+      <w:start w:val="1"/>
+      <w:numFmt w:val="bullet"/>
+      <w:lvlText w:val=""/>
+      <w:lvlJc w:val="left"/>
+      <w:pPr>
+        <w:tabs>
+          <w:tab w:val="num" w:pos="720"/>
+        </w:tabs>
+        <w:ind w:left="720" w:hanging="360"/>
+      </w:pPr>
+      <w:rPr>
+        <w:rFonts w:ascii="Symbol" w:hAnsi="Symbol" w:hint="default"/>
+        <w:sz w:val="20"/>
+      </w:rPr>
+    </w:lvl>
+    <w:lvl w:ilvl="1" w:tentative="1">
+      <w:start w:val="1"/>
+      <w:numFmt w:val="bullet"/>
+      <w:lvlText w:val="o"/>
+      <w:lvlJc w:val="left"/>
+      <w:pPr>
+        <w:tabs>
+          <w:tab w:val="num" w:pos="1440"/>
+        </w:tabs>
+        <w:ind w:left="1440" w:hanging="360"/>
+      </w:pPr>
+      <w:rPr>
+        <w:rFonts w:ascii="Courier New" w:hAnsi="Courier New" w:hint="default"/>
+        <w:sz w:val="20"/>
+      </w:rPr>
+    </w:lvl>
+    <w:lvl w:ilvl="2" w:tentative="1">
+      <w:start w:val="1"/>
+      <w:numFmt w:val="bullet"/>
+      <w:lvlText w:val=""/>
+      <w:lvlJc w:val="left"/>
+      <w:pPr>
+        <w:tabs>
+          <w:tab w:val="num" w:pos="2160"/>
+        </w:tabs>
+        <w:ind w:left="2160" w:hanging="360"/>
+      </w:pPr>
+      <w:rPr>
+        <w:rFonts w:ascii="Wingdings" w:hAnsi="Wingdings" w:hint="default"/>
+        <w:sz w:val="20"/>
+      </w:rPr>
+    </w:lvl>
+    <w:lvl w:ilvl="3" w:tentative="1">
+      <w:start w:val="1"/>
+      <w:numFmt w:val="bullet"/>
+      <w:lvlText w:val=""/>
+      <w:lvlJc w:val="left"/>
+      <w:pPr>
+        <w:tabs>
+          <w:tab w:val="num" w:pos="2880"/>
+        </w:tabs>
+        <w:ind w:left="2880" w:hanging="360"/>
+      </w:pPr>
+      <w:rPr>
+        <w:rFonts w:ascii="Wingdings" w:hAnsi="Wingdings" w:hint="default"/>
+        <w:sz w:val="20"/>
+      </w:rPr>
+    </w:lvl>
+    <w:lvl w:ilvl="4" w:tentative="1">
+      <w:start w:val="1"/>
+      <w:numFmt w:val="bullet"/>
+      <w:lvlText w:val=""/>
+      <w:lvlJc w:val="left"/>
+      <w:pPr>
+        <w:tabs>
+          <w:tab w:val="num" w:pos="3600"/>
+        </w:tabs>
+        <w:ind w:left="3600" w:hanging="360"/>
+      </w:pPr>
+      <w:rPr>
+        <w:rFonts w:ascii="Wingdings" w:hAnsi="Wingdings" w:hint="default"/>
+        <w:sz w:val="20"/>
+      </w:rPr>
+    </w:lvl>
+    <w:lvl w:ilvl="5" w:tentative="1">
+      <w:start w:val="1"/>
+      <w:numFmt w:val="bullet"/>
+      <w:lvlText w:val=""/>
+      <w:lvlJc w:val="left"/>
+      <w:pPr>
+        <w:tabs>
+          <w:tab w:val="num" w:pos="4320"/>
+        </w:tabs>
+        <w:ind w:left="4320" w:hanging="360"/>
+      </w:pPr>
+      <w:rPr>
+        <w:rFonts w:ascii="Wingdings" w:hAnsi="Wingdings" w:hint="default"/>
+        <w:sz w:val="20"/>
+      </w:rPr>
+    </w:lvl>
+    <w:lvl w:ilvl="6" w:tentative="1">
+      <w:start w:val="1"/>
+      <w:numFmt w:val="bullet"/>
+      <w:lvlText w:val=""/>
+      <w:lvlJc w:val="left"/>
+      <w:pPr>
+        <w:tabs>
+          <w:tab w:val="num" w:pos="5040"/>
+        </w:tabs>
+        <w:ind w:left="5040" w:hanging="360"/>
+      </w:pPr>
+      <w:rPr>
+        <w:rFonts w:ascii="Wingdings" w:hAnsi="Wingdings" w:hint="default"/>
+        <w:sz w:val="20"/>
+      </w:rPr>
+    </w:lvl>
+    <w:lvl w:ilvl="7" w:tentative="1">
+      <w:start w:val="1"/>
+      <w:numFmt w:val="bullet"/>
+      <w:lvlText w:val=""/>
+      <w:lvlJc w:val="left"/>
+      <w:pPr>
+        <w:tabs>
+          <w:tab w:val="num" w:pos="5760"/>
+        </w:tabs>
+        <w:ind w:left="5760" w:hanging="360"/>
+      </w:pPr>
+      <w:rPr>
+        <w:rFonts w:ascii="Wingdings" w:hAnsi="Wingdings" w:hint="default"/>
+        <w:sz w:val="20"/>
+      </w:rPr>
+    </w:lvl>
+    <w:lvl w:ilvl="8" w:tentative="1">
+      <w:start w:val="1"/>
+      <w:numFmt w:val="bullet"/>
+      <w:lvlText w:val=""/>
+      <w:lvlJc w:val="left"/>
+      <w:pPr>
+        <w:tabs>
+          <w:tab w:val="num" w:pos="6480"/>
+        </w:tabs>
+        <w:ind w:left="6480" w:hanging="360"/>
+      </w:pPr>
+      <w:rPr>
+        <w:rFonts w:ascii="Wingdings" w:hAnsi="Wingdings" w:hint="default"/>
+        <w:sz w:val="20"/>
+      </w:rPr>
+    </w:lvl>
+  </w:abstractNum>
+  <w:abstractNum w:abstractNumId="8" w15:restartNumberingAfterBreak="0">
     <w:nsid w:val="4D2677F6"/>
     <w:multiLevelType w:val="hybridMultilevel"/>
     <w:tmpl w:val="F3D0FD02"/>
@@ -10416,7 +11244,120 @@
       </w:rPr>
     </w:lvl>
   </w:abstractNum>
-  <w:abstractNum w:abstractNumId="6" w15:restartNumberingAfterBreak="0">
+  <w:abstractNum w:abstractNumId="9" w15:restartNumberingAfterBreak="0">
+    <w:nsid w:val="4DD53A55"/>
+    <w:multiLevelType w:val="hybridMultilevel"/>
+    <w:tmpl w:val="0988E5DE"/>
+    <w:lvl w:ilvl="0" w:tplc="540A0001">
+      <w:start w:val="1"/>
+      <w:numFmt w:val="bullet"/>
+      <w:lvlText w:val=""/>
+      <w:lvlJc w:val="left"/>
+      <w:pPr>
+        <w:ind w:left="720" w:hanging="360"/>
+      </w:pPr>
+      <w:rPr>
+        <w:rFonts w:ascii="Symbol" w:hAnsi="Symbol" w:hint="default"/>
+      </w:rPr>
+    </w:lvl>
+    <w:lvl w:ilvl="1" w:tplc="540A0003" w:tentative="1">
+      <w:start w:val="1"/>
+      <w:numFmt w:val="bullet"/>
+      <w:lvlText w:val="o"/>
+      <w:lvlJc w:val="left"/>
+      <w:pPr>
+        <w:ind w:left="1440" w:hanging="360"/>
+      </w:pPr>
+      <w:rPr>
+        <w:rFonts w:ascii="Courier New" w:hAnsi="Courier New" w:cs="Courier New" w:hint="default"/>
+      </w:rPr>
+    </w:lvl>
+    <w:lvl w:ilvl="2" w:tplc="540A0005" w:tentative="1">
+      <w:start w:val="1"/>
+      <w:numFmt w:val="bullet"/>
+      <w:lvlText w:val=""/>
+      <w:lvlJc w:val="left"/>
+      <w:pPr>
+        <w:ind w:left="2160" w:hanging="360"/>
+      </w:pPr>
+      <w:rPr>
+        <w:rFonts w:ascii="Wingdings" w:hAnsi="Wingdings" w:hint="default"/>
+      </w:rPr>
+    </w:lvl>
+    <w:lvl w:ilvl="3" w:tplc="540A0001" w:tentative="1">
+      <w:start w:val="1"/>
+      <w:numFmt w:val="bullet"/>
+      <w:lvlText w:val=""/>
+      <w:lvlJc w:val="left"/>
+      <w:pPr>
+        <w:ind w:left="2880" w:hanging="360"/>
+      </w:pPr>
+      <w:rPr>
+        <w:rFonts w:ascii="Symbol" w:hAnsi="Symbol" w:hint="default"/>
+      </w:rPr>
+    </w:lvl>
+    <w:lvl w:ilvl="4" w:tplc="540A0003" w:tentative="1">
+      <w:start w:val="1"/>
+      <w:numFmt w:val="bullet"/>
+      <w:lvlText w:val="o"/>
+      <w:lvlJc w:val="left"/>
+      <w:pPr>
+        <w:ind w:left="3600" w:hanging="360"/>
+      </w:pPr>
+      <w:rPr>
+        <w:rFonts w:ascii="Courier New" w:hAnsi="Courier New" w:cs="Courier New" w:hint="default"/>
+      </w:rPr>
+    </w:lvl>
+    <w:lvl w:ilvl="5" w:tplc="540A0005" w:tentative="1">
+      <w:start w:val="1"/>
+      <w:numFmt w:val="bullet"/>
+      <w:lvlText w:val=""/>
+      <w:lvlJc w:val="left"/>
+      <w:pPr>
+        <w:ind w:left="4320" w:hanging="360"/>
+      </w:pPr>
+      <w:rPr>
+        <w:rFonts w:ascii="Wingdings" w:hAnsi="Wingdings" w:hint="default"/>
+      </w:rPr>
+    </w:lvl>
+    <w:lvl w:ilvl="6" w:tplc="540A0001" w:tentative="1">
+      <w:start w:val="1"/>
+      <w:numFmt w:val="bullet"/>
+      <w:lvlText w:val=""/>
+      <w:lvlJc w:val="left"/>
+      <w:pPr>
+        <w:ind w:left="5040" w:hanging="360"/>
+      </w:pPr>
+      <w:rPr>
+        <w:rFonts w:ascii="Symbol" w:hAnsi="Symbol" w:hint="default"/>
+      </w:rPr>
+    </w:lvl>
+    <w:lvl w:ilvl="7" w:tplc="540A0003" w:tentative="1">
+      <w:start w:val="1"/>
+      <w:numFmt w:val="bullet"/>
+      <w:lvlText w:val="o"/>
+      <w:lvlJc w:val="left"/>
+      <w:pPr>
+        <w:ind w:left="5760" w:hanging="360"/>
+      </w:pPr>
+      <w:rPr>
+        <w:rFonts w:ascii="Courier New" w:hAnsi="Courier New" w:cs="Courier New" w:hint="default"/>
+      </w:rPr>
+    </w:lvl>
+    <w:lvl w:ilvl="8" w:tplc="540A0005" w:tentative="1">
+      <w:start w:val="1"/>
+      <w:numFmt w:val="bullet"/>
+      <w:lvlText w:val=""/>
+      <w:lvlJc w:val="left"/>
+      <w:pPr>
+        <w:ind w:left="6480" w:hanging="360"/>
+      </w:pPr>
+      <w:rPr>
+        <w:rFonts w:ascii="Wingdings" w:hAnsi="Wingdings" w:hint="default"/>
+      </w:rPr>
+    </w:lvl>
+  </w:abstractNum>
+  <w:abstractNum w:abstractNumId="10" w15:restartNumberingAfterBreak="0">
     <w:nsid w:val="5C781F70"/>
     <w:multiLevelType w:val="multilevel"/>
     <w:tmpl w:val="8B9EBAFC"/>
@@ -10565,7 +11506,7 @@
       </w:rPr>
     </w:lvl>
   </w:abstractNum>
-  <w:abstractNum w:abstractNumId="7" w15:restartNumberingAfterBreak="0">
+  <w:abstractNum w:abstractNumId="11" w15:restartNumberingAfterBreak="0">
     <w:nsid w:val="61A12A72"/>
     <w:multiLevelType w:val="multilevel"/>
     <w:tmpl w:val="385214F0"/>
@@ -10714,7 +11655,7 @@
       </w:rPr>
     </w:lvl>
   </w:abstractNum>
-  <w:abstractNum w:abstractNumId="8" w15:restartNumberingAfterBreak="0">
+  <w:abstractNum w:abstractNumId="12" w15:restartNumberingAfterBreak="0">
     <w:nsid w:val="6F2B04AE"/>
     <w:multiLevelType w:val="multilevel"/>
     <w:tmpl w:val="6576D2C4"/>
@@ -10863,7 +11804,7 @@
       </w:rPr>
     </w:lvl>
   </w:abstractNum>
-  <w:abstractNum w:abstractNumId="9" w15:restartNumberingAfterBreak="0">
+  <w:abstractNum w:abstractNumId="13" w15:restartNumberingAfterBreak="0">
     <w:nsid w:val="72515A6D"/>
     <w:multiLevelType w:val="multilevel"/>
     <w:tmpl w:val="B73C0EA2"/>
@@ -11012,7 +11953,7 @@
       </w:rPr>
     </w:lvl>
   </w:abstractNum>
-  <w:abstractNum w:abstractNumId="10" w15:restartNumberingAfterBreak="0">
+  <w:abstractNum w:abstractNumId="14" w15:restartNumberingAfterBreak="0">
     <w:nsid w:val="72EF7CDE"/>
     <w:multiLevelType w:val="hybridMultilevel"/>
     <w:tmpl w:val="3F700920"/>
@@ -11125,7 +12066,7 @@
       </w:rPr>
     </w:lvl>
   </w:abstractNum>
-  <w:abstractNum w:abstractNumId="11" w15:restartNumberingAfterBreak="0">
+  <w:abstractNum w:abstractNumId="15" w15:restartNumberingAfterBreak="0">
     <w:nsid w:val="7861684A"/>
     <w:multiLevelType w:val="multilevel"/>
     <w:tmpl w:val="6666D426"/>
@@ -11274,7 +12215,7 @@
       </w:rPr>
     </w:lvl>
   </w:abstractNum>
-  <w:abstractNum w:abstractNumId="12" w15:restartNumberingAfterBreak="0">
+  <w:abstractNum w:abstractNumId="16" w15:restartNumberingAfterBreak="0">
     <w:nsid w:val="787564BB"/>
     <w:multiLevelType w:val="multilevel"/>
     <w:tmpl w:val="647AF9F2"/>
@@ -11423,7 +12364,7 @@
       </w:rPr>
     </w:lvl>
   </w:abstractNum>
-  <w:abstractNum w:abstractNumId="13" w15:restartNumberingAfterBreak="0">
+  <w:abstractNum w:abstractNumId="17" w15:restartNumberingAfterBreak="0">
     <w:nsid w:val="7C215553"/>
     <w:multiLevelType w:val="hybridMultilevel"/>
     <w:tmpl w:val="450407A4"/>
@@ -11537,52 +12478,64 @@
     </w:lvl>
   </w:abstractNum>
   <w:num w:numId="1">
-    <w:abstractNumId w:val="5"/>
+    <w:abstractNumId w:val="8"/>
   </w:num>
   <w:num w:numId="2">
+    <w:abstractNumId w:val="3"/>
+  </w:num>
+  <w:num w:numId="3">
+    <w:abstractNumId w:val="12"/>
+  </w:num>
+  <w:num w:numId="4">
+    <w:abstractNumId w:val="15"/>
+  </w:num>
+  <w:num w:numId="5">
+    <w:abstractNumId w:val="16"/>
+  </w:num>
+  <w:num w:numId="6">
+    <w:abstractNumId w:val="4"/>
+  </w:num>
+  <w:num w:numId="7">
+    <w:abstractNumId w:val="17"/>
+  </w:num>
+  <w:num w:numId="8">
+    <w:abstractNumId w:val="14"/>
+  </w:num>
+  <w:num w:numId="9">
     <w:abstractNumId w:val="2"/>
   </w:num>
-  <w:num w:numId="3">
-    <w:abstractNumId w:val="8"/>
-  </w:num>
-  <w:num w:numId="4">
-    <w:abstractNumId w:val="11"/>
-  </w:num>
-  <w:num w:numId="5">
-    <w:abstractNumId w:val="12"/>
-  </w:num>
-  <w:num w:numId="6">
-    <w:abstractNumId w:val="3"/>
-  </w:num>
-  <w:num w:numId="7">
+  <w:num w:numId="10">
     <w:abstractNumId w:val="13"/>
   </w:num>
-  <w:num w:numId="8">
+  <w:num w:numId="11">
     <w:abstractNumId w:val="10"/>
-  </w:num>
-  <w:num w:numId="9">
-    <w:abstractNumId w:val="1"/>
-  </w:num>
-  <w:num w:numId="10">
-    <w:abstractNumId w:val="9"/>
-  </w:num>
-  <w:num w:numId="11">
-    <w:abstractNumId w:val="6"/>
   </w:num>
   <w:num w:numId="12">
     <w:abstractNumId w:val="0"/>
   </w:num>
   <w:num w:numId="13">
-    <w:abstractNumId w:val="4"/>
+    <w:abstractNumId w:val="5"/>
   </w:num>
   <w:num w:numId="14">
+    <w:abstractNumId w:val="11"/>
+  </w:num>
+  <w:num w:numId="15">
+    <w:abstractNumId w:val="1"/>
+  </w:num>
+  <w:num w:numId="16">
+    <w:abstractNumId w:val="6"/>
+  </w:num>
+  <w:num w:numId="17">
+    <w:abstractNumId w:val="9"/>
+  </w:num>
+  <w:num w:numId="18">
     <w:abstractNumId w:val="7"/>
   </w:num>
 </w:numbering>
 </file>
 
 <file path=word/styles.xml><?xml version="1.0" encoding="utf-8"?>
-<w:styles xmlns:mc="http://schemas.openxmlformats.org/markup-compatibility/2006" xmlns:r="http://schemas.openxmlformats.org/officeDocument/2006/relationships" xmlns:w="http://schemas.openxmlformats.org/wordprocessingml/2006/main" xmlns:w14="http://schemas.microsoft.com/office/word/2010/wordml" xmlns:w15="http://schemas.microsoft.com/office/word/2012/wordml" xmlns:w16cex="http://schemas.microsoft.com/office/word/2018/wordml/cex" xmlns:w16cid="http://schemas.microsoft.com/office/word/2016/wordml/cid" xmlns:w16="http://schemas.microsoft.com/office/word/2018/wordml" xmlns:w16sdtdh="http://schemas.microsoft.com/office/word/2020/wordml/sdtdatahash" xmlns:w16se="http://schemas.microsoft.com/office/word/2015/wordml/symex" mc:Ignorable="w14 w15 w16se w16cid w16 w16cex w16sdtdh">
+<w:styles xmlns:mc="http://schemas.openxmlformats.org/markup-compatibility/2006" xmlns:r="http://schemas.openxmlformats.org/officeDocument/2006/relationships" xmlns:w="http://schemas.openxmlformats.org/wordprocessingml/2006/main" xmlns:w14="http://schemas.microsoft.com/office/word/2010/wordml" xmlns:w15="http://schemas.microsoft.com/office/word/2012/wordml" xmlns:w16se="http://schemas.microsoft.com/office/word/2015/wordml/symex" mc:Ignorable="w14 w15 w16se">
   <w:docDefaults>
     <w:rPrDefault>
       <w:rPr>
@@ -11600,7 +12553,7 @@
       </w:pPr>
     </w:pPrDefault>
   </w:docDefaults>
-  <w:latentStyles w:defLockedState="0" w:defUIPriority="99" w:defSemiHidden="0" w:defUnhideWhenUsed="0" w:defQFormat="0" w:count="376">
+  <w:latentStyles w:defLockedState="0" w:defUIPriority="99" w:defSemiHidden="0" w:defUnhideWhenUsed="0" w:defQFormat="0" w:count="371">
     <w:lsdException w:name="Normal" w:uiPriority="0" w:qFormat="1"/>
     <w:lsdException w:name="heading 1" w:uiPriority="9" w:qFormat="1"/>
     <w:lsdException w:name="heading 2" w:semiHidden="1" w:uiPriority="9" w:unhideWhenUsed="1" w:qFormat="1"/>
@@ -11972,11 +12925,6 @@
     <w:lsdException w:name="List Table 5 Dark Accent 6" w:uiPriority="50"/>
     <w:lsdException w:name="List Table 6 Colorful Accent 6" w:uiPriority="51"/>
     <w:lsdException w:name="List Table 7 Colorful Accent 6" w:uiPriority="52"/>
-    <w:lsdException w:name="Mention" w:semiHidden="1" w:unhideWhenUsed="1"/>
-    <w:lsdException w:name="Smart Hyperlink" w:semiHidden="1" w:unhideWhenUsed="1"/>
-    <w:lsdException w:name="Hashtag" w:semiHidden="1" w:unhideWhenUsed="1"/>
-    <w:lsdException w:name="Unresolved Mention" w:semiHidden="1" w:unhideWhenUsed="1"/>
-    <w:lsdException w:name="Smart Link" w:semiHidden="1" w:unhideWhenUsed="1"/>
   </w:latentStyles>
   <w:style w:type="paragraph" w:default="1" w:styleId="Normal">
     <w:name w:val="Normal"/>
